--- a/Arbeitspakete/tiptoi_trail_AP.docx
+++ b/Arbeitspakete/tiptoi_trail_AP.docx
@@ -220,6 +220,12 @@
                 <w:color w:val="595959" w:themeColor="text1" w:themeTint="A6"/>
               </w:rPr>
               <w:br/>
+            </w:r>
+            <w:r>
+              <w:rPr>
+                <w:rFonts w:asciiTheme="minorHAnsi" w:hAnsiTheme="minorHAnsi" w:cstheme="minorHAnsi"/>
+                <w:color w:val="595959" w:themeColor="text1" w:themeTint="A6"/>
+              </w:rPr>
               <w:br/>
               <w:t xml:space="preserve">Verantwortliche: </w:t>
             </w:r>
@@ -240,6 +246,12 @@
                 <w:color w:val="595959" w:themeColor="text1" w:themeTint="A6"/>
               </w:rPr>
               <w:br/>
+            </w:r>
+            <w:r>
+              <w:rPr>
+                <w:rFonts w:asciiTheme="minorHAnsi" w:hAnsiTheme="minorHAnsi" w:cstheme="minorHAnsi"/>
+                <w:color w:val="595959" w:themeColor="text1" w:themeTint="A6"/>
+              </w:rPr>
               <w:br/>
               <w:t xml:space="preserve">Start (Soll): </w:t>
             </w:r>
@@ -260,6 +272,12 @@
                 <w:color w:val="595959" w:themeColor="text1" w:themeTint="A6"/>
               </w:rPr>
               <w:br/>
+            </w:r>
+            <w:r>
+              <w:rPr>
+                <w:rFonts w:asciiTheme="minorHAnsi" w:hAnsiTheme="minorHAnsi" w:cstheme="minorHAnsi"/>
+                <w:color w:val="595959" w:themeColor="text1" w:themeTint="A6"/>
+              </w:rPr>
               <w:br/>
               <w:t xml:space="preserve">Ende (Soll): </w:t>
             </w:r>
@@ -280,6 +298,12 @@
                 <w:color w:val="595959" w:themeColor="text1" w:themeTint="A6"/>
               </w:rPr>
               <w:br/>
+            </w:r>
+            <w:r>
+              <w:rPr>
+                <w:rFonts w:asciiTheme="minorHAnsi" w:hAnsiTheme="minorHAnsi" w:cstheme="minorHAnsi"/>
+                <w:color w:val="595959" w:themeColor="text1" w:themeTint="A6"/>
+              </w:rPr>
               <w:br/>
               <w:t xml:space="preserve">Aufwand (Soll): </w:t>
             </w:r>
@@ -331,16 +355,72 @@
                 <w:color w:val="595959" w:themeColor="text1" w:themeTint="A6"/>
               </w:rPr>
               <w:br/>
+            </w:r>
+            <w:r>
+              <w:rPr>
+                <w:rFonts w:asciiTheme="minorHAnsi" w:hAnsiTheme="minorHAnsi" w:cstheme="minorHAnsi"/>
+                <w:b/>
+                <w:color w:val="595959" w:themeColor="text1" w:themeTint="A6"/>
+              </w:rPr>
               <w:br/>
+            </w:r>
+            <w:r>
+              <w:rPr>
+                <w:rFonts w:asciiTheme="minorHAnsi" w:hAnsiTheme="minorHAnsi" w:cstheme="minorHAnsi"/>
+                <w:b/>
+                <w:color w:val="595959" w:themeColor="text1" w:themeTint="A6"/>
+              </w:rPr>
               <w:br/>
+            </w:r>
+            <w:r>
+              <w:rPr>
+                <w:rFonts w:asciiTheme="minorHAnsi" w:hAnsiTheme="minorHAnsi" w:cstheme="minorHAnsi"/>
+                <w:b/>
+                <w:color w:val="595959" w:themeColor="text1" w:themeTint="A6"/>
+              </w:rPr>
               <w:br/>
               <w:t>Start (Ist):</w:t>
+            </w:r>
+            <w:r>
+              <w:rPr>
+                <w:rFonts w:asciiTheme="minorHAnsi" w:hAnsiTheme="minorHAnsi" w:cstheme="minorHAnsi"/>
+                <w:b/>
+                <w:color w:val="595959" w:themeColor="text1" w:themeTint="A6"/>
+              </w:rPr>
               <w:br/>
+            </w:r>
+            <w:r>
+              <w:rPr>
+                <w:rFonts w:asciiTheme="minorHAnsi" w:hAnsiTheme="minorHAnsi" w:cstheme="minorHAnsi"/>
+                <w:b/>
+                <w:color w:val="595959" w:themeColor="text1" w:themeTint="A6"/>
+              </w:rPr>
               <w:br/>
               <w:t>Ende (Ist):</w:t>
+            </w:r>
+            <w:r>
+              <w:rPr>
+                <w:rFonts w:asciiTheme="minorHAnsi" w:hAnsiTheme="minorHAnsi" w:cstheme="minorHAnsi"/>
+                <w:b/>
+                <w:color w:val="595959" w:themeColor="text1" w:themeTint="A6"/>
+              </w:rPr>
               <w:br/>
+            </w:r>
+            <w:r>
+              <w:rPr>
+                <w:rFonts w:asciiTheme="minorHAnsi" w:hAnsiTheme="minorHAnsi" w:cstheme="minorHAnsi"/>
+                <w:b/>
+                <w:color w:val="595959" w:themeColor="text1" w:themeTint="A6"/>
+              </w:rPr>
               <w:br/>
               <w:t>Aufwand (Ist):</w:t>
+            </w:r>
+            <w:r>
+              <w:rPr>
+                <w:rFonts w:asciiTheme="minorHAnsi" w:hAnsiTheme="minorHAnsi" w:cstheme="minorHAnsi"/>
+                <w:b/>
+                <w:color w:val="595959" w:themeColor="text1" w:themeTint="A6"/>
+              </w:rPr>
               <w:br/>
             </w:r>
           </w:p>
@@ -443,7 +523,7 @@
               <w:pStyle w:val="Listenabsatz"/>
               <w:numPr>
                 <w:ilvl w:val="0"/>
-                <w:numId w:val="59"/>
+                <w:numId w:val="8"/>
               </w:numPr>
               <w:jc w:val="left"/>
               <w:rPr>
@@ -470,7 +550,7 @@
               <w:pStyle w:val="Listenabsatz"/>
               <w:numPr>
                 <w:ilvl w:val="0"/>
-                <w:numId w:val="59"/>
+                <w:numId w:val="8"/>
               </w:numPr>
               <w:jc w:val="left"/>
               <w:rPr>
@@ -497,7 +577,7 @@
               <w:pStyle w:val="Listenabsatz"/>
               <w:numPr>
                 <w:ilvl w:val="0"/>
-                <w:numId w:val="59"/>
+                <w:numId w:val="8"/>
               </w:numPr>
               <w:jc w:val="left"/>
               <w:rPr>
@@ -524,7 +604,7 @@
               <w:pStyle w:val="Listenabsatz"/>
               <w:numPr>
                 <w:ilvl w:val="0"/>
-                <w:numId w:val="59"/>
+                <w:numId w:val="8"/>
               </w:numPr>
               <w:jc w:val="left"/>
               <w:rPr>
@@ -551,7 +631,7 @@
               <w:pStyle w:val="Listenabsatz"/>
               <w:numPr>
                 <w:ilvl w:val="0"/>
-                <w:numId w:val="59"/>
+                <w:numId w:val="8"/>
               </w:numPr>
               <w:jc w:val="left"/>
               <w:rPr>
@@ -613,7 +693,7 @@
               <w:pStyle w:val="Listenabsatz"/>
               <w:numPr>
                 <w:ilvl w:val="0"/>
-                <w:numId w:val="59"/>
+                <w:numId w:val="8"/>
               </w:numPr>
               <w:jc w:val="left"/>
               <w:rPr>
@@ -642,7 +722,7 @@
               <w:pStyle w:val="Listenabsatz"/>
               <w:numPr>
                 <w:ilvl w:val="0"/>
-                <w:numId w:val="59"/>
+                <w:numId w:val="8"/>
               </w:numPr>
               <w:jc w:val="left"/>
               <w:rPr>
@@ -698,6 +778,7 @@
                 <w:rFonts w:asciiTheme="minorHAnsi" w:hAnsiTheme="minorHAnsi" w:cstheme="minorHAnsi"/>
                 <w:color w:val="595959" w:themeColor="text1" w:themeTint="A6"/>
               </w:rPr>
+              <w:lastRenderedPageBreak/>
               <w:t>Ressourcen:</w:t>
             </w:r>
           </w:p>
@@ -706,7 +787,7 @@
               <w:pStyle w:val="Listenabsatz"/>
               <w:numPr>
                 <w:ilvl w:val="0"/>
-                <w:numId w:val="59"/>
+                <w:numId w:val="8"/>
               </w:numPr>
               <w:jc w:val="left"/>
               <w:rPr>
@@ -735,7 +816,7 @@
               <w:pStyle w:val="Listenabsatz"/>
               <w:numPr>
                 <w:ilvl w:val="0"/>
-                <w:numId w:val="59"/>
+                <w:numId w:val="8"/>
               </w:numPr>
               <w:jc w:val="left"/>
               <w:rPr>
@@ -764,7 +845,7 @@
               <w:pStyle w:val="Listenabsatz"/>
               <w:numPr>
                 <w:ilvl w:val="0"/>
-                <w:numId w:val="59"/>
+                <w:numId w:val="8"/>
               </w:numPr>
               <w:jc w:val="left"/>
               <w:rPr>
@@ -842,33 +923,13 @@
     </w:pPr>
     <w:sdt>
       <w:sdtPr>
-        <w:alias w:val="Titel"/>
-        <w:tag w:val=""/>
-        <w:id w:val="62380634"/>
-        <w:dataBinding w:prefixMappings="xmlns:ns0='http://purl.org/dc/elements/1.1/' xmlns:ns1='http://schemas.openxmlformats.org/package/2006/metadata/core-properties' " w:xpath="/ns1:coreProperties[1]/ns0:title[1]" w:storeItemID="{6C3C8BC8-F283-45AE-878A-BAB7291924A1}"/>
-        <w:text/>
-      </w:sdtPr>
-      <w:sdtContent>
-        <w:proofErr w:type="spellStart"/>
-        <w:r>
-          <w:t>Unterlagen_Arbeitspakete</w:t>
-        </w:r>
-        <w:proofErr w:type="spellEnd"/>
-      </w:sdtContent>
-    </w:sdt>
-  </w:p>
-  <w:p>
-    <w:pPr>
-      <w:pStyle w:val="Fuzeile"/>
-    </w:pPr>
-    <w:sdt>
-      <w:sdtPr>
         <w:id w:val="2129506974"/>
+        <w:showingPlcHdr/>
         <w:text/>
       </w:sdtPr>
       <w:sdtContent>
         <w:r>
-          <w:t>S. Gahlinger</w:t>
+          <w:t xml:space="preserve">     </w:t>
         </w:r>
       </w:sdtContent>
     </w:sdt>
@@ -983,7 +1044,7 @@
               <v:stroke joinstyle="miter"/>
               <v:path gradientshapeok="t" o:connecttype="rect"/>
             </v:shapetype>
-            <v:shape id="Textfeld 2" o:spid="_x0000_s1030" type="#_x0000_t202" alt="&quot;&quot;" style="position:absolute;left:0;text-align:left;margin-left:-1.6pt;margin-top:0;width:49.6pt;height:56.4pt;z-index:251692032;visibility:visible;mso-wrap-style:square;mso-width-percent:0;mso-height-percent:0;mso-wrap-distance-left:9pt;mso-wrap-distance-top:0;mso-wrap-distance-right:9pt;mso-wrap-distance-bottom:0;mso-position-horizontal:right;mso-position-horizontal-relative:margin;mso-position-vertical:bottom;mso-position-vertical-relative:page;mso-width-percent:0;mso-height-percent:0;mso-width-relative:margin;mso-height-relative:margin;v-text-anchor:top" o:gfxdata="UEsDBBQABgAIAAAAIQC2gziS/gAAAOEBAAATAAAAW0NvbnRlbnRfVHlwZXNdLnhtbJSRQU7DMBBF 90jcwfIWJU67QAgl6YK0S0CoHGBkTxKLZGx5TGhvj5O2G0SRWNoz/78nu9wcxkFMGNg6quQqL6RA 0s5Y6ir5vt9lD1JwBDIwOMJKHpHlpr69KfdHjyxSmriSfYz+USnWPY7AufNIadK6MEJMx9ApD/oD OlTrorhX2lFEilmcO2RdNtjC5xDF9pCuTyYBB5bi6bQ4syoJ3g9WQ0ymaiLzg5KdCXlKLjvcW893 SUOqXwnz5DrgnHtJTxOsQfEKIT7DmDSUCaxw7Rqn8787ZsmRM9e2VmPeBN4uqYvTtW7jvijg9N/y JsXecLq0q+WD6m8AAAD//wMAUEsDBBQABgAIAAAAIQA4/SH/1gAAAJQBAAALAAAAX3JlbHMvLnJl bHOkkMFqwzAMhu+DvYPRfXGawxijTi+j0GvpHsDYimMaW0Yy2fr2M4PBMnrbUb/Q94l/f/hMi1qR JVI2sOt6UJgd+ZiDgffL8ekFlFSbvV0oo4EbChzGx4f9GRdb25HMsYhqlCwG5lrLq9biZkxWOiqY 22YiTra2kYMu1l1tQD30/bPm3wwYN0x18gb45AdQl1tp5j/sFB2T0FQ7R0nTNEV3j6o9feQzro1i OWA14Fm+Q8a1a8+Bvu/d/dMb2JY5uiPbhG/ktn4cqGU/er3pcvwCAAD//wMAUEsDBBQABgAIAAAA IQCLuaNLYAIAADcFAAAOAAAAZHJzL2Uyb0RvYy54bWysVE2P2jAQvVfqf7B8LwHapRUirCgrqkqr 3VXZas/GsSGq43HtgYT++o6dBBDtZatyMBPPm+95nt02lWEH5UMJNuejwZAzZSUUpd3m/Pvz6t0n zgIKWwgDVuX8qAK/nb99M6vdVI1hB6ZQnpETG6a1y/kO0U2zLMidqkQYgFOWlBp8JZA+/TYrvKjJ e2Wy8XA4yWrwhfMgVQh0e9cq+Tz511pJfNQ6KGQm55QbptOncxPPbD4T060XblfKLg3xD1lUorQU 9OTqTqBge1/+4aoqpYcAGgcSqgy0LqVKNVA1o+FVNeudcCrVQs0J7tSm8P/cyofD2j15hs1naGiA sSG1C9NAl7GeRvsq/lOmjPTUwuOpbapBJuly8n5IP84kqT6OJh9IJi/Z2dj5gF8UVCwKOfc0ldQs cbgP2EJ7SIxlYVUakyZjLKtjgJthMjhpyLmxEavSjDs358SThEejIsbYb0qzskj5x4u0XWppPDsI 2gshpbKYSk9+CR1RmpJ4jWGHP2f1GuO2jj4yWDwZV6UFn6q/Srv40aesWzz1/KLuKGKzaajwi7lu oDjSuD20TAhOrkoayr0I+CQ8rT7NkeiMj3RoA9R86CTOduB//e0+4mkjSctZTVTKefi5F15xZr5a 2tXIuySMb4iynPn+dtMLdl8tgSYxosfCySRGHJpe1B6qF2L6IkYilbCS4uUce3GJLanppZBqsUgg YpgTeG/XTkbXcTBxzZ6bF+Fdt4tIS/wAPdHE9GolW2y0tLDYI+gy7WvsbdvJrufEzrTx3UsS6X/5 nVDn927+GwAA//8DAFBLAwQUAAYACAAAACEAUDmuhd0AAAAJAQAADwAAAGRycy9kb3ducmV2Lnht bEyPzW7CMBCE75X6DtZW4lYcfGghxEFVEYgTEpQHMPHmR8TrKHYgvD1LL+1lpNXszs6XrUbXiiv2 ofGkYTZNQCAV3jZUaTj9bN7nIEI0ZE3rCTXcMcAqf33JTGr9jQ54PcZKcAiF1GioY+xSKUNRozNh 6jsk9krfOxN57Ctpe3PjcNdKlSQf0pmG+ENtOvyusbgcB6dhWzXDWO53+7vaxMMJL9v1Z6m0nryN 6yXL1xJExDH+XcCTgftDzsXOfiAbRKuBaeKvsrdYKBBn3pmpOcg8k/8J8gcAAAD//wMAUEsBAi0A FAAGAAgAAAAhALaDOJL+AAAA4QEAABMAAAAAAAAAAAAAAAAAAAAAAFtDb250ZW50X1R5cGVzXS54 bWxQSwECLQAUAAYACAAAACEAOP0h/9YAAACUAQAACwAAAAAAAAAAAAAAAAAvAQAAX3JlbHMvLnJl bHNQSwECLQAUAAYACAAAACEAi7mjS2ACAAA3BQAADgAAAAAAAAAAAAAAAAAuAgAAZHJzL2Uyb0Rv Yy54bWxQSwECLQAUAAYACAAAACEAUDmuhd0AAAAJAQAADwAAAAAAAAAAAAAAAAC6BAAAZHJzL2Rv d25yZXYueG1sUEsFBgAAAAAEAAQA8wAAAMQFAAAAAA== " filled="f" stroked="f" strokeweight=".5pt">
+            <v:shape id="Textfeld 2" o:spid="_x0000_s1030" type="#_x0000_t202" alt="&quot;&quot;" style="position:absolute;left:0;text-align:left;margin-left:-1.6pt;margin-top:0;width:49.6pt;height:56.4pt;z-index:251692032;visibility:visible;mso-wrap-style:square;mso-width-percent:0;mso-height-percent:0;mso-wrap-distance-left:9pt;mso-wrap-distance-top:0;mso-wrap-distance-right:9pt;mso-wrap-distance-bottom:0;mso-position-horizontal:right;mso-position-horizontal-relative:margin;mso-position-vertical:bottom;mso-position-vertical-relative:page;mso-width-percent:0;mso-height-percent:0;mso-width-relative:margin;mso-height-relative:margin;v-text-anchor:top" o:gfxdata="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" filled="f" stroked="f" strokeweight=".5pt">
               <v:textbox inset="0,.7mm,0,0">
                 <w:txbxContent>
                   <w:p>
@@ -1186,7 +1247,7 @@
               <v:stroke joinstyle="miter"/>
               <v:path gradientshapeok="t" o:connecttype="rect"/>
             </v:shapetype>
-            <v:shape id="_x0000_s1031" type="#_x0000_t202" alt="&quot;&quot;" style="position:absolute;left:0;text-align:left;margin-left:-1.6pt;margin-top:0;width:49.6pt;height:56.4pt;z-index:251694080;visibility:visible;mso-wrap-style:square;mso-width-percent:0;mso-height-percent:0;mso-wrap-distance-left:9pt;mso-wrap-distance-top:0;mso-wrap-distance-right:9pt;mso-wrap-distance-bottom:0;mso-position-horizontal:right;mso-position-horizontal-relative:margin;mso-position-vertical:bottom;mso-position-vertical-relative:page;mso-width-percent:0;mso-height-percent:0;mso-width-relative:margin;mso-height-relative:margin;v-text-anchor:top" o:gfxdata="UEsDBBQABgAIAAAAIQC2gziS/gAAAOEBAAATAAAAW0NvbnRlbnRfVHlwZXNdLnhtbJSRQU7DMBBF 90jcwfIWJU67QAgl6YK0S0CoHGBkTxKLZGx5TGhvj5O2G0SRWNoz/78nu9wcxkFMGNg6quQqL6RA 0s5Y6ir5vt9lD1JwBDIwOMJKHpHlpr69KfdHjyxSmriSfYz+USnWPY7AufNIadK6MEJMx9ApD/oD OlTrorhX2lFEilmcO2RdNtjC5xDF9pCuTyYBB5bi6bQ4syoJ3g9WQ0ymaiLzg5KdCXlKLjvcW893 SUOqXwnz5DrgnHtJTxOsQfEKIT7DmDSUCaxw7Rqn8787ZsmRM9e2VmPeBN4uqYvTtW7jvijg9N/y JsXecLq0q+WD6m8AAAD//wMAUEsDBBQABgAIAAAAIQA4/SH/1gAAAJQBAAALAAAAX3JlbHMvLnJl bHOkkMFqwzAMhu+DvYPRfXGawxijTi+j0GvpHsDYimMaW0Yy2fr2M4PBMnrbUb/Q94l/f/hMi1qR JVI2sOt6UJgd+ZiDgffL8ekFlFSbvV0oo4EbChzGx4f9GRdb25HMsYhqlCwG5lrLq9biZkxWOiqY 22YiTra2kYMu1l1tQD30/bPm3wwYN0x18gb45AdQl1tp5j/sFB2T0FQ7R0nTNEV3j6o9feQzro1i OWA14Fm+Q8a1a8+Bvu/d/dMb2JY5uiPbhG/ktn4cqGU/er3pcvwCAAD//wMAUEsDBBQABgAIAAAA IQBlSOAeYgIAADcFAAAOAAAAZHJzL2Uyb0RvYy54bWysVE2P2jAQvVfqf7B8LwHapRUirCgrqkpo d1W22rNxbIjqeFx7IKG/vmMngRXtZatyMBPPm+95nt02lWFH5UMJNuejwZAzZSUUpd3l/PvT6t0n zgIKWwgDVuX8pAK/nb99M6vdVI1hD6ZQnpETG6a1y/ke0U2zLMi9qkQYgFOWlBp8JZA+/S4rvKjJ e2Wy8XA4yWrwhfMgVQh0e9cq+Tz511pJfNA6KGQm55QbptOncxvPbD4T050Xbl/KLg3xD1lUorQU 9OzqTqBgB1/+4aoqpYcAGgcSqgy0LqVKNVA1o+FVNZu9cCrVQs0J7tym8P/cyvvjxj16hs1naGiA sSG1C9NAl7GeRvsq/lOmjPTUwtO5bapBJuly8n5IP84kqT6OJh9IJi/Zxdj5gF8UVCwKOfc0ldQs cVwHbKE9JMaysCqNSZMxltUxwM0wGZw15NzYiFVpxp2bS+JJwpNREWPsN6VZWaT840XaLrU0nh0F 7YWQUllMpSe/hI4oTUm8xrDDX7J6jXFbRx8ZLJ6Nq9KCT9VfpV386FPWLZ56/qLuKGKzbajwnI/7 uW6hONG4PbRMCE6uShrKWgR8FJ5Wn+ZIdMYHOrQBaj50Emd78L/+dh/xtJGk5awmKuU8/DwIrzgz Xy3tauRdEsY3RFnOfH+77QV7qJZAkxjRY+FkEiMOTS9qD9UzMX0RI5FKWEnxco69uMSW1PRSSLVY JBAxzAlc242T0XUcTFyzp+ZZeNftItIS30NPNDG9WskWGy0tLA4Iukz7GnvbdrLrObEzbXz3kkT6 v/xOqMt7N/8NAAD//wMAUEsDBBQABgAIAAAAIQBQOa6F3QAAAAkBAAAPAAAAZHJzL2Rvd25yZXYu eG1sTI/NbsIwEITvlfoO1lbiVhx8aCHEQVURiBMSlAcw8eZHxOsodiC8PUsv7WWk1ezOzpetRteK K/ah8aRhNk1AIBXeNlRpOP1s3ucgQjRkTesJNdwxwCp/fclMav2NDng9xkpwCIXUaKhj7FIpQ1Gj M2HqOyT2St87E3nsK2l7c+Nw10qVJB/SmYb4Q206/K6xuBwHp2FbNcNY7nf7u9rEwwkv2/VnqbSe vI3rJcvXEkTEMf5dwJOB+0POxc5+IBtEq4Fp4q+yt1goEGfemak5yDyT/wnyBwAAAP//AwBQSwEC LQAUAAYACAAAACEAtoM4kv4AAADhAQAAEwAAAAAAAAAAAAAAAAAAAAAAW0NvbnRlbnRfVHlwZXNd LnhtbFBLAQItABQABgAIAAAAIQA4/SH/1gAAAJQBAAALAAAAAAAAAAAAAAAAAC8BAABfcmVscy8u cmVsc1BLAQItABQABgAIAAAAIQBlSOAeYgIAADcFAAAOAAAAAAAAAAAAAAAAAC4CAABkcnMvZTJv RG9jLnhtbFBLAQItABQABgAIAAAAIQBQOa6F3QAAAAkBAAAPAAAAAAAAAAAAAAAAALwEAABkcnMv ZG93bnJldi54bWxQSwUGAAAAAAQABADzAAAAxgUAAAAA " filled="f" stroked="f" strokeweight=".5pt">
+            <v:shape id="_x0000_s1031" type="#_x0000_t202" alt="&quot;&quot;" style="position:absolute;left:0;text-align:left;margin-left:-1.6pt;margin-top:0;width:49.6pt;height:56.4pt;z-index:251694080;visibility:visible;mso-wrap-style:square;mso-width-percent:0;mso-height-percent:0;mso-wrap-distance-left:9pt;mso-wrap-distance-top:0;mso-wrap-distance-right:9pt;mso-wrap-distance-bottom:0;mso-position-horizontal:right;mso-position-horizontal-relative:margin;mso-position-vertical:bottom;mso-position-vertical-relative:page;mso-width-percent:0;mso-height-percent:0;mso-width-relative:margin;mso-height-relative:margin;v-text-anchor:top" o:gfxdata="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" filled="f" stroked="f" strokeweight=".5pt">
               <v:textbox inset="0,.7mm,0,0">
                 <w:txbxContent>
                   <w:p>
@@ -1477,7 +1538,7 @@
         </mc:Choice>
         <mc:Fallback>
           <w:pict>
-            <v:group w14:anchorId="5B572359" id="Gruppieren 13" o:spid="_x0000_s1026" style="position:absolute;left:0;text-align:left;margin-left:239.35pt;margin-top:0;width:290.55pt;height:88.7pt;z-index:251708416;mso-position-horizontal:right;mso-position-horizontal-relative:page;mso-position-vertical:top;mso-position-vertical-relative:page;mso-width-relative:margin;mso-height-relative:margin" coordsize="36902,11269" o:gfxdata="UEsDBBQABgAIAAAAIQCm5lH7DAEAABUCAAATAAAAW0NvbnRlbnRfVHlwZXNdLnhtbJSRTU7DMBBG 90jcwfIWJQ5dIITidEHKEhAqB7DsSWIR/8hjQnp77LSVoKJIXdoz75s3dr2ezUgmCKid5fS2rCgB K53Stuf0fftU3FOCUVglRmeB0x0gXTfXV/V25wFJoi1yOsToHxhDOYARWDoPNlU6F4yI6Rh65oX8 ED2wVVXdMelsBBuLmDNoU7fQic8xks2crvcmYDpKHvd9eRSn2mR+LnKF/ckEGPEEEt6PWoqYtmOT VSdmxcGqTOTSg4P2eJPUz0zIld9WPwccuJf0nEErIK8ixGdhkjtTARmsXOtk+X9GljRYuK7TEso2 4Gahjk7nspX7sgGmS8PbhL3BdExny6c23wAAAP//AwBQSwMEFAAGAAgAAAAhADj9If/WAAAAlAEA AAsAAABfcmVscy8ucmVsc6SQwWrDMAyG74O9g9F9cZrDGKNOL6PQa+kewNiKYxpbRjLZ+vYzg8Ey ettRv9D3iX9/+EyLWpElUjaw63pQmB35mIOB98vx6QWUVJu9XSijgRsKHMbHh/0ZF1vbkcyxiGqU LAbmWsur1uJmTFY6KpjbZiJOtraRgy7WXW1APfT9s+bfDBg3THXyBvjkB1CXW2nmP+wUHZPQVDtH SdM0RXePqj195DOujWI5YDXgWb5DxrVrz4G+79390xvYljm6I9uEb+S2fhyoZT96vely/AIAAP// AwBQSwMEFAAGAAgAAAAhAHJQjqk6BAAAkQwAAA4AAABkcnMvZTJvRG9jLnhtbMxXYU/jOBD9ftL9 ByvflzZpmzYVZcXBgVZCu9XCaT+7jtNEJLbPdmm5X3/PdhJKKboFrXYPiTCO7fHMm/c84fTjrqnJ A9emkmIRxSfDiHDBZF6J9SL66+7qwywixlKR01oKvogeuYk+nv3+2+lWzXkiS1nnXBM4EWa+VYuo tFbNBwPDSt5QcyIVF5gspG6oxVCvB7mmW3hv6kEyHKaDrdS50pJxY/D2MkxGZ95/UXBmvxSF4ZbU iwixWf/U/rlyz8HZKZ2vNVVlxdow6DuiaGglcGjv6pJaSja6euGqqZiWRhb2hMlmIIuiYtzngGzi 4UE211pulM9lPd+uVQ8ToD3A6d1u2eeHa61u1VIDia1aAws/crnsCt24v4iS7Dxkjz1kfGcJw8tR mg3xExGGuThO0hkGHlRWAvkX+1j5597OZDZ+2plNZm7noDt48CwcVbE5flsMYL3A4L+5gl12o3nU Omm+y0dD9f1GfUC5FLXVqqor++iph8K4oMTDsmJLHQaAc6lJlQOLJJ5k0yxNkogI2oD615oW1T1J XJJuo1sbdlKX2Y1k98bl/3zOD5+dsaordVXVtSuNs9tsQOoDUhwBJBDuUrJNw4UNCtK8RmJSmLJS JiJ6zpsVRwb6Ux6HUhqruWWlO7DAwV+hqlCofsJH+RSYS8GAU6+yaJwCn9Z7R6U4nWVxx6Rg79MB IGljr7lsiDMQH8JADeicPtyYNqBuSQtjiMEHh5AcwXHLmA4xjF5g9iYh3ZZUcYTg3D5VPhlOk+ls OM2QS6j8HVIseJ2TkcOzXe00R+zuDwkVeSTc+1dAS+AxTiMCjY3GQCkNdemQSyZxNhxPgpSmOHvs SdYr6Y3Q0bmQjmCIlc5rQbaLKB1Nhh7rfgbOa+EWcH/LthV4ysFb9rHmwclXXkAW/hZxL/z9zi9q TR4obmbKGOjoUfB+sdqtCmT7/o3t+qeo3nJqyKM7WQrbb24qIbXP/iDs/L4LuQjrQbu9vJ1pd6td W/OVzB9Rci1DEzKKXVUg8g01dkk1ug74gk5qv+BR1BKoy9aKSCn1P8feu/XgMGYjskUXW0Tm7w11 V1z9SYDdcGk7Q3fGqjPEprmQgD9Gj1bMm9igbd2ZhZbNNzTYc3cKpqhgOGsR2c68sKGXokEzfn7u F4Wb8kbcKtyvscfNyfJu941q1WrXgrqfZaefFxIOa10dhTzfWFlUXt8O0IBiCzS0/JNEjdYWp6Nx Nsk6UeMWLC1n92R8IOq23K9IeTQazlLX9o700lmcdq10lMH0nfQHqTiA2cq6FW8gq7+n92jrhN1z PznG+06uzqcpac6Diif+SwDpw32vFD/yDt3qZ4oO3OhXHrsKfrai6/4SelXRv0LGWTwe91IeT6aJ k6lXcTsTJN3OvFvWzOr/k7D9ByC+ez2F2m9092G9P4a9/5/E2b8AAAD//wMAUEsDBBQABgAIAAAA IQBCfrKTSgIAABAFAAAUAAAAZHJzL21lZGlhL2ltYWdlMS5lbWaMlM9rE0EUx7+zm9YMRBlowYi1 psXaWHOI4g/qr04pLqsoeLS3Ugo96KF4EqmYgKCgSP4AxRw8eVHwJKLkZi/qwR5EvXjyH/AQT+v3 ze4ka6DaB5+8775582bn7UwUgOvE21OKx+RXkiTC7V1AQCrnL0eAghkC9nM88BMyv7YTaHOsEgIX 1cDg8RKMHgILoEYqhOUOK6swRm1IYDrfZNrNDMm9z8A6kdy6DVxegXGgMTdpCyg5DcxY4AB12T03 5rIwXV8ftVB+rf54ZQHYt7Cd+VM2fc90ffbAhr31x63u6Qm7o6fzdasn3s76dUW/DGqvyWzRImxx 4C6RHrCNzr7/nI6e3VFR/YKNvi7viVbXdzv/YWUkNm9MvPjqUfzi94O49O5zfKr9yfkbSx/j1fnN uPYj9TI/Kwd760ss2vlrm05DvFJhGCrVpGhyfNSiYeizfSYT1EWyTKTf/BzwsXHqMvHWpnhC5FsI 7P9Z5wa0nJ1pInOlXt6m+ODXGcnp09TyHnuJISdJlSySdC0KGo+sM1nD4gjq5Cq15HrzOTyqWAqv hK3hteGObmmptVVeRzf1e32PVCGbKhL/Ll0WFP41v6u7SVdv8HdD+/lnsjrn6MvEm7+D+f37vjCn kevvvJ/DcE/L3ieJ9FH2KofgIWkQuUsz9v/3ZTs5B1nHsGaBiBWtKsg+ZF05yxJjj80x3nOJiV0i K06lP36vPtSmkDN0CM99iL5/j//WuZScHNz7GMcMkb0HNn0/PoJ/axgVQTNE9B8AAAD//wMAUEsD BBQABgAIAAAAIQB3Ch6u4QAAAAoBAAAPAAAAZHJzL2Rvd25yZXYueG1sTI9PS8NAEMXvgt9hGcGb 3axaW9JsSql/TqVgK4i3aXaahGZ3Q3abpN/e0YteHgxv5s37ZcvRNqKnLtTeaVCTBAS5wpvalRo+ 9q93cxAhojPYeEcaLhRgmV9fZZgaP7h36nexFBziQooaqhjbVMpQVGQxTHxLjr2j7yxGHrtSmg4H DreNvE+SJ2mxdvyhwpbWFRWn3dlqeBtwWD2ol35zOq4vX/vp9nOjSOvbm/F5wbJagIg0xr8L+GHg /pBzsYM/OxNEo4Fp4q+yN50rBeLAS7PZI8g8k/8R8m8AAAD//wMAUEsDBBQABgAIAAAAIQCOIglC ugAAACEBAAAZAAAAZHJzL19yZWxzL2Uyb0RvYy54bWwucmVsc4SPywrCMBBF94L/EGZv07oQkabd iNCt1A8YkmkbbB4kUezfG3BjQXA593LPYer2ZWb2pBC1swKqogRGVjql7Sjg1l92R2AxoVU4O0sC ForQNttNfaUZUx7FSfvIMsVGAVNK/sR5lBMZjIXzZHMzuGAw5TOM3KO840h8X5YHHr4Z0KyYrFMC QqcqYP3is/k/2w2DlnR28mHIph8Krk12ZyCGkZIAQ0rjJ6wKMgPwpuarx5o3AAAA//8DAFBLAQIt ABQABgAIAAAAIQCm5lH7DAEAABUCAAATAAAAAAAAAAAAAAAAAAAAAABbQ29udGVudF9UeXBlc10u eG1sUEsBAi0AFAAGAAgAAAAhADj9If/WAAAAlAEAAAsAAAAAAAAAAAAAAAAAPQEAAF9yZWxzLy5y ZWxzUEsBAi0AFAAGAAgAAAAhAHJQjqk6BAAAkQwAAA4AAAAAAAAAAAAAAAAAPAIAAGRycy9lMm9E b2MueG1sUEsBAi0AFAAGAAgAAAAhAEJ+spNKAgAAEAUAABQAAAAAAAAAAAAAAAAAogYAAGRycy9t ZWRpYS9pbWFnZTEuZW1mUEsBAi0AFAAGAAgAAAAhAHcKHq7hAAAACgEAAA8AAAAAAAAAAAAAAAAA HgkAAGRycy9kb3ducmV2LnhtbFBLAQItABQABgAIAAAAIQCOIglCugAAACEBAAAZAAAAAAAAAAAA AAAAACwKAABkcnMvX3JlbHMvZTJvRG9jLnhtbC5yZWxzUEsFBgAAAAAGAAYAfAEAAB0LAAAAAA== ">
+            <v:group w14:anchorId="5B572359" id="Gruppieren 13" o:spid="_x0000_s1026" style="position:absolute;left:0;text-align:left;margin-left:239.35pt;margin-top:0;width:290.55pt;height:88.7pt;z-index:251708416;mso-position-horizontal:right;mso-position-horizontal-relative:page;mso-position-vertical:top;mso-position-vertical-relative:page;mso-width-relative:margin;mso-height-relative:margin" coordsize="36902,11269" o:gfxdata="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">
               <v:shapetype id="_x0000_t75" coordsize="21600,21600" o:spt="75" o:preferrelative="t" path="m@4@5l@4@11@9@11@9@5xe" filled="f" stroked="f">
                 <v:stroke joinstyle="miter"/>
                 <v:formulas>
@@ -1497,7 +1558,7 @@
                 <v:path o:extrusionok="f" gradientshapeok="t" o:connecttype="rect"/>
                 <o:lock v:ext="edit" aspectratio="t"/>
               </v:shapetype>
-              <v:shape id="Grafik 2" o:spid="_x0000_s1027" type="#_x0000_t75" style="position:absolute;top:4612;width:1689;height:1689;visibility:visible;mso-wrap-style:square" o:gfxdata="UEsDBBQABgAIAAAAIQDb4fbL7gAAAIUBAAATAAAAW0NvbnRlbnRfVHlwZXNdLnhtbHyQz07DMAyH 70i8Q+QralM4IITa7kDhCAiNB7ASt43WOlEcyvb2pNu4IODoPz9/n1xv9vOkForiPDdwXVagiI23 jocG3rdPxR0oScgWJ8/UwIEENu3lRb09BBKV0ywNjCmFe63FjDSjlD4Q50nv44wpl3HQAc0OB9I3 VXWrjedEnIq03oC27qjHjympx31un0wiTQLq4bS4shrAECZnMGVTvbD9QSnOhDInjzsyuiBXWQP0 r4R18jfgnHvJr4nOknrFmJ5xzhraRtHWf3Kkpfz/yGo5S+H73hkquyhdjr3R8m2lj09svwAAAP// AwBQSwMEFAAGAAgAAAAhAFr0LFu/AAAAFQEAAAsAAABfcmVscy8ucmVsc2zPwWrDMAwG4Ptg72B0 X5TuUMaI01uh19I+gLGVxCy2jGSy9e1nemrHjpL4P0nD4SetZiPRyNnCruvBUPYcYp4tXC/Htw8w Wl0ObuVMFm6kcBhfX4Yzra62kC6xqGlKVgtLreUTUf1CyWnHhXKbTCzJ1VbKjMX5LzcTvvf9HuXR gPHJNKdgQU5hB+ZyK23zHztFL6w81c5zQp6m6P9TMfB3PtPWFCczVQtB9N4U2rp2HOA44NMz4y8A AAD//wMAUEsDBBQABgAIAAAAIQA9dGzTzQAAAOgAAAAPAAAAZHJzL2Rvd25yZXYueG1sRI/RasJA EEXfC/7DMgVfSt2YUq3RVUSpFN/UfsCQHZOQ7GzIrrr69a4g+DIwc7lnOLNFMI04U+cqywqGgwQE cW51xYWC/8Pv5w8I55E1NpZJwZUcLOa9txlm2l54R+e9L0SEsMtQQel9m0np8pIMuoFtiWN2tJ1B H9eukLrDS4SbRqZJMpIGK44fSmxpVVJe709GwU1vCr27OVd/bcNheazqjzwkSvXfw3oax3IKwlPw r8YT8aejQzr8nownozSFh1g8gJzfAQAA//8DAFBLAQItABQABgAIAAAAIQDb4fbL7gAAAIUBAAAT AAAAAAAAAAAAAAAAAAAAAABbQ29udGVudF9UeXBlc10ueG1sUEsBAi0AFAAGAAgAAAAhAFr0LFu/ AAAAFQEAAAsAAAAAAAAAAAAAAAAAHwEAAF9yZWxzLy5yZWxzUEsBAi0AFAAGAAgAAAAhAD10bNPN AAAA6AAAAA8AAAAAAAAAAAAAAAAABwIAAGRycy9kb3ducmV2LnhtbFBLBQYAAAAAAwADALcAAAAB AwAAAAA= ">
+              <v:shape id="Grafik 2" o:spid="_x0000_s1027" type="#_x0000_t75" style="position:absolute;top:4612;width:1689;height:1689;visibility:visible;mso-wrap-style:square" o:gfxdata="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">
                 <v:imagedata r:id="rId2" o:title=""/>
                 <o:lock v:ext="edit" aspectratio="f"/>
               </v:shape>
@@ -1505,7 +1566,7 @@
                 <v:stroke joinstyle="miter"/>
                 <v:path gradientshapeok="t" o:connecttype="rect"/>
               </v:shapetype>
-              <v:shape id="Textfeld 3" o:spid="_x0000_s1028" type="#_x0000_t202" style="position:absolute;left:2727;top:3489;width:25190;height:7780;visibility:visible;mso-wrap-style:square;v-text-anchor:top" o:gfxdata="UEsDBBQABgAIAAAAIQDb4fbL7gAAAIUBAAATAAAAW0NvbnRlbnRfVHlwZXNdLnhtbHyQz07DMAyH 70i8Q+QralM4IITa7kDhCAiNB7ASt43WOlEcyvb2pNu4IODoPz9/n1xv9vOkForiPDdwXVagiI23 jocG3rdPxR0oScgWJ8/UwIEENu3lRb09BBKV0ywNjCmFe63FjDSjlD4Q50nv44wpl3HQAc0OB9I3 VXWrjedEnIq03oC27qjHjympx31un0wiTQLq4bS4shrAECZnMGVTvbD9QSnOhDInjzsyuiBXWQP0 r4R18jfgnHvJr4nOknrFmJ5xzhraRtHWf3Kkpfz/yGo5S+H73hkquyhdjr3R8m2lj09svwAAAP// AwBQSwMEFAAGAAgAAAAhAFr0LFu/AAAAFQEAAAsAAABfcmVscy8ucmVsc2zPwWrDMAwG4Ptg72B0 X5TuUMaI01uh19I+gLGVxCy2jGSy9e1nemrHjpL4P0nD4SetZiPRyNnCruvBUPYcYp4tXC/Htw8w Wl0ObuVMFm6kcBhfX4Yzra62kC6xqGlKVgtLreUTUf1CyWnHhXKbTCzJ1VbKjMX5LzcTvvf9HuXR gPHJNKdgQU5hB+ZyK23zHztFL6w81c5zQp6m6P9TMfB3PtPWFCczVQtB9N4U2rp2HOA44NMz4y8A AAD//wMAUEsDBBQABgAIAAAAIQCP/u5VzwAAAOgAAAAPAAAAZHJzL2Rvd25yZXYueG1sRI9NS8NA EIbvgv9hGcGb3W0OpqbdFrEKHvysCnpbs2MSzM6G3Wka/71zELwMvAzv8/KsNlPo1Ygpd5EszGcG FFIdfUeNhdeXm7MFqMyOvOsjoYUfzLBZHx+tXOXjgZ5x3HGjBEK5chZa5qHSOtctBpdncUCS31dM wbHE1Gif3EHgodeFMec6uI5koXUDXrVYf+/2wUL/ntPdp+GPcdvc89Oj3r9dzx+sPT2Ztks5l0tQ jBP/N/4Qt95CYcqiXJjyQlRETKRAr38BAAD//wMAUEsBAi0AFAAGAAgAAAAhANvh9svuAAAAhQEA ABMAAAAAAAAAAAAAAAAAAAAAAFtDb250ZW50X1R5cGVzXS54bWxQSwECLQAUAAYACAAAACEAWvQs W78AAAAVAQAACwAAAAAAAAAAAAAAAAAfAQAAX3JlbHMvLnJlbHNQSwECLQAUAAYACAAAACEAj/7u Vc8AAADoAAAADwAAAAAAAAAAAAAAAAAHAgAAZHJzL2Rvd25yZXYueG1sUEsFBgAAAAADAAMAtwAA AAMDAAAAAA== " filled="f" stroked="f" strokeweight=".5pt">
+              <v:shape id="Textfeld 3" o:spid="_x0000_s1028" type="#_x0000_t202" style="position:absolute;left:2727;top:3489;width:25190;height:7780;visibility:visible;mso-wrap-style:square;v-text-anchor:top" o:gfxdata="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" filled="f" stroked="f" strokeweight=".5pt">
                 <v:textbox inset="0,0,0,0">
                   <w:txbxContent>
                     <w:p>
@@ -1564,7 +1625,7 @@
                   </w:txbxContent>
                 </v:textbox>
               </v:shape>
-              <v:rect id="Rechteck 4" o:spid="_x0000_s1029" style="position:absolute;left:33086;width:3816;height:3960;visibility:visible;mso-wrap-style:square;v-text-anchor:middle" o:gfxdata="UEsDBBQABgAIAAAAIQDb4fbL7gAAAIUBAAATAAAAW0NvbnRlbnRfVHlwZXNdLnhtbHyQz07DMAyH 70i8Q+QralM4IITa7kDhCAiNB7ASt43WOlEcyvb2pNu4IODoPz9/n1xv9vOkForiPDdwXVagiI23 jocG3rdPxR0oScgWJ8/UwIEENu3lRb09BBKV0ywNjCmFe63FjDSjlD4Q50nv44wpl3HQAc0OB9I3 VXWrjedEnIq03oC27qjHjympx31un0wiTQLq4bS4shrAECZnMGVTvbD9QSnOhDInjzsyuiBXWQP0 r4R18jfgnHvJr4nOknrFmJ5xzhraRtHWf3Kkpfz/yGo5S+H73hkquyhdjr3R8m2lj09svwAAAP// AwBQSwMEFAAGAAgAAAAhAFr0LFu/AAAAFQEAAAsAAABfcmVscy8ucmVsc2zPwWrDMAwG4Ptg72B0 X5TuUMaI01uh19I+gLGVxCy2jGSy9e1nemrHjpL4P0nD4SetZiPRyNnCruvBUPYcYp4tXC/Htw8w Wl0ObuVMFm6kcBhfX4Yzra62kC6xqGlKVgtLreUTUf1CyWnHhXKbTCzJ1VbKjMX5LzcTvvf9HuXR gPHJNKdgQU5hB+ZyK23zHztFL6w81c5zQp6m6P9TMfB3PtPWFCczVQtB9N4U2rp2HOA44NMz4y8A AAD//wMAUEsDBBQABgAIAAAAIQCLc//XzgAAAOgAAAAPAAAAZHJzL2Rvd25yZXYueG1sRI9Na8JA EIbvgv9hGaE33cRaqdFVQr/QY40g3sbsmKTNzobsNsZ/7xYKvQzMvLzP8Kw2valFR62rLCuIJxEI 4tzqigsFh+x9/AzCeWSNtWVScCMHm/VwsMJE2yt/Urf3hQgQdgkqKL1vEildXpJBN7ENccgutjXo w9oWUrd4DXBTy2kUzaXBisOHEht6KSn/3v8YBe7c7bJbkx6/Ti4/p29sstnuQ6mHUf+6DCNdgvDU +//GH2Krg0M8jeePs8XTAn7FwgHk+g4AAP//AwBQSwECLQAUAAYACAAAACEA2+H2y+4AAACFAQAA EwAAAAAAAAAAAAAAAAAAAAAAW0NvbnRlbnRfVHlwZXNdLnhtbFBLAQItABQABgAIAAAAIQBa9Cxb vwAAABUBAAALAAAAAAAAAAAAAAAAAB8BAABfcmVscy8ucmVsc1BLAQItABQABgAIAAAAIQCLc//X zgAAAOgAAAAPAAAAAAAAAAAAAAAAAAcCAABkcnMvZG93bnJldi54bWxQSwUGAAAAAAMAAwC3AAAA AgMAAAAA " filled="f" stroked="f" strokeweight="2pt"/>
+              <v:rect id="Rechteck 4" o:spid="_x0000_s1029" style="position:absolute;left:33086;width:3816;height:3960;visibility:visible;mso-wrap-style:square;v-text-anchor:middle" o:gfxdata="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" filled="f" stroked="f" strokeweight="2pt"/>
               <w10:wrap anchorx="page" anchory="page"/>
               <w10:anchorlock/>
             </v:group>
@@ -1657,304 +1718,6 @@
 <file path=word/numbering.xml><?xml version="1.0" encoding="utf-8"?>
 <w:numbering xmlns:wpc="http://schemas.microsoft.com/office/word/2010/wordprocessingCanvas" xmlns:cx="http://schemas.microsoft.com/office/drawing/2014/chartex" xmlns:cx1="http://schemas.microsoft.com/office/drawing/2015/9/8/chartex" xmlns:cx2="http://schemas.microsoft.com/office/drawing/2015/10/21/chartex" xmlns:cx3="http://schemas.microsoft.com/office/drawing/2016/5/9/chartex" xmlns:cx4="http://schemas.microsoft.com/office/drawing/2016/5/10/chartex" xmlns:cx5="http://schemas.microsoft.com/office/drawing/2016/5/11/chartex" xmlns:cx6="http://schemas.microsoft.com/office/drawing/2016/5/12/chartex" xmlns:cx7="http://schemas.microsoft.com/office/drawing/2016/5/13/chartex" xmlns:cx8="http://schemas.microsoft.com/office/drawing/2016/5/14/chartex" xmlns:mc="http://schemas.openxmlformats.org/markup-compatibility/2006" xmlns:aink="http://schemas.microsoft.com/office/drawing/2016/ink" xmlns:am3d="http://schemas.microsoft.com/office/drawing/2017/model3d" xmlns:o="urn:schemas-microsoft-com:office:office" xmlns:oel="http://schemas.microsoft.com/office/2019/extlst" xmlns:r="http://schemas.openxmlformats.org/officeDocument/2006/relationships" xmlns:m="http://schemas.openxmlformats.org/officeDocument/2006/math" xmlns:v="urn:schemas-microsoft-com:vml" xmlns:wp14="http://schemas.microsoft.com/office/word/2010/wordprocessingDrawing" xmlns:wp="http://schemas.openxmlformats.org/drawingml/2006/wordprocessingDrawing" xmlns:w10="urn:schemas-microsoft-com:office:word" xmlns:w="http://schemas.openxmlformats.org/wordprocessingml/2006/main" xmlns:w14="http://schemas.microsoft.com/office/word/2010/wordml" xmlns:w15="http://schemas.microsoft.com/office/word/2012/wordml" xmlns:w16cex="http://schemas.microsoft.com/office/word/2018/wordml/cex" xmlns:w16cid="http://schemas.microsoft.com/office/word/2016/wordml/cid" xmlns:w16="http://schemas.microsoft.com/office/word/2018/wordml" xmlns:w16du="http://schemas.microsoft.com/office/word/2023/wordml/word16du" xmlns:w16sdtdh="http://schemas.microsoft.com/office/word/2020/wordml/sdtdatahash" xmlns:w16sdtfl="http://schemas.microsoft.com/office/word/2024/wordml/sdtformatlock" xmlns:w16se="http://schemas.microsoft.com/office/word/2015/wordml/symex" xmlns:wpg="http://schemas.microsoft.com/office/word/2010/wordprocessingGroup" xmlns:wpi="http://schemas.microsoft.com/office/word/2010/wordprocessingInk" xmlns:wne="http://schemas.microsoft.com/office/word/2006/wordml" xmlns:wps="http://schemas.microsoft.com/office/word/2010/wordprocessingShape" mc:Ignorable="w14 w15 w16se w16cid w16 w16cex w16sdtdh w16sdtfl w16du wp14">
   <w:abstractNum w:abstractNumId="0" w15:restartNumberingAfterBreak="0">
-    <w:nsid w:val="FFFFFF7C"/>
-    <w:multiLevelType w:val="singleLevel"/>
-    <w:tmpl w:val="CEF63694"/>
-    <w:lvl w:ilvl="0">
-      <w:start w:val="1"/>
-      <w:numFmt w:val="decimal"/>
-      <w:lvlText w:val="%1."/>
-      <w:lvlJc w:val="left"/>
-      <w:pPr>
-        <w:tabs>
-          <w:tab w:val="num" w:pos="1492"/>
-        </w:tabs>
-        <w:ind w:left="1492" w:hanging="360"/>
-      </w:pPr>
-    </w:lvl>
-  </w:abstractNum>
-  <w:abstractNum w:abstractNumId="1" w15:restartNumberingAfterBreak="0">
-    <w:nsid w:val="FFFFFF7D"/>
-    <w:multiLevelType w:val="singleLevel"/>
-    <w:tmpl w:val="6E94C036"/>
-    <w:lvl w:ilvl="0">
-      <w:start w:val="1"/>
-      <w:numFmt w:val="decimal"/>
-      <w:lvlText w:val="%1."/>
-      <w:lvlJc w:val="left"/>
-      <w:pPr>
-        <w:tabs>
-          <w:tab w:val="num" w:pos="1209"/>
-        </w:tabs>
-        <w:ind w:left="1209" w:hanging="360"/>
-      </w:pPr>
-    </w:lvl>
-  </w:abstractNum>
-  <w:abstractNum w:abstractNumId="2" w15:restartNumberingAfterBreak="0">
-    <w:nsid w:val="FFFFFF7E"/>
-    <w:multiLevelType w:val="singleLevel"/>
-    <w:tmpl w:val="629ED57C"/>
-    <w:lvl w:ilvl="0">
-      <w:start w:val="1"/>
-      <w:numFmt w:val="decimal"/>
-      <w:lvlText w:val="%1."/>
-      <w:lvlJc w:val="left"/>
-      <w:pPr>
-        <w:tabs>
-          <w:tab w:val="num" w:pos="926"/>
-        </w:tabs>
-        <w:ind w:left="926" w:hanging="360"/>
-      </w:pPr>
-    </w:lvl>
-  </w:abstractNum>
-  <w:abstractNum w:abstractNumId="3" w15:restartNumberingAfterBreak="0">
-    <w:nsid w:val="FFFFFF7F"/>
-    <w:multiLevelType w:val="singleLevel"/>
-    <w:tmpl w:val="FDB8128C"/>
-    <w:lvl w:ilvl="0">
-      <w:start w:val="1"/>
-      <w:numFmt w:val="decimal"/>
-      <w:lvlText w:val="%1."/>
-      <w:lvlJc w:val="left"/>
-      <w:pPr>
-        <w:tabs>
-          <w:tab w:val="num" w:pos="643"/>
-        </w:tabs>
-        <w:ind w:left="643" w:hanging="360"/>
-      </w:pPr>
-    </w:lvl>
-  </w:abstractNum>
-  <w:abstractNum w:abstractNumId="4" w15:restartNumberingAfterBreak="0">
-    <w:nsid w:val="FFFFFF80"/>
-    <w:multiLevelType w:val="singleLevel"/>
-    <w:tmpl w:val="819A94D4"/>
-    <w:lvl w:ilvl="0">
-      <w:start w:val="1"/>
-      <w:numFmt w:val="bullet"/>
-      <w:lvlText w:val=""/>
-      <w:lvlJc w:val="left"/>
-      <w:pPr>
-        <w:tabs>
-          <w:tab w:val="num" w:pos="1492"/>
-        </w:tabs>
-        <w:ind w:left="1492" w:hanging="360"/>
-      </w:pPr>
-      <w:rPr>
-        <w:rFonts w:ascii="Symbol" w:hAnsi="Symbol" w:hint="default"/>
-      </w:rPr>
-    </w:lvl>
-  </w:abstractNum>
-  <w:abstractNum w:abstractNumId="5" w15:restartNumberingAfterBreak="0">
-    <w:nsid w:val="FFFFFF81"/>
-    <w:multiLevelType w:val="singleLevel"/>
-    <w:tmpl w:val="5A9A3472"/>
-    <w:lvl w:ilvl="0">
-      <w:start w:val="1"/>
-      <w:numFmt w:val="bullet"/>
-      <w:lvlText w:val=""/>
-      <w:lvlJc w:val="left"/>
-      <w:pPr>
-        <w:tabs>
-          <w:tab w:val="num" w:pos="1209"/>
-        </w:tabs>
-        <w:ind w:left="1209" w:hanging="360"/>
-      </w:pPr>
-      <w:rPr>
-        <w:rFonts w:ascii="Symbol" w:hAnsi="Symbol" w:hint="default"/>
-      </w:rPr>
-    </w:lvl>
-  </w:abstractNum>
-  <w:abstractNum w:abstractNumId="6" w15:restartNumberingAfterBreak="0">
-    <w:nsid w:val="FFFFFF82"/>
-    <w:multiLevelType w:val="singleLevel"/>
-    <w:tmpl w:val="80EA1BE6"/>
-    <w:lvl w:ilvl="0">
-      <w:start w:val="1"/>
-      <w:numFmt w:val="bullet"/>
-      <w:lvlText w:val=""/>
-      <w:lvlJc w:val="left"/>
-      <w:pPr>
-        <w:tabs>
-          <w:tab w:val="num" w:pos="926"/>
-        </w:tabs>
-        <w:ind w:left="926" w:hanging="360"/>
-      </w:pPr>
-      <w:rPr>
-        <w:rFonts w:ascii="Symbol" w:hAnsi="Symbol" w:hint="default"/>
-      </w:rPr>
-    </w:lvl>
-  </w:abstractNum>
-  <w:abstractNum w:abstractNumId="7" w15:restartNumberingAfterBreak="0">
-    <w:nsid w:val="FFFFFF83"/>
-    <w:multiLevelType w:val="singleLevel"/>
-    <w:tmpl w:val="5986FECC"/>
-    <w:lvl w:ilvl="0">
-      <w:start w:val="1"/>
-      <w:numFmt w:val="bullet"/>
-      <w:lvlText w:val=""/>
-      <w:lvlJc w:val="left"/>
-      <w:pPr>
-        <w:tabs>
-          <w:tab w:val="num" w:pos="643"/>
-        </w:tabs>
-        <w:ind w:left="643" w:hanging="360"/>
-      </w:pPr>
-      <w:rPr>
-        <w:rFonts w:ascii="Symbol" w:hAnsi="Symbol" w:hint="default"/>
-      </w:rPr>
-    </w:lvl>
-  </w:abstractNum>
-  <w:abstractNum w:abstractNumId="8" w15:restartNumberingAfterBreak="0">
-    <w:nsid w:val="FFFFFF88"/>
-    <w:multiLevelType w:val="singleLevel"/>
-    <w:tmpl w:val="AA947F9C"/>
-    <w:lvl w:ilvl="0">
-      <w:start w:val="1"/>
-      <w:numFmt w:val="decimal"/>
-      <w:lvlText w:val="%1."/>
-      <w:lvlJc w:val="left"/>
-      <w:pPr>
-        <w:tabs>
-          <w:tab w:val="num" w:pos="360"/>
-        </w:tabs>
-        <w:ind w:left="360" w:hanging="360"/>
-      </w:pPr>
-    </w:lvl>
-  </w:abstractNum>
-  <w:abstractNum w:abstractNumId="9" w15:restartNumberingAfterBreak="0">
-    <w:nsid w:val="FFFFFF89"/>
-    <w:multiLevelType w:val="singleLevel"/>
-    <w:tmpl w:val="DBFC1730"/>
-    <w:lvl w:ilvl="0">
-      <w:start w:val="1"/>
-      <w:numFmt w:val="bullet"/>
-      <w:lvlText w:val=""/>
-      <w:lvlJc w:val="left"/>
-      <w:pPr>
-        <w:tabs>
-          <w:tab w:val="num" w:pos="360"/>
-        </w:tabs>
-        <w:ind w:left="360" w:hanging="360"/>
-      </w:pPr>
-      <w:rPr>
-        <w:rFonts w:ascii="Symbol" w:hAnsi="Symbol" w:hint="default"/>
-      </w:rPr>
-    </w:lvl>
-  </w:abstractNum>
-  <w:abstractNum w:abstractNumId="10" w15:restartNumberingAfterBreak="0">
-    <w:nsid w:val="014905AC"/>
-    <w:multiLevelType w:val="multilevel"/>
-    <w:tmpl w:val="E72E52CA"/>
-    <w:lvl w:ilvl="0">
-      <w:start w:val="1"/>
-      <w:numFmt w:val="bullet"/>
-      <w:lvlText w:val="‒"/>
-      <w:lvlJc w:val="left"/>
-      <w:pPr>
-        <w:ind w:left="284" w:hanging="284"/>
-      </w:pPr>
-      <w:rPr>
-        <w:rFonts w:ascii="Calibri" w:hAnsi="Calibri" w:cs="Arial" w:hint="default"/>
-      </w:rPr>
-    </w:lvl>
-    <w:lvl w:ilvl="1">
-      <w:start w:val="1"/>
-      <w:numFmt w:val="bullet"/>
-      <w:lvlText w:val="‒"/>
-      <w:lvlJc w:val="left"/>
-      <w:pPr>
-        <w:ind w:left="567" w:hanging="283"/>
-      </w:pPr>
-      <w:rPr>
-        <w:rFonts w:ascii="Arial" w:hAnsi="Arial" w:cs="Arial" w:hint="default"/>
-      </w:rPr>
-    </w:lvl>
-    <w:lvl w:ilvl="2">
-      <w:start w:val="1"/>
-      <w:numFmt w:val="bullet"/>
-      <w:lvlText w:val="‒"/>
-      <w:lvlJc w:val="left"/>
-      <w:pPr>
-        <w:ind w:left="851" w:hanging="284"/>
-      </w:pPr>
-      <w:rPr>
-        <w:rFonts w:ascii="Arial" w:hAnsi="Arial" w:cs="Arial" w:hint="default"/>
-      </w:rPr>
-    </w:lvl>
-    <w:lvl w:ilvl="3">
-      <w:start w:val="1"/>
-      <w:numFmt w:val="bullet"/>
-      <w:lvlText w:val=""/>
-      <w:lvlJc w:val="left"/>
-      <w:pPr>
-        <w:ind w:left="3164" w:hanging="360"/>
-      </w:pPr>
-      <w:rPr>
-        <w:rFonts w:ascii="Symbol" w:hAnsi="Symbol" w:hint="default"/>
-      </w:rPr>
-    </w:lvl>
-    <w:lvl w:ilvl="4">
-      <w:start w:val="1"/>
-      <w:numFmt w:val="bullet"/>
-      <w:lvlText w:val="o"/>
-      <w:lvlJc w:val="left"/>
-      <w:pPr>
-        <w:ind w:left="3884" w:hanging="360"/>
-      </w:pPr>
-      <w:rPr>
-        <w:rFonts w:ascii="Courier New" w:hAnsi="Courier New" w:cs="Courier New" w:hint="default"/>
-      </w:rPr>
-    </w:lvl>
-    <w:lvl w:ilvl="5">
-      <w:start w:val="1"/>
-      <w:numFmt w:val="bullet"/>
-      <w:lvlText w:val=""/>
-      <w:lvlJc w:val="left"/>
-      <w:pPr>
-        <w:ind w:left="4604" w:hanging="360"/>
-      </w:pPr>
-      <w:rPr>
-        <w:rFonts w:ascii="Wingdings" w:hAnsi="Wingdings" w:hint="default"/>
-      </w:rPr>
-    </w:lvl>
-    <w:lvl w:ilvl="6">
-      <w:start w:val="1"/>
-      <w:numFmt w:val="bullet"/>
-      <w:lvlText w:val=""/>
-      <w:lvlJc w:val="left"/>
-      <w:pPr>
-        <w:ind w:left="5324" w:hanging="360"/>
-      </w:pPr>
-      <w:rPr>
-        <w:rFonts w:ascii="Symbol" w:hAnsi="Symbol" w:hint="default"/>
-      </w:rPr>
-    </w:lvl>
-    <w:lvl w:ilvl="7">
-      <w:start w:val="1"/>
-      <w:numFmt w:val="bullet"/>
-      <w:lvlText w:val="o"/>
-      <w:lvlJc w:val="left"/>
-      <w:pPr>
-        <w:ind w:left="6044" w:hanging="360"/>
-      </w:pPr>
-      <w:rPr>
-        <w:rFonts w:ascii="Courier New" w:hAnsi="Courier New" w:cs="Courier New" w:hint="default"/>
-      </w:rPr>
-    </w:lvl>
-    <w:lvl w:ilvl="8">
-      <w:start w:val="1"/>
-      <w:numFmt w:val="bullet"/>
-      <w:lvlText w:val=""/>
-      <w:lvlJc w:val="left"/>
-      <w:pPr>
-        <w:ind w:left="6764" w:hanging="360"/>
-      </w:pPr>
-      <w:rPr>
-        <w:rFonts w:ascii="Wingdings" w:hAnsi="Wingdings" w:hint="default"/>
-      </w:rPr>
-    </w:lvl>
-  </w:abstractNum>
-  <w:abstractNum w:abstractNumId="11" w15:restartNumberingAfterBreak="0">
     <w:nsid w:val="035164E8"/>
     <w:multiLevelType w:val="multilevel"/>
     <w:tmpl w:val="CBE245F6"/>
@@ -2070,7 +1833,7 @@
       </w:rPr>
     </w:lvl>
   </w:abstractNum>
-  <w:abstractNum w:abstractNumId="12" w15:restartNumberingAfterBreak="0">
+  <w:abstractNum w:abstractNumId="1" w15:restartNumberingAfterBreak="0">
     <w:nsid w:val="04444B55"/>
     <w:multiLevelType w:val="multilevel"/>
     <w:tmpl w:val="A8B6FB92"/>
@@ -2184,93 +1947,7 @@
       </w:rPr>
     </w:lvl>
   </w:abstractNum>
-  <w:abstractNum w:abstractNumId="13" w15:restartNumberingAfterBreak="0">
-    <w:nsid w:val="116F0FB2"/>
-    <w:multiLevelType w:val="hybridMultilevel"/>
-    <w:tmpl w:val="F0A6BB0A"/>
-    <w:lvl w:ilvl="0" w:tplc="0807000F">
-      <w:start w:val="1"/>
-      <w:numFmt w:val="decimal"/>
-      <w:lvlText w:val="%1."/>
-      <w:lvlJc w:val="left"/>
-      <w:pPr>
-        <w:ind w:left="720" w:hanging="360"/>
-      </w:pPr>
-    </w:lvl>
-    <w:lvl w:ilvl="1" w:tplc="08070019">
-      <w:start w:val="1"/>
-      <w:numFmt w:val="lowerLetter"/>
-      <w:lvlText w:val="%2."/>
-      <w:lvlJc w:val="left"/>
-      <w:pPr>
-        <w:ind w:left="1440" w:hanging="360"/>
-      </w:pPr>
-    </w:lvl>
-    <w:lvl w:ilvl="2" w:tplc="0807001B" w:tentative="1">
-      <w:start w:val="1"/>
-      <w:numFmt w:val="lowerRoman"/>
-      <w:lvlText w:val="%3."/>
-      <w:lvlJc w:val="right"/>
-      <w:pPr>
-        <w:ind w:left="2160" w:hanging="180"/>
-      </w:pPr>
-    </w:lvl>
-    <w:lvl w:ilvl="3" w:tplc="0807000F" w:tentative="1">
-      <w:start w:val="1"/>
-      <w:numFmt w:val="decimal"/>
-      <w:lvlText w:val="%4."/>
-      <w:lvlJc w:val="left"/>
-      <w:pPr>
-        <w:ind w:left="2880" w:hanging="360"/>
-      </w:pPr>
-    </w:lvl>
-    <w:lvl w:ilvl="4" w:tplc="08070019" w:tentative="1">
-      <w:start w:val="1"/>
-      <w:numFmt w:val="lowerLetter"/>
-      <w:lvlText w:val="%5."/>
-      <w:lvlJc w:val="left"/>
-      <w:pPr>
-        <w:ind w:left="3600" w:hanging="360"/>
-      </w:pPr>
-    </w:lvl>
-    <w:lvl w:ilvl="5" w:tplc="0807001B" w:tentative="1">
-      <w:start w:val="1"/>
-      <w:numFmt w:val="lowerRoman"/>
-      <w:lvlText w:val="%6."/>
-      <w:lvlJc w:val="right"/>
-      <w:pPr>
-        <w:ind w:left="4320" w:hanging="180"/>
-      </w:pPr>
-    </w:lvl>
-    <w:lvl w:ilvl="6" w:tplc="0807000F" w:tentative="1">
-      <w:start w:val="1"/>
-      <w:numFmt w:val="decimal"/>
-      <w:lvlText w:val="%7."/>
-      <w:lvlJc w:val="left"/>
-      <w:pPr>
-        <w:ind w:left="5040" w:hanging="360"/>
-      </w:pPr>
-    </w:lvl>
-    <w:lvl w:ilvl="7" w:tplc="08070019" w:tentative="1">
-      <w:start w:val="1"/>
-      <w:numFmt w:val="lowerLetter"/>
-      <w:lvlText w:val="%8."/>
-      <w:lvlJc w:val="left"/>
-      <w:pPr>
-        <w:ind w:left="5760" w:hanging="360"/>
-      </w:pPr>
-    </w:lvl>
-    <w:lvl w:ilvl="8" w:tplc="0807001B" w:tentative="1">
-      <w:start w:val="1"/>
-      <w:numFmt w:val="lowerRoman"/>
-      <w:lvlText w:val="%9."/>
-      <w:lvlJc w:val="right"/>
-      <w:pPr>
-        <w:ind w:left="6480" w:hanging="180"/>
-      </w:pPr>
-    </w:lvl>
-  </w:abstractNum>
-  <w:abstractNum w:abstractNumId="14" w15:restartNumberingAfterBreak="0">
+  <w:abstractNum w:abstractNumId="2" w15:restartNumberingAfterBreak="0">
     <w:nsid w:val="198A7877"/>
     <w:multiLevelType w:val="multilevel"/>
     <w:tmpl w:val="14FC64F4"/>
@@ -2384,7 +2061,7 @@
       </w:rPr>
     </w:lvl>
   </w:abstractNum>
-  <w:abstractNum w:abstractNumId="15" w15:restartNumberingAfterBreak="0">
+  <w:abstractNum w:abstractNumId="3" w15:restartNumberingAfterBreak="0">
     <w:nsid w:val="21E804FF"/>
     <w:multiLevelType w:val="hybridMultilevel"/>
     <w:tmpl w:val="522274AA"/>
@@ -2471,7 +2148,7 @@
       </w:pPr>
     </w:lvl>
   </w:abstractNum>
-  <w:abstractNum w:abstractNumId="16" w15:restartNumberingAfterBreak="0">
+  <w:abstractNum w:abstractNumId="4" w15:restartNumberingAfterBreak="0">
     <w:nsid w:val="22BD6215"/>
     <w:multiLevelType w:val="multilevel"/>
     <w:tmpl w:val="3EE67624"/>
@@ -2588,209 +2265,7 @@
       </w:rPr>
     </w:lvl>
   </w:abstractNum>
-  <w:abstractNum w:abstractNumId="17" w15:restartNumberingAfterBreak="0">
-    <w:nsid w:val="27E8274B"/>
-    <w:multiLevelType w:val="multilevel"/>
-    <w:tmpl w:val="C4E4D39E"/>
-    <w:lvl w:ilvl="0">
-      <w:start w:val="1"/>
-      <w:numFmt w:val="bullet"/>
-      <w:lvlText w:val="‒"/>
-      <w:lvlJc w:val="left"/>
-      <w:pPr>
-        <w:ind w:left="284" w:hanging="284"/>
-      </w:pPr>
-      <w:rPr>
-        <w:rFonts w:ascii="Arial" w:hAnsi="Arial" w:hint="default"/>
-      </w:rPr>
-    </w:lvl>
-    <w:lvl w:ilvl="1">
-      <w:start w:val="1"/>
-      <w:numFmt w:val="bullet"/>
-      <w:lvlText w:val="–"/>
-      <w:lvlJc w:val="left"/>
-      <w:pPr>
-        <w:ind w:left="567" w:hanging="283"/>
-      </w:pPr>
-      <w:rPr>
-        <w:rFonts w:asciiTheme="minorHAnsi" w:hAnsiTheme="minorHAnsi" w:cs="Times New Roman" w:hint="default"/>
-      </w:rPr>
-    </w:lvl>
-    <w:lvl w:ilvl="2">
-      <w:start w:val="1"/>
-      <w:numFmt w:val="bullet"/>
-      <w:lvlText w:val="•"/>
-      <w:lvlJc w:val="left"/>
-      <w:pPr>
-        <w:ind w:left="851" w:hanging="284"/>
-      </w:pPr>
-      <w:rPr>
-        <w:rFonts w:ascii="Times New Roman" w:hAnsi="Times New Roman" w:cs="Times New Roman" w:hint="default"/>
-      </w:rPr>
-    </w:lvl>
-    <w:lvl w:ilvl="3">
-      <w:start w:val="1"/>
-      <w:numFmt w:val="bullet"/>
-      <w:lvlText w:val=""/>
-      <w:lvlJc w:val="left"/>
-      <w:pPr>
-        <w:ind w:left="3164" w:hanging="360"/>
-      </w:pPr>
-      <w:rPr>
-        <w:rFonts w:ascii="Symbol" w:hAnsi="Symbol" w:hint="default"/>
-      </w:rPr>
-    </w:lvl>
-    <w:lvl w:ilvl="4">
-      <w:start w:val="1"/>
-      <w:numFmt w:val="bullet"/>
-      <w:lvlText w:val="o"/>
-      <w:lvlJc w:val="left"/>
-      <w:pPr>
-        <w:ind w:left="3884" w:hanging="360"/>
-      </w:pPr>
-      <w:rPr>
-        <w:rFonts w:ascii="Courier New" w:hAnsi="Courier New" w:cs="Courier New" w:hint="default"/>
-      </w:rPr>
-    </w:lvl>
-    <w:lvl w:ilvl="5">
-      <w:start w:val="1"/>
-      <w:numFmt w:val="bullet"/>
-      <w:lvlText w:val=""/>
-      <w:lvlJc w:val="left"/>
-      <w:pPr>
-        <w:ind w:left="4604" w:hanging="360"/>
-      </w:pPr>
-      <w:rPr>
-        <w:rFonts w:ascii="Wingdings" w:hAnsi="Wingdings" w:hint="default"/>
-      </w:rPr>
-    </w:lvl>
-    <w:lvl w:ilvl="6">
-      <w:start w:val="1"/>
-      <w:numFmt w:val="bullet"/>
-      <w:lvlText w:val=""/>
-      <w:lvlJc w:val="left"/>
-      <w:pPr>
-        <w:ind w:left="5324" w:hanging="360"/>
-      </w:pPr>
-      <w:rPr>
-        <w:rFonts w:ascii="Symbol" w:hAnsi="Symbol" w:hint="default"/>
-      </w:rPr>
-    </w:lvl>
-    <w:lvl w:ilvl="7">
-      <w:start w:val="1"/>
-      <w:numFmt w:val="bullet"/>
-      <w:lvlText w:val="o"/>
-      <w:lvlJc w:val="left"/>
-      <w:pPr>
-        <w:ind w:left="6044" w:hanging="360"/>
-      </w:pPr>
-      <w:rPr>
-        <w:rFonts w:ascii="Courier New" w:hAnsi="Courier New" w:cs="Courier New" w:hint="default"/>
-      </w:rPr>
-    </w:lvl>
-    <w:lvl w:ilvl="8">
-      <w:start w:val="1"/>
-      <w:numFmt w:val="bullet"/>
-      <w:lvlText w:val=""/>
-      <w:lvlJc w:val="left"/>
-      <w:pPr>
-        <w:ind w:left="6764" w:hanging="360"/>
-      </w:pPr>
-      <w:rPr>
-        <w:rFonts w:ascii="Wingdings" w:hAnsi="Wingdings" w:hint="default"/>
-      </w:rPr>
-    </w:lvl>
-  </w:abstractNum>
-  <w:abstractNum w:abstractNumId="18" w15:restartNumberingAfterBreak="0">
-    <w:nsid w:val="2B341A3D"/>
-    <w:multiLevelType w:val="hybridMultilevel"/>
-    <w:tmpl w:val="0A245D26"/>
-    <w:lvl w:ilvl="0" w:tplc="EBA4B05C">
-      <w:start w:val="1"/>
-      <w:numFmt w:val="decimal"/>
-      <w:lvlText w:val="%1."/>
-      <w:lvlJc w:val="left"/>
-      <w:pPr>
-        <w:ind w:left="2365" w:hanging="360"/>
-      </w:pPr>
-      <w:rPr>
-        <w:rFonts w:ascii="Verdana" w:eastAsia="Times New Roman" w:hAnsi="Verdana" w:cs="Times New Roman"/>
-      </w:rPr>
-    </w:lvl>
-    <w:lvl w:ilvl="1" w:tplc="08070019" w:tentative="1">
-      <w:start w:val="1"/>
-      <w:numFmt w:val="lowerLetter"/>
-      <w:lvlText w:val="%2."/>
-      <w:lvlJc w:val="left"/>
-      <w:pPr>
-        <w:ind w:left="3085" w:hanging="360"/>
-      </w:pPr>
-    </w:lvl>
-    <w:lvl w:ilvl="2" w:tplc="0807001B" w:tentative="1">
-      <w:start w:val="1"/>
-      <w:numFmt w:val="lowerRoman"/>
-      <w:lvlText w:val="%3."/>
-      <w:lvlJc w:val="right"/>
-      <w:pPr>
-        <w:ind w:left="3805" w:hanging="180"/>
-      </w:pPr>
-    </w:lvl>
-    <w:lvl w:ilvl="3" w:tplc="0807000F" w:tentative="1">
-      <w:start w:val="1"/>
-      <w:numFmt w:val="decimal"/>
-      <w:lvlText w:val="%4."/>
-      <w:lvlJc w:val="left"/>
-      <w:pPr>
-        <w:ind w:left="4525" w:hanging="360"/>
-      </w:pPr>
-    </w:lvl>
-    <w:lvl w:ilvl="4" w:tplc="08070019" w:tentative="1">
-      <w:start w:val="1"/>
-      <w:numFmt w:val="lowerLetter"/>
-      <w:lvlText w:val="%5."/>
-      <w:lvlJc w:val="left"/>
-      <w:pPr>
-        <w:ind w:left="5245" w:hanging="360"/>
-      </w:pPr>
-    </w:lvl>
-    <w:lvl w:ilvl="5" w:tplc="0807001B" w:tentative="1">
-      <w:start w:val="1"/>
-      <w:numFmt w:val="lowerRoman"/>
-      <w:lvlText w:val="%6."/>
-      <w:lvlJc w:val="right"/>
-      <w:pPr>
-        <w:ind w:left="5965" w:hanging="180"/>
-      </w:pPr>
-    </w:lvl>
-    <w:lvl w:ilvl="6" w:tplc="0807000F" w:tentative="1">
-      <w:start w:val="1"/>
-      <w:numFmt w:val="decimal"/>
-      <w:lvlText w:val="%7."/>
-      <w:lvlJc w:val="left"/>
-      <w:pPr>
-        <w:ind w:left="6685" w:hanging="360"/>
-      </w:pPr>
-    </w:lvl>
-    <w:lvl w:ilvl="7" w:tplc="08070019" w:tentative="1">
-      <w:start w:val="1"/>
-      <w:numFmt w:val="lowerLetter"/>
-      <w:lvlText w:val="%8."/>
-      <w:lvlJc w:val="left"/>
-      <w:pPr>
-        <w:ind w:left="7405" w:hanging="360"/>
-      </w:pPr>
-    </w:lvl>
-    <w:lvl w:ilvl="8" w:tplc="0807001B" w:tentative="1">
-      <w:start w:val="1"/>
-      <w:numFmt w:val="lowerRoman"/>
-      <w:lvlText w:val="%9."/>
-      <w:lvlJc w:val="right"/>
-      <w:pPr>
-        <w:ind w:left="8125" w:hanging="180"/>
-      </w:pPr>
-    </w:lvl>
-  </w:abstractNum>
-  <w:abstractNum w:abstractNumId="19" w15:restartNumberingAfterBreak="0">
+  <w:abstractNum w:abstractNumId="5" w15:restartNumberingAfterBreak="0">
     <w:nsid w:val="2CE46D62"/>
     <w:multiLevelType w:val="hybridMultilevel"/>
     <w:tmpl w:val="95205F12"/>
@@ -2902,949 +2377,7 @@
       </w:rPr>
     </w:lvl>
   </w:abstractNum>
-  <w:abstractNum w:abstractNumId="20" w15:restartNumberingAfterBreak="0">
-    <w:nsid w:val="31832E05"/>
-    <w:multiLevelType w:val="hybridMultilevel"/>
-    <w:tmpl w:val="ED0A39C8"/>
-    <w:lvl w:ilvl="0" w:tplc="609E22DC">
-      <w:start w:val="1"/>
-      <w:numFmt w:val="lowerLetter"/>
-      <w:lvlText w:val="%1."/>
-      <w:lvlJc w:val="left"/>
-      <w:pPr>
-        <w:ind w:left="720" w:hanging="360"/>
-      </w:pPr>
-    </w:lvl>
-    <w:lvl w:ilvl="1" w:tplc="08070019" w:tentative="1">
-      <w:start w:val="1"/>
-      <w:numFmt w:val="lowerLetter"/>
-      <w:lvlText w:val="%2."/>
-      <w:lvlJc w:val="left"/>
-      <w:pPr>
-        <w:ind w:left="1440" w:hanging="360"/>
-      </w:pPr>
-    </w:lvl>
-    <w:lvl w:ilvl="2" w:tplc="0807001B" w:tentative="1">
-      <w:start w:val="1"/>
-      <w:numFmt w:val="lowerRoman"/>
-      <w:lvlText w:val="%3."/>
-      <w:lvlJc w:val="right"/>
-      <w:pPr>
-        <w:ind w:left="2160" w:hanging="180"/>
-      </w:pPr>
-    </w:lvl>
-    <w:lvl w:ilvl="3" w:tplc="0807000F" w:tentative="1">
-      <w:start w:val="1"/>
-      <w:numFmt w:val="decimal"/>
-      <w:lvlText w:val="%4."/>
-      <w:lvlJc w:val="left"/>
-      <w:pPr>
-        <w:ind w:left="2880" w:hanging="360"/>
-      </w:pPr>
-    </w:lvl>
-    <w:lvl w:ilvl="4" w:tplc="08070019" w:tentative="1">
-      <w:start w:val="1"/>
-      <w:numFmt w:val="lowerLetter"/>
-      <w:lvlText w:val="%5."/>
-      <w:lvlJc w:val="left"/>
-      <w:pPr>
-        <w:ind w:left="3600" w:hanging="360"/>
-      </w:pPr>
-    </w:lvl>
-    <w:lvl w:ilvl="5" w:tplc="0807001B" w:tentative="1">
-      <w:start w:val="1"/>
-      <w:numFmt w:val="lowerRoman"/>
-      <w:lvlText w:val="%6."/>
-      <w:lvlJc w:val="right"/>
-      <w:pPr>
-        <w:ind w:left="4320" w:hanging="180"/>
-      </w:pPr>
-    </w:lvl>
-    <w:lvl w:ilvl="6" w:tplc="0807000F" w:tentative="1">
-      <w:start w:val="1"/>
-      <w:numFmt w:val="decimal"/>
-      <w:lvlText w:val="%7."/>
-      <w:lvlJc w:val="left"/>
-      <w:pPr>
-        <w:ind w:left="5040" w:hanging="360"/>
-      </w:pPr>
-    </w:lvl>
-    <w:lvl w:ilvl="7" w:tplc="08070019" w:tentative="1">
-      <w:start w:val="1"/>
-      <w:numFmt w:val="lowerLetter"/>
-      <w:lvlText w:val="%8."/>
-      <w:lvlJc w:val="left"/>
-      <w:pPr>
-        <w:ind w:left="5760" w:hanging="360"/>
-      </w:pPr>
-    </w:lvl>
-    <w:lvl w:ilvl="8" w:tplc="0807001B" w:tentative="1">
-      <w:start w:val="1"/>
-      <w:numFmt w:val="lowerRoman"/>
-      <w:lvlText w:val="%9."/>
-      <w:lvlJc w:val="right"/>
-      <w:pPr>
-        <w:ind w:left="6480" w:hanging="180"/>
-      </w:pPr>
-    </w:lvl>
-  </w:abstractNum>
-  <w:abstractNum w:abstractNumId="21" w15:restartNumberingAfterBreak="0">
-    <w:nsid w:val="3C235949"/>
-    <w:multiLevelType w:val="hybridMultilevel"/>
-    <w:tmpl w:val="F0A6BB0A"/>
-    <w:lvl w:ilvl="0" w:tplc="0807000F">
-      <w:start w:val="1"/>
-      <w:numFmt w:val="decimal"/>
-      <w:lvlText w:val="%1."/>
-      <w:lvlJc w:val="left"/>
-      <w:pPr>
-        <w:ind w:left="720" w:hanging="360"/>
-      </w:pPr>
-    </w:lvl>
-    <w:lvl w:ilvl="1" w:tplc="08070019">
-      <w:start w:val="1"/>
-      <w:numFmt w:val="lowerLetter"/>
-      <w:lvlText w:val="%2."/>
-      <w:lvlJc w:val="left"/>
-      <w:pPr>
-        <w:ind w:left="1440" w:hanging="360"/>
-      </w:pPr>
-    </w:lvl>
-    <w:lvl w:ilvl="2" w:tplc="0807001B" w:tentative="1">
-      <w:start w:val="1"/>
-      <w:numFmt w:val="lowerRoman"/>
-      <w:lvlText w:val="%3."/>
-      <w:lvlJc w:val="right"/>
-      <w:pPr>
-        <w:ind w:left="2160" w:hanging="180"/>
-      </w:pPr>
-    </w:lvl>
-    <w:lvl w:ilvl="3" w:tplc="0807000F" w:tentative="1">
-      <w:start w:val="1"/>
-      <w:numFmt w:val="decimal"/>
-      <w:lvlText w:val="%4."/>
-      <w:lvlJc w:val="left"/>
-      <w:pPr>
-        <w:ind w:left="2880" w:hanging="360"/>
-      </w:pPr>
-    </w:lvl>
-    <w:lvl w:ilvl="4" w:tplc="08070019" w:tentative="1">
-      <w:start w:val="1"/>
-      <w:numFmt w:val="lowerLetter"/>
-      <w:lvlText w:val="%5."/>
-      <w:lvlJc w:val="left"/>
-      <w:pPr>
-        <w:ind w:left="3600" w:hanging="360"/>
-      </w:pPr>
-    </w:lvl>
-    <w:lvl w:ilvl="5" w:tplc="0807001B" w:tentative="1">
-      <w:start w:val="1"/>
-      <w:numFmt w:val="lowerRoman"/>
-      <w:lvlText w:val="%6."/>
-      <w:lvlJc w:val="right"/>
-      <w:pPr>
-        <w:ind w:left="4320" w:hanging="180"/>
-      </w:pPr>
-    </w:lvl>
-    <w:lvl w:ilvl="6" w:tplc="0807000F" w:tentative="1">
-      <w:start w:val="1"/>
-      <w:numFmt w:val="decimal"/>
-      <w:lvlText w:val="%7."/>
-      <w:lvlJc w:val="left"/>
-      <w:pPr>
-        <w:ind w:left="5040" w:hanging="360"/>
-      </w:pPr>
-    </w:lvl>
-    <w:lvl w:ilvl="7" w:tplc="08070019" w:tentative="1">
-      <w:start w:val="1"/>
-      <w:numFmt w:val="lowerLetter"/>
-      <w:lvlText w:val="%8."/>
-      <w:lvlJc w:val="left"/>
-      <w:pPr>
-        <w:ind w:left="5760" w:hanging="360"/>
-      </w:pPr>
-    </w:lvl>
-    <w:lvl w:ilvl="8" w:tplc="0807001B" w:tentative="1">
-      <w:start w:val="1"/>
-      <w:numFmt w:val="lowerRoman"/>
-      <w:lvlText w:val="%9."/>
-      <w:lvlJc w:val="right"/>
-      <w:pPr>
-        <w:ind w:left="6480" w:hanging="180"/>
-      </w:pPr>
-    </w:lvl>
-  </w:abstractNum>
-  <w:abstractNum w:abstractNumId="22" w15:restartNumberingAfterBreak="0">
-    <w:nsid w:val="42D4078B"/>
-    <w:multiLevelType w:val="multilevel"/>
-    <w:tmpl w:val="270656CA"/>
-    <w:lvl w:ilvl="0">
-      <w:numFmt w:val="decimalZero"/>
-      <w:lvlText w:val="%1.0"/>
-      <w:lvlJc w:val="left"/>
-      <w:pPr>
-        <w:ind w:left="495" w:hanging="495"/>
-      </w:pPr>
-      <w:rPr>
-        <w:rFonts w:hint="default"/>
-      </w:rPr>
-    </w:lvl>
-    <w:lvl w:ilvl="1">
-      <w:start w:val="1"/>
-      <w:numFmt w:val="decimalZero"/>
-      <w:lvlText w:val="%1.%2"/>
-      <w:lvlJc w:val="left"/>
-      <w:pPr>
-        <w:ind w:left="1204" w:hanging="495"/>
-      </w:pPr>
-      <w:rPr>
-        <w:rFonts w:hint="default"/>
-      </w:rPr>
-    </w:lvl>
-    <w:lvl w:ilvl="2">
-      <w:start w:val="1"/>
-      <w:numFmt w:val="decimal"/>
-      <w:lvlText w:val="%1.%2.%3"/>
-      <w:lvlJc w:val="left"/>
-      <w:pPr>
-        <w:ind w:left="2138" w:hanging="720"/>
-      </w:pPr>
-      <w:rPr>
-        <w:rFonts w:hint="default"/>
-      </w:rPr>
-    </w:lvl>
-    <w:lvl w:ilvl="3">
-      <w:start w:val="1"/>
-      <w:numFmt w:val="decimal"/>
-      <w:lvlText w:val="%1.%2.%3.%4"/>
-      <w:lvlJc w:val="left"/>
-      <w:pPr>
-        <w:ind w:left="2847" w:hanging="720"/>
-      </w:pPr>
-      <w:rPr>
-        <w:rFonts w:hint="default"/>
-      </w:rPr>
-    </w:lvl>
-    <w:lvl w:ilvl="4">
-      <w:start w:val="1"/>
-      <w:numFmt w:val="decimal"/>
-      <w:lvlText w:val="%1.%2.%3.%4.%5"/>
-      <w:lvlJc w:val="left"/>
-      <w:pPr>
-        <w:ind w:left="3916" w:hanging="1080"/>
-      </w:pPr>
-      <w:rPr>
-        <w:rFonts w:hint="default"/>
-      </w:rPr>
-    </w:lvl>
-    <w:lvl w:ilvl="5">
-      <w:start w:val="1"/>
-      <w:numFmt w:val="decimal"/>
-      <w:lvlText w:val="%1.%2.%3.%4.%5.%6"/>
-      <w:lvlJc w:val="left"/>
-      <w:pPr>
-        <w:ind w:left="4625" w:hanging="1080"/>
-      </w:pPr>
-      <w:rPr>
-        <w:rFonts w:hint="default"/>
-      </w:rPr>
-    </w:lvl>
-    <w:lvl w:ilvl="6">
-      <w:start w:val="1"/>
-      <w:numFmt w:val="decimal"/>
-      <w:lvlText w:val="%1.%2.%3.%4.%5.%6.%7"/>
-      <w:lvlJc w:val="left"/>
-      <w:pPr>
-        <w:ind w:left="5694" w:hanging="1440"/>
-      </w:pPr>
-      <w:rPr>
-        <w:rFonts w:hint="default"/>
-      </w:rPr>
-    </w:lvl>
-    <w:lvl w:ilvl="7">
-      <w:start w:val="1"/>
-      <w:numFmt w:val="decimal"/>
-      <w:lvlText w:val="%1.%2.%3.%4.%5.%6.%7.%8"/>
-      <w:lvlJc w:val="left"/>
-      <w:pPr>
-        <w:ind w:left="6403" w:hanging="1440"/>
-      </w:pPr>
-      <w:rPr>
-        <w:rFonts w:hint="default"/>
-      </w:rPr>
-    </w:lvl>
-    <w:lvl w:ilvl="8">
-      <w:start w:val="1"/>
-      <w:numFmt w:val="decimal"/>
-      <w:lvlText w:val="%1.%2.%3.%4.%5.%6.%7.%8.%9"/>
-      <w:lvlJc w:val="left"/>
-      <w:pPr>
-        <w:ind w:left="7472" w:hanging="1800"/>
-      </w:pPr>
-      <w:rPr>
-        <w:rFonts w:hint="default"/>
-      </w:rPr>
-    </w:lvl>
-  </w:abstractNum>
-  <w:abstractNum w:abstractNumId="23" w15:restartNumberingAfterBreak="0">
-    <w:nsid w:val="45307F85"/>
-    <w:multiLevelType w:val="multilevel"/>
-    <w:tmpl w:val="A8D6C7E0"/>
-    <w:lvl w:ilvl="0">
-      <w:numFmt w:val="decimalZero"/>
-      <w:lvlText w:val="%1.0"/>
-      <w:lvlJc w:val="left"/>
-      <w:pPr>
-        <w:ind w:left="495" w:hanging="495"/>
-      </w:pPr>
-      <w:rPr>
-        <w:rFonts w:hint="default"/>
-      </w:rPr>
-    </w:lvl>
-    <w:lvl w:ilvl="1">
-      <w:start w:val="1"/>
-      <w:numFmt w:val="decimalZero"/>
-      <w:lvlText w:val="%1.%2"/>
-      <w:lvlJc w:val="left"/>
-      <w:pPr>
-        <w:ind w:left="1204" w:hanging="495"/>
-      </w:pPr>
-      <w:rPr>
-        <w:rFonts w:hint="default"/>
-      </w:rPr>
-    </w:lvl>
-    <w:lvl w:ilvl="2">
-      <w:start w:val="1"/>
-      <w:numFmt w:val="decimal"/>
-      <w:lvlText w:val="%1.%2.%3"/>
-      <w:lvlJc w:val="left"/>
-      <w:pPr>
-        <w:ind w:left="2138" w:hanging="720"/>
-      </w:pPr>
-      <w:rPr>
-        <w:rFonts w:hint="default"/>
-      </w:rPr>
-    </w:lvl>
-    <w:lvl w:ilvl="3">
-      <w:start w:val="1"/>
-      <w:numFmt w:val="decimal"/>
-      <w:lvlText w:val="%1.%2.%3.%4"/>
-      <w:lvlJc w:val="left"/>
-      <w:pPr>
-        <w:ind w:left="2847" w:hanging="720"/>
-      </w:pPr>
-      <w:rPr>
-        <w:rFonts w:hint="default"/>
-      </w:rPr>
-    </w:lvl>
-    <w:lvl w:ilvl="4">
-      <w:start w:val="1"/>
-      <w:numFmt w:val="decimal"/>
-      <w:lvlText w:val="%1.%2.%3.%4.%5"/>
-      <w:lvlJc w:val="left"/>
-      <w:pPr>
-        <w:ind w:left="3916" w:hanging="1080"/>
-      </w:pPr>
-      <w:rPr>
-        <w:rFonts w:hint="default"/>
-      </w:rPr>
-    </w:lvl>
-    <w:lvl w:ilvl="5">
-      <w:start w:val="1"/>
-      <w:numFmt w:val="decimal"/>
-      <w:lvlText w:val="%1.%2.%3.%4.%5.%6"/>
-      <w:lvlJc w:val="left"/>
-      <w:pPr>
-        <w:ind w:left="4625" w:hanging="1080"/>
-      </w:pPr>
-      <w:rPr>
-        <w:rFonts w:hint="default"/>
-      </w:rPr>
-    </w:lvl>
-    <w:lvl w:ilvl="6">
-      <w:start w:val="1"/>
-      <w:numFmt w:val="decimal"/>
-      <w:lvlText w:val="%1.%2.%3.%4.%5.%6.%7"/>
-      <w:lvlJc w:val="left"/>
-      <w:pPr>
-        <w:ind w:left="5694" w:hanging="1440"/>
-      </w:pPr>
-      <w:rPr>
-        <w:rFonts w:hint="default"/>
-      </w:rPr>
-    </w:lvl>
-    <w:lvl w:ilvl="7">
-      <w:start w:val="1"/>
-      <w:numFmt w:val="decimal"/>
-      <w:lvlText w:val="%1.%2.%3.%4.%5.%6.%7.%8"/>
-      <w:lvlJc w:val="left"/>
-      <w:pPr>
-        <w:ind w:left="6403" w:hanging="1440"/>
-      </w:pPr>
-      <w:rPr>
-        <w:rFonts w:hint="default"/>
-      </w:rPr>
-    </w:lvl>
-    <w:lvl w:ilvl="8">
-      <w:start w:val="1"/>
-      <w:numFmt w:val="decimal"/>
-      <w:lvlText w:val="%1.%2.%3.%4.%5.%6.%7.%8.%9"/>
-      <w:lvlJc w:val="left"/>
-      <w:pPr>
-        <w:ind w:left="7472" w:hanging="1800"/>
-      </w:pPr>
-      <w:rPr>
-        <w:rFonts w:hint="default"/>
-      </w:rPr>
-    </w:lvl>
-  </w:abstractNum>
-  <w:abstractNum w:abstractNumId="24" w15:restartNumberingAfterBreak="0">
-    <w:nsid w:val="46C35AD3"/>
-    <w:multiLevelType w:val="multilevel"/>
-    <w:tmpl w:val="F4EEDEE6"/>
-    <w:lvl w:ilvl="0">
-      <w:start w:val="1"/>
-      <w:numFmt w:val="bullet"/>
-      <w:lvlText w:val="‒"/>
-      <w:lvlJc w:val="left"/>
-      <w:pPr>
-        <w:ind w:left="284" w:hanging="284"/>
-      </w:pPr>
-      <w:rPr>
-        <w:rFonts w:ascii="Arial" w:hAnsi="Arial" w:hint="default"/>
-      </w:rPr>
-    </w:lvl>
-    <w:lvl w:ilvl="1">
-      <w:start w:val="1"/>
-      <w:numFmt w:val="bullet"/>
-      <w:lvlText w:val="‒"/>
-      <w:lvlJc w:val="left"/>
-      <w:pPr>
-        <w:ind w:left="567" w:hanging="283"/>
-      </w:pPr>
-      <w:rPr>
-        <w:rFonts w:ascii="Arial" w:hAnsi="Arial" w:hint="default"/>
-      </w:rPr>
-    </w:lvl>
-    <w:lvl w:ilvl="2">
-      <w:start w:val="1"/>
-      <w:numFmt w:val="bullet"/>
-      <w:lvlText w:val="•"/>
-      <w:lvlJc w:val="left"/>
-      <w:pPr>
-        <w:ind w:left="851" w:hanging="284"/>
-      </w:pPr>
-      <w:rPr>
-        <w:rFonts w:ascii="Times New Roman" w:hAnsi="Times New Roman" w:cs="Times New Roman" w:hint="default"/>
-      </w:rPr>
-    </w:lvl>
-    <w:lvl w:ilvl="3">
-      <w:start w:val="1"/>
-      <w:numFmt w:val="bullet"/>
-      <w:lvlText w:val=""/>
-      <w:lvlJc w:val="left"/>
-      <w:pPr>
-        <w:ind w:left="3164" w:hanging="360"/>
-      </w:pPr>
-      <w:rPr>
-        <w:rFonts w:ascii="Symbol" w:hAnsi="Symbol" w:hint="default"/>
-      </w:rPr>
-    </w:lvl>
-    <w:lvl w:ilvl="4">
-      <w:start w:val="1"/>
-      <w:numFmt w:val="bullet"/>
-      <w:lvlText w:val="o"/>
-      <w:lvlJc w:val="left"/>
-      <w:pPr>
-        <w:ind w:left="3884" w:hanging="360"/>
-      </w:pPr>
-      <w:rPr>
-        <w:rFonts w:ascii="Courier New" w:hAnsi="Courier New" w:cs="Courier New" w:hint="default"/>
-      </w:rPr>
-    </w:lvl>
-    <w:lvl w:ilvl="5">
-      <w:start w:val="1"/>
-      <w:numFmt w:val="bullet"/>
-      <w:lvlText w:val=""/>
-      <w:lvlJc w:val="left"/>
-      <w:pPr>
-        <w:ind w:left="4604" w:hanging="360"/>
-      </w:pPr>
-      <w:rPr>
-        <w:rFonts w:ascii="Wingdings" w:hAnsi="Wingdings" w:hint="default"/>
-      </w:rPr>
-    </w:lvl>
-    <w:lvl w:ilvl="6">
-      <w:start w:val="1"/>
-      <w:numFmt w:val="bullet"/>
-      <w:lvlText w:val=""/>
-      <w:lvlJc w:val="left"/>
-      <w:pPr>
-        <w:ind w:left="5324" w:hanging="360"/>
-      </w:pPr>
-      <w:rPr>
-        <w:rFonts w:ascii="Symbol" w:hAnsi="Symbol" w:hint="default"/>
-      </w:rPr>
-    </w:lvl>
-    <w:lvl w:ilvl="7">
-      <w:start w:val="1"/>
-      <w:numFmt w:val="bullet"/>
-      <w:lvlText w:val="o"/>
-      <w:lvlJc w:val="left"/>
-      <w:pPr>
-        <w:ind w:left="6044" w:hanging="360"/>
-      </w:pPr>
-      <w:rPr>
-        <w:rFonts w:ascii="Courier New" w:hAnsi="Courier New" w:cs="Courier New" w:hint="default"/>
-      </w:rPr>
-    </w:lvl>
-    <w:lvl w:ilvl="8">
-      <w:start w:val="1"/>
-      <w:numFmt w:val="bullet"/>
-      <w:lvlText w:val=""/>
-      <w:lvlJc w:val="left"/>
-      <w:pPr>
-        <w:ind w:left="6764" w:hanging="360"/>
-      </w:pPr>
-      <w:rPr>
-        <w:rFonts w:ascii="Wingdings" w:hAnsi="Wingdings" w:hint="default"/>
-      </w:rPr>
-    </w:lvl>
-  </w:abstractNum>
-  <w:abstractNum w:abstractNumId="25" w15:restartNumberingAfterBreak="0">
-    <w:nsid w:val="47555D12"/>
-    <w:multiLevelType w:val="hybridMultilevel"/>
-    <w:tmpl w:val="A51EEEE8"/>
-    <w:lvl w:ilvl="0" w:tplc="0407000F">
-      <w:start w:val="1"/>
-      <w:numFmt w:val="decimal"/>
-      <w:lvlText w:val="%1."/>
-      <w:lvlJc w:val="left"/>
-      <w:pPr>
-        <w:ind w:left="720" w:hanging="360"/>
-      </w:pPr>
-    </w:lvl>
-    <w:lvl w:ilvl="1" w:tplc="04070019" w:tentative="1">
-      <w:start w:val="1"/>
-      <w:numFmt w:val="lowerLetter"/>
-      <w:lvlText w:val="%2."/>
-      <w:lvlJc w:val="left"/>
-      <w:pPr>
-        <w:ind w:left="1440" w:hanging="360"/>
-      </w:pPr>
-    </w:lvl>
-    <w:lvl w:ilvl="2" w:tplc="0407001B" w:tentative="1">
-      <w:start w:val="1"/>
-      <w:numFmt w:val="lowerRoman"/>
-      <w:lvlText w:val="%3."/>
-      <w:lvlJc w:val="right"/>
-      <w:pPr>
-        <w:ind w:left="2160" w:hanging="180"/>
-      </w:pPr>
-    </w:lvl>
-    <w:lvl w:ilvl="3" w:tplc="0407000F" w:tentative="1">
-      <w:start w:val="1"/>
-      <w:numFmt w:val="decimal"/>
-      <w:lvlText w:val="%4."/>
-      <w:lvlJc w:val="left"/>
-      <w:pPr>
-        <w:ind w:left="2880" w:hanging="360"/>
-      </w:pPr>
-    </w:lvl>
-    <w:lvl w:ilvl="4" w:tplc="04070019" w:tentative="1">
-      <w:start w:val="1"/>
-      <w:numFmt w:val="lowerLetter"/>
-      <w:lvlText w:val="%5."/>
-      <w:lvlJc w:val="left"/>
-      <w:pPr>
-        <w:ind w:left="3600" w:hanging="360"/>
-      </w:pPr>
-    </w:lvl>
-    <w:lvl w:ilvl="5" w:tplc="0407001B" w:tentative="1">
-      <w:start w:val="1"/>
-      <w:numFmt w:val="lowerRoman"/>
-      <w:lvlText w:val="%6."/>
-      <w:lvlJc w:val="right"/>
-      <w:pPr>
-        <w:ind w:left="4320" w:hanging="180"/>
-      </w:pPr>
-    </w:lvl>
-    <w:lvl w:ilvl="6" w:tplc="0407000F" w:tentative="1">
-      <w:start w:val="1"/>
-      <w:numFmt w:val="decimal"/>
-      <w:lvlText w:val="%7."/>
-      <w:lvlJc w:val="left"/>
-      <w:pPr>
-        <w:ind w:left="5040" w:hanging="360"/>
-      </w:pPr>
-    </w:lvl>
-    <w:lvl w:ilvl="7" w:tplc="04070019" w:tentative="1">
-      <w:start w:val="1"/>
-      <w:numFmt w:val="lowerLetter"/>
-      <w:lvlText w:val="%8."/>
-      <w:lvlJc w:val="left"/>
-      <w:pPr>
-        <w:ind w:left="5760" w:hanging="360"/>
-      </w:pPr>
-    </w:lvl>
-    <w:lvl w:ilvl="8" w:tplc="0407001B" w:tentative="1">
-      <w:start w:val="1"/>
-      <w:numFmt w:val="lowerRoman"/>
-      <w:lvlText w:val="%9."/>
-      <w:lvlJc w:val="right"/>
-      <w:pPr>
-        <w:ind w:left="6480" w:hanging="180"/>
-      </w:pPr>
-    </w:lvl>
-  </w:abstractNum>
-  <w:abstractNum w:abstractNumId="26" w15:restartNumberingAfterBreak="0">
-    <w:nsid w:val="486E73CA"/>
-    <w:multiLevelType w:val="hybridMultilevel"/>
-    <w:tmpl w:val="5D00219C"/>
-    <w:lvl w:ilvl="0" w:tplc="3020C1F6">
-      <w:start w:val="1"/>
-      <w:numFmt w:val="bullet"/>
-      <w:lvlText w:val=""/>
-      <w:lvlJc w:val="left"/>
-      <w:pPr>
-        <w:ind w:left="720" w:hanging="360"/>
-      </w:pPr>
-      <w:rPr>
-        <w:rFonts w:ascii="Symbol" w:hAnsi="Symbol" w:hint="default"/>
-      </w:rPr>
-    </w:lvl>
-    <w:lvl w:ilvl="1" w:tplc="87C623E8">
-      <w:start w:val="1"/>
-      <w:numFmt w:val="bullet"/>
-      <w:lvlText w:val="o"/>
-      <w:lvlJc w:val="left"/>
-      <w:pPr>
-        <w:ind w:left="1440" w:hanging="360"/>
-      </w:pPr>
-      <w:rPr>
-        <w:rFonts w:ascii="Courier New" w:hAnsi="Courier New" w:cs="Courier New" w:hint="default"/>
-      </w:rPr>
-    </w:lvl>
-    <w:lvl w:ilvl="2" w:tplc="08070005" w:tentative="1">
-      <w:start w:val="1"/>
-      <w:numFmt w:val="bullet"/>
-      <w:lvlText w:val=""/>
-      <w:lvlJc w:val="left"/>
-      <w:pPr>
-        <w:ind w:left="2160" w:hanging="360"/>
-      </w:pPr>
-      <w:rPr>
-        <w:rFonts w:ascii="Wingdings" w:hAnsi="Wingdings" w:hint="default"/>
-      </w:rPr>
-    </w:lvl>
-    <w:lvl w:ilvl="3" w:tplc="08070001" w:tentative="1">
-      <w:start w:val="1"/>
-      <w:numFmt w:val="bullet"/>
-      <w:lvlText w:val=""/>
-      <w:lvlJc w:val="left"/>
-      <w:pPr>
-        <w:ind w:left="2880" w:hanging="360"/>
-      </w:pPr>
-      <w:rPr>
-        <w:rFonts w:ascii="Symbol" w:hAnsi="Symbol" w:hint="default"/>
-      </w:rPr>
-    </w:lvl>
-    <w:lvl w:ilvl="4" w:tplc="08070003" w:tentative="1">
-      <w:start w:val="1"/>
-      <w:numFmt w:val="bullet"/>
-      <w:lvlText w:val="o"/>
-      <w:lvlJc w:val="left"/>
-      <w:pPr>
-        <w:ind w:left="3600" w:hanging="360"/>
-      </w:pPr>
-      <w:rPr>
-        <w:rFonts w:ascii="Courier New" w:hAnsi="Courier New" w:cs="Courier New" w:hint="default"/>
-      </w:rPr>
-    </w:lvl>
-    <w:lvl w:ilvl="5" w:tplc="08070005" w:tentative="1">
-      <w:start w:val="1"/>
-      <w:numFmt w:val="bullet"/>
-      <w:lvlText w:val=""/>
-      <w:lvlJc w:val="left"/>
-      <w:pPr>
-        <w:ind w:left="4320" w:hanging="360"/>
-      </w:pPr>
-      <w:rPr>
-        <w:rFonts w:ascii="Wingdings" w:hAnsi="Wingdings" w:hint="default"/>
-      </w:rPr>
-    </w:lvl>
-    <w:lvl w:ilvl="6" w:tplc="08070001" w:tentative="1">
-      <w:start w:val="1"/>
-      <w:numFmt w:val="bullet"/>
-      <w:lvlText w:val=""/>
-      <w:lvlJc w:val="left"/>
-      <w:pPr>
-        <w:ind w:left="5040" w:hanging="360"/>
-      </w:pPr>
-      <w:rPr>
-        <w:rFonts w:ascii="Symbol" w:hAnsi="Symbol" w:hint="default"/>
-      </w:rPr>
-    </w:lvl>
-    <w:lvl w:ilvl="7" w:tplc="08070003" w:tentative="1">
-      <w:start w:val="1"/>
-      <w:numFmt w:val="bullet"/>
-      <w:lvlText w:val="o"/>
-      <w:lvlJc w:val="left"/>
-      <w:pPr>
-        <w:ind w:left="5760" w:hanging="360"/>
-      </w:pPr>
-      <w:rPr>
-        <w:rFonts w:ascii="Courier New" w:hAnsi="Courier New" w:cs="Courier New" w:hint="default"/>
-      </w:rPr>
-    </w:lvl>
-    <w:lvl w:ilvl="8" w:tplc="08070005" w:tentative="1">
-      <w:start w:val="1"/>
-      <w:numFmt w:val="bullet"/>
-      <w:lvlText w:val=""/>
-      <w:lvlJc w:val="left"/>
-      <w:pPr>
-        <w:ind w:left="6480" w:hanging="360"/>
-      </w:pPr>
-      <w:rPr>
-        <w:rFonts w:ascii="Wingdings" w:hAnsi="Wingdings" w:hint="default"/>
-      </w:rPr>
-    </w:lvl>
-  </w:abstractNum>
-  <w:abstractNum w:abstractNumId="27" w15:restartNumberingAfterBreak="0">
-    <w:nsid w:val="4B6367B9"/>
-    <w:multiLevelType w:val="multilevel"/>
-    <w:tmpl w:val="E3E0C7AC"/>
-    <w:lvl w:ilvl="0">
-      <w:numFmt w:val="decimalZero"/>
-      <w:lvlText w:val="%1.0"/>
-      <w:lvlJc w:val="left"/>
-      <w:pPr>
-        <w:ind w:left="495" w:hanging="495"/>
-      </w:pPr>
-      <w:rPr>
-        <w:rFonts w:hint="default"/>
-      </w:rPr>
-    </w:lvl>
-    <w:lvl w:ilvl="1">
-      <w:start w:val="1"/>
-      <w:numFmt w:val="decimalZero"/>
-      <w:lvlText w:val="%1.%2"/>
-      <w:lvlJc w:val="left"/>
-      <w:pPr>
-        <w:ind w:left="1204" w:hanging="495"/>
-      </w:pPr>
-      <w:rPr>
-        <w:rFonts w:hint="default"/>
-      </w:rPr>
-    </w:lvl>
-    <w:lvl w:ilvl="2">
-      <w:start w:val="1"/>
-      <w:numFmt w:val="decimal"/>
-      <w:lvlText w:val="%1.%2.%3"/>
-      <w:lvlJc w:val="left"/>
-      <w:pPr>
-        <w:ind w:left="2138" w:hanging="720"/>
-      </w:pPr>
-      <w:rPr>
-        <w:rFonts w:hint="default"/>
-      </w:rPr>
-    </w:lvl>
-    <w:lvl w:ilvl="3">
-      <w:start w:val="1"/>
-      <w:numFmt w:val="decimal"/>
-      <w:lvlText w:val="%1.%2.%3.%4"/>
-      <w:lvlJc w:val="left"/>
-      <w:pPr>
-        <w:ind w:left="2847" w:hanging="720"/>
-      </w:pPr>
-      <w:rPr>
-        <w:rFonts w:hint="default"/>
-      </w:rPr>
-    </w:lvl>
-    <w:lvl w:ilvl="4">
-      <w:start w:val="1"/>
-      <w:numFmt w:val="decimal"/>
-      <w:lvlText w:val="%1.%2.%3.%4.%5"/>
-      <w:lvlJc w:val="left"/>
-      <w:pPr>
-        <w:ind w:left="3916" w:hanging="1080"/>
-      </w:pPr>
-      <w:rPr>
-        <w:rFonts w:hint="default"/>
-      </w:rPr>
-    </w:lvl>
-    <w:lvl w:ilvl="5">
-      <w:start w:val="1"/>
-      <w:numFmt w:val="decimal"/>
-      <w:lvlText w:val="%1.%2.%3.%4.%5.%6"/>
-      <w:lvlJc w:val="left"/>
-      <w:pPr>
-        <w:ind w:left="4625" w:hanging="1080"/>
-      </w:pPr>
-      <w:rPr>
-        <w:rFonts w:hint="default"/>
-      </w:rPr>
-    </w:lvl>
-    <w:lvl w:ilvl="6">
-      <w:start w:val="1"/>
-      <w:numFmt w:val="decimal"/>
-      <w:lvlText w:val="%1.%2.%3.%4.%5.%6.%7"/>
-      <w:lvlJc w:val="left"/>
-      <w:pPr>
-        <w:ind w:left="5694" w:hanging="1440"/>
-      </w:pPr>
-      <w:rPr>
-        <w:rFonts w:hint="default"/>
-      </w:rPr>
-    </w:lvl>
-    <w:lvl w:ilvl="7">
-      <w:start w:val="1"/>
-      <w:numFmt w:val="decimal"/>
-      <w:lvlText w:val="%1.%2.%3.%4.%5.%6.%7.%8"/>
-      <w:lvlJc w:val="left"/>
-      <w:pPr>
-        <w:ind w:left="6403" w:hanging="1440"/>
-      </w:pPr>
-      <w:rPr>
-        <w:rFonts w:hint="default"/>
-      </w:rPr>
-    </w:lvl>
-    <w:lvl w:ilvl="8">
-      <w:start w:val="1"/>
-      <w:numFmt w:val="decimal"/>
-      <w:lvlText w:val="%1.%2.%3.%4.%5.%6.%7.%8.%9"/>
-      <w:lvlJc w:val="left"/>
-      <w:pPr>
-        <w:ind w:left="7472" w:hanging="1800"/>
-      </w:pPr>
-      <w:rPr>
-        <w:rFonts w:hint="default"/>
-      </w:rPr>
-    </w:lvl>
-  </w:abstractNum>
-  <w:abstractNum w:abstractNumId="28" w15:restartNumberingAfterBreak="0">
-    <w:nsid w:val="4C0D46FD"/>
-    <w:multiLevelType w:val="multilevel"/>
-    <w:tmpl w:val="B3B49FFC"/>
-    <w:lvl w:ilvl="0">
-      <w:start w:val="1"/>
-      <w:numFmt w:val="decimal"/>
-      <w:lvlText w:val="%1."/>
-      <w:lvlJc w:val="left"/>
-      <w:pPr>
-        <w:ind w:left="567" w:hanging="567"/>
-      </w:pPr>
-      <w:rPr>
-        <w:rFonts w:hint="default"/>
-      </w:rPr>
-    </w:lvl>
-    <w:lvl w:ilvl="1">
-      <w:start w:val="1"/>
-      <w:numFmt w:val="decimal"/>
-      <w:lvlText w:val="%1.%2"/>
-      <w:lvlJc w:val="left"/>
-      <w:pPr>
-        <w:ind w:left="567" w:hanging="567"/>
-      </w:pPr>
-      <w:rPr>
-        <w:rFonts w:hint="default"/>
-      </w:rPr>
-    </w:lvl>
-    <w:lvl w:ilvl="2">
-      <w:start w:val="1"/>
-      <w:numFmt w:val="decimal"/>
-      <w:lvlText w:val="%1.%2.%3"/>
-      <w:lvlJc w:val="left"/>
-      <w:pPr>
-        <w:ind w:left="567" w:hanging="567"/>
-      </w:pPr>
-      <w:rPr>
-        <w:rFonts w:hint="default"/>
-      </w:rPr>
-    </w:lvl>
-    <w:lvl w:ilvl="3">
-      <w:start w:val="1"/>
-      <w:numFmt w:val="decimal"/>
-      <w:lvlText w:val="%1.%2.%3.%4"/>
-      <w:lvlJc w:val="left"/>
-      <w:pPr>
-        <w:ind w:left="851" w:hanging="851"/>
-      </w:pPr>
-      <w:rPr>
-        <w:rFonts w:hint="default"/>
-      </w:rPr>
-    </w:lvl>
-    <w:lvl w:ilvl="4">
-      <w:start w:val="1"/>
-      <w:numFmt w:val="decimal"/>
-      <w:lvlText w:val="%1.%2.%3.%4.%5"/>
-      <w:lvlJc w:val="left"/>
-      <w:pPr>
-        <w:ind w:left="1134" w:hanging="1134"/>
-      </w:pPr>
-      <w:rPr>
-        <w:rFonts w:hint="default"/>
-      </w:rPr>
-    </w:lvl>
-    <w:lvl w:ilvl="5">
-      <w:start w:val="1"/>
-      <w:numFmt w:val="decimal"/>
-      <w:lvlText w:val="%6."/>
-      <w:lvlJc w:val="left"/>
-      <w:pPr>
-        <w:tabs>
-          <w:tab w:val="num" w:pos="425"/>
-        </w:tabs>
-        <w:ind w:left="284" w:hanging="284"/>
-      </w:pPr>
-      <w:rPr>
-        <w:rFonts w:hint="default"/>
-      </w:rPr>
-    </w:lvl>
-    <w:lvl w:ilvl="6">
-      <w:start w:val="1"/>
-      <w:numFmt w:val="decimal"/>
-      <w:lvlText w:val="%6.%7"/>
-      <w:lvlJc w:val="left"/>
-      <w:pPr>
-        <w:tabs>
-          <w:tab w:val="num" w:pos="851"/>
-        </w:tabs>
-        <w:ind w:left="709" w:hanging="425"/>
-      </w:pPr>
-      <w:rPr>
-        <w:rFonts w:hint="default"/>
-      </w:rPr>
-    </w:lvl>
-    <w:lvl w:ilvl="7">
-      <w:start w:val="1"/>
-      <w:numFmt w:val="decimal"/>
-      <w:lvlText w:val="%6.%7.%8"/>
-      <w:lvlJc w:val="left"/>
-      <w:pPr>
-        <w:tabs>
-          <w:tab w:val="num" w:pos="1559"/>
-        </w:tabs>
-        <w:ind w:left="1276" w:hanging="567"/>
-      </w:pPr>
-      <w:rPr>
-        <w:rFonts w:hint="default"/>
-      </w:rPr>
-    </w:lvl>
-    <w:lvl w:ilvl="8">
-      <w:start w:val="1"/>
-      <w:numFmt w:val="lowerLetter"/>
-      <w:lvlText w:val="%9."/>
-      <w:lvlJc w:val="left"/>
-      <w:pPr>
-        <w:ind w:left="284" w:hanging="284"/>
-      </w:pPr>
-      <w:rPr>
-        <w:rFonts w:hint="default"/>
-      </w:rPr>
-    </w:lvl>
-  </w:abstractNum>
-  <w:abstractNum w:abstractNumId="29" w15:restartNumberingAfterBreak="0">
+  <w:abstractNum w:abstractNumId="6" w15:restartNumberingAfterBreak="0">
     <w:nsid w:val="53022BC8"/>
     <w:multiLevelType w:val="multilevel"/>
     <w:tmpl w:val="8F74E1EA"/>
@@ -3958,96 +2491,7 @@
       </w:rPr>
     </w:lvl>
   </w:abstractNum>
-  <w:abstractNum w:abstractNumId="30" w15:restartNumberingAfterBreak="0">
-    <w:nsid w:val="554449CB"/>
-    <w:multiLevelType w:val="hybridMultilevel"/>
-    <w:tmpl w:val="E9F28EFE"/>
-    <w:lvl w:ilvl="0" w:tplc="0807000F">
-      <w:start w:val="1"/>
-      <w:numFmt w:val="decimal"/>
-      <w:lvlText w:val="%1."/>
-      <w:lvlJc w:val="left"/>
-      <w:pPr>
-        <w:ind w:left="720" w:hanging="360"/>
-      </w:pPr>
-      <w:rPr>
-        <w:rFonts w:hint="default"/>
-      </w:rPr>
-    </w:lvl>
-    <w:lvl w:ilvl="1" w:tplc="08070019" w:tentative="1">
-      <w:start w:val="1"/>
-      <w:numFmt w:val="lowerLetter"/>
-      <w:lvlText w:val="%2."/>
-      <w:lvlJc w:val="left"/>
-      <w:pPr>
-        <w:ind w:left="1440" w:hanging="360"/>
-      </w:pPr>
-    </w:lvl>
-    <w:lvl w:ilvl="2" w:tplc="0807001B" w:tentative="1">
-      <w:start w:val="1"/>
-      <w:numFmt w:val="lowerRoman"/>
-      <w:lvlText w:val="%3."/>
-      <w:lvlJc w:val="right"/>
-      <w:pPr>
-        <w:ind w:left="2160" w:hanging="180"/>
-      </w:pPr>
-    </w:lvl>
-    <w:lvl w:ilvl="3" w:tplc="0807000F" w:tentative="1">
-      <w:start w:val="1"/>
-      <w:numFmt w:val="decimal"/>
-      <w:lvlText w:val="%4."/>
-      <w:lvlJc w:val="left"/>
-      <w:pPr>
-        <w:ind w:left="2880" w:hanging="360"/>
-      </w:pPr>
-    </w:lvl>
-    <w:lvl w:ilvl="4" w:tplc="08070019" w:tentative="1">
-      <w:start w:val="1"/>
-      <w:numFmt w:val="lowerLetter"/>
-      <w:lvlText w:val="%5."/>
-      <w:lvlJc w:val="left"/>
-      <w:pPr>
-        <w:ind w:left="3600" w:hanging="360"/>
-      </w:pPr>
-    </w:lvl>
-    <w:lvl w:ilvl="5" w:tplc="0807001B" w:tentative="1">
-      <w:start w:val="1"/>
-      <w:numFmt w:val="lowerRoman"/>
-      <w:lvlText w:val="%6."/>
-      <w:lvlJc w:val="right"/>
-      <w:pPr>
-        <w:ind w:left="4320" w:hanging="180"/>
-      </w:pPr>
-    </w:lvl>
-    <w:lvl w:ilvl="6" w:tplc="0807000F" w:tentative="1">
-      <w:start w:val="1"/>
-      <w:numFmt w:val="decimal"/>
-      <w:lvlText w:val="%7."/>
-      <w:lvlJc w:val="left"/>
-      <w:pPr>
-        <w:ind w:left="5040" w:hanging="360"/>
-      </w:pPr>
-    </w:lvl>
-    <w:lvl w:ilvl="7" w:tplc="08070019" w:tentative="1">
-      <w:start w:val="1"/>
-      <w:numFmt w:val="lowerLetter"/>
-      <w:lvlText w:val="%8."/>
-      <w:lvlJc w:val="left"/>
-      <w:pPr>
-        <w:ind w:left="5760" w:hanging="360"/>
-      </w:pPr>
-    </w:lvl>
-    <w:lvl w:ilvl="8" w:tplc="0807001B" w:tentative="1">
-      <w:start w:val="1"/>
-      <w:numFmt w:val="lowerRoman"/>
-      <w:lvlText w:val="%9."/>
-      <w:lvlJc w:val="right"/>
-      <w:pPr>
-        <w:ind w:left="6480" w:hanging="180"/>
-      </w:pPr>
-    </w:lvl>
-  </w:abstractNum>
-  <w:abstractNum w:abstractNumId="31" w15:restartNumberingAfterBreak="0">
+  <w:abstractNum w:abstractNumId="7" w15:restartNumberingAfterBreak="0">
     <w:nsid w:val="58613E6B"/>
     <w:multiLevelType w:val="multilevel"/>
     <w:tmpl w:val="98B28E36"/>
@@ -4163,2202 +2607,31 @@
       </w:rPr>
     </w:lvl>
   </w:abstractNum>
-  <w:abstractNum w:abstractNumId="32" w15:restartNumberingAfterBreak="0">
-    <w:nsid w:val="5D763046"/>
-    <w:multiLevelType w:val="hybridMultilevel"/>
-    <w:tmpl w:val="6F908746"/>
-    <w:lvl w:ilvl="0" w:tplc="0807000F">
-      <w:start w:val="1"/>
-      <w:numFmt w:val="decimal"/>
-      <w:lvlText w:val="%1."/>
-      <w:lvlJc w:val="left"/>
-      <w:pPr>
-        <w:ind w:left="720" w:hanging="360"/>
-      </w:pPr>
-    </w:lvl>
-    <w:lvl w:ilvl="1" w:tplc="08070019" w:tentative="1">
-      <w:start w:val="1"/>
-      <w:numFmt w:val="lowerLetter"/>
-      <w:lvlText w:val="%2."/>
-      <w:lvlJc w:val="left"/>
-      <w:pPr>
-        <w:ind w:left="1440" w:hanging="360"/>
-      </w:pPr>
-    </w:lvl>
-    <w:lvl w:ilvl="2" w:tplc="0807001B" w:tentative="1">
-      <w:start w:val="1"/>
-      <w:numFmt w:val="lowerRoman"/>
-      <w:lvlText w:val="%3."/>
-      <w:lvlJc w:val="right"/>
-      <w:pPr>
-        <w:ind w:left="2160" w:hanging="180"/>
-      </w:pPr>
-    </w:lvl>
-    <w:lvl w:ilvl="3" w:tplc="0807000F" w:tentative="1">
-      <w:start w:val="1"/>
-      <w:numFmt w:val="decimal"/>
-      <w:lvlText w:val="%4."/>
-      <w:lvlJc w:val="left"/>
-      <w:pPr>
-        <w:ind w:left="2880" w:hanging="360"/>
-      </w:pPr>
-    </w:lvl>
-    <w:lvl w:ilvl="4" w:tplc="08070019" w:tentative="1">
-      <w:start w:val="1"/>
-      <w:numFmt w:val="lowerLetter"/>
-      <w:lvlText w:val="%5."/>
-      <w:lvlJc w:val="left"/>
-      <w:pPr>
-        <w:ind w:left="3600" w:hanging="360"/>
-      </w:pPr>
-    </w:lvl>
-    <w:lvl w:ilvl="5" w:tplc="0807001B" w:tentative="1">
-      <w:start w:val="1"/>
-      <w:numFmt w:val="lowerRoman"/>
-      <w:lvlText w:val="%6."/>
-      <w:lvlJc w:val="right"/>
-      <w:pPr>
-        <w:ind w:left="4320" w:hanging="180"/>
-      </w:pPr>
-    </w:lvl>
-    <w:lvl w:ilvl="6" w:tplc="0807000F" w:tentative="1">
-      <w:start w:val="1"/>
-      <w:numFmt w:val="decimal"/>
-      <w:lvlText w:val="%7."/>
-      <w:lvlJc w:val="left"/>
-      <w:pPr>
-        <w:ind w:left="5040" w:hanging="360"/>
-      </w:pPr>
-    </w:lvl>
-    <w:lvl w:ilvl="7" w:tplc="08070019" w:tentative="1">
-      <w:start w:val="1"/>
-      <w:numFmt w:val="lowerLetter"/>
-      <w:lvlText w:val="%8."/>
-      <w:lvlJc w:val="left"/>
-      <w:pPr>
-        <w:ind w:left="5760" w:hanging="360"/>
-      </w:pPr>
-    </w:lvl>
-    <w:lvl w:ilvl="8" w:tplc="0807001B" w:tentative="1">
-      <w:start w:val="1"/>
-      <w:numFmt w:val="lowerRoman"/>
-      <w:lvlText w:val="%9."/>
-      <w:lvlJc w:val="right"/>
-      <w:pPr>
-        <w:ind w:left="6480" w:hanging="180"/>
-      </w:pPr>
-    </w:lvl>
-  </w:abstractNum>
-  <w:abstractNum w:abstractNumId="33" w15:restartNumberingAfterBreak="0">
-    <w:nsid w:val="5DB117D2"/>
-    <w:multiLevelType w:val="hybridMultilevel"/>
-    <w:tmpl w:val="BD6C657A"/>
-    <w:lvl w:ilvl="0" w:tplc="0807000F">
-      <w:start w:val="1"/>
-      <w:numFmt w:val="decimal"/>
-      <w:lvlText w:val="%1."/>
-      <w:lvlJc w:val="left"/>
-      <w:pPr>
-        <w:ind w:left="720" w:hanging="360"/>
-      </w:pPr>
-    </w:lvl>
-    <w:lvl w:ilvl="1" w:tplc="08070019" w:tentative="1">
-      <w:start w:val="1"/>
-      <w:numFmt w:val="lowerLetter"/>
-      <w:lvlText w:val="%2."/>
-      <w:lvlJc w:val="left"/>
-      <w:pPr>
-        <w:ind w:left="1440" w:hanging="360"/>
-      </w:pPr>
-    </w:lvl>
-    <w:lvl w:ilvl="2" w:tplc="0807001B" w:tentative="1">
-      <w:start w:val="1"/>
-      <w:numFmt w:val="lowerRoman"/>
-      <w:lvlText w:val="%3."/>
-      <w:lvlJc w:val="right"/>
-      <w:pPr>
-        <w:ind w:left="2160" w:hanging="180"/>
-      </w:pPr>
-    </w:lvl>
-    <w:lvl w:ilvl="3" w:tplc="0807000F" w:tentative="1">
-      <w:start w:val="1"/>
-      <w:numFmt w:val="decimal"/>
-      <w:lvlText w:val="%4."/>
-      <w:lvlJc w:val="left"/>
-      <w:pPr>
-        <w:ind w:left="2880" w:hanging="360"/>
-      </w:pPr>
-    </w:lvl>
-    <w:lvl w:ilvl="4" w:tplc="08070019" w:tentative="1">
-      <w:start w:val="1"/>
-      <w:numFmt w:val="lowerLetter"/>
-      <w:lvlText w:val="%5."/>
-      <w:lvlJc w:val="left"/>
-      <w:pPr>
-        <w:ind w:left="3600" w:hanging="360"/>
-      </w:pPr>
-    </w:lvl>
-    <w:lvl w:ilvl="5" w:tplc="0807001B" w:tentative="1">
-      <w:start w:val="1"/>
-      <w:numFmt w:val="lowerRoman"/>
-      <w:lvlText w:val="%6."/>
-      <w:lvlJc w:val="right"/>
-      <w:pPr>
-        <w:ind w:left="4320" w:hanging="180"/>
-      </w:pPr>
-    </w:lvl>
-    <w:lvl w:ilvl="6" w:tplc="0807000F" w:tentative="1">
-      <w:start w:val="1"/>
-      <w:numFmt w:val="decimal"/>
-      <w:lvlText w:val="%7."/>
-      <w:lvlJc w:val="left"/>
-      <w:pPr>
-        <w:ind w:left="5040" w:hanging="360"/>
-      </w:pPr>
-    </w:lvl>
-    <w:lvl w:ilvl="7" w:tplc="08070019" w:tentative="1">
-      <w:start w:val="1"/>
-      <w:numFmt w:val="lowerLetter"/>
-      <w:lvlText w:val="%8."/>
-      <w:lvlJc w:val="left"/>
-      <w:pPr>
-        <w:ind w:left="5760" w:hanging="360"/>
-      </w:pPr>
-    </w:lvl>
-    <w:lvl w:ilvl="8" w:tplc="0807001B" w:tentative="1">
-      <w:start w:val="1"/>
-      <w:numFmt w:val="lowerRoman"/>
-      <w:lvlText w:val="%9."/>
-      <w:lvlJc w:val="right"/>
-      <w:pPr>
-        <w:ind w:left="6480" w:hanging="180"/>
-      </w:pPr>
-    </w:lvl>
-  </w:abstractNum>
-  <w:abstractNum w:abstractNumId="34" w15:restartNumberingAfterBreak="0">
-    <w:nsid w:val="5EC90B5A"/>
-    <w:multiLevelType w:val="multilevel"/>
-    <w:tmpl w:val="39F8494A"/>
-    <w:lvl w:ilvl="0">
-      <w:start w:val="1"/>
-      <w:numFmt w:val="bullet"/>
-      <w:lvlText w:val="‒"/>
-      <w:lvlJc w:val="left"/>
-      <w:pPr>
-        <w:ind w:left="284" w:hanging="284"/>
-      </w:pPr>
-      <w:rPr>
-        <w:rFonts w:ascii="Arial" w:hAnsi="Arial" w:hint="default"/>
-      </w:rPr>
-    </w:lvl>
-    <w:lvl w:ilvl="1">
-      <w:start w:val="1"/>
-      <w:numFmt w:val="bullet"/>
-      <w:lvlText w:val="–"/>
-      <w:lvlJc w:val="left"/>
-      <w:pPr>
-        <w:ind w:left="567" w:hanging="283"/>
-      </w:pPr>
-      <w:rPr>
-        <w:rFonts w:asciiTheme="minorHAnsi" w:hAnsiTheme="minorHAnsi" w:cs="Times New Roman" w:hint="default"/>
-      </w:rPr>
-    </w:lvl>
-    <w:lvl w:ilvl="2">
-      <w:start w:val="1"/>
-      <w:numFmt w:val="bullet"/>
-      <w:lvlText w:val="‒"/>
-      <w:lvlJc w:val="left"/>
-      <w:pPr>
-        <w:ind w:left="851" w:hanging="284"/>
-      </w:pPr>
-      <w:rPr>
-        <w:rFonts w:ascii="Arial" w:hAnsi="Arial" w:hint="default"/>
-      </w:rPr>
-    </w:lvl>
-    <w:lvl w:ilvl="3">
-      <w:start w:val="1"/>
-      <w:numFmt w:val="bullet"/>
-      <w:lvlText w:val=""/>
-      <w:lvlJc w:val="left"/>
-      <w:pPr>
-        <w:ind w:left="3164" w:hanging="360"/>
-      </w:pPr>
-      <w:rPr>
-        <w:rFonts w:ascii="Symbol" w:hAnsi="Symbol" w:hint="default"/>
-      </w:rPr>
-    </w:lvl>
-    <w:lvl w:ilvl="4">
-      <w:start w:val="1"/>
-      <w:numFmt w:val="bullet"/>
-      <w:lvlText w:val="o"/>
-      <w:lvlJc w:val="left"/>
-      <w:pPr>
-        <w:ind w:left="3884" w:hanging="360"/>
-      </w:pPr>
-      <w:rPr>
-        <w:rFonts w:ascii="Courier New" w:hAnsi="Courier New" w:cs="Courier New" w:hint="default"/>
-      </w:rPr>
-    </w:lvl>
-    <w:lvl w:ilvl="5">
-      <w:start w:val="1"/>
-      <w:numFmt w:val="bullet"/>
-      <w:lvlText w:val=""/>
-      <w:lvlJc w:val="left"/>
-      <w:pPr>
-        <w:ind w:left="4604" w:hanging="360"/>
-      </w:pPr>
-      <w:rPr>
-        <w:rFonts w:ascii="Wingdings" w:hAnsi="Wingdings" w:hint="default"/>
-      </w:rPr>
-    </w:lvl>
-    <w:lvl w:ilvl="6">
-      <w:start w:val="1"/>
-      <w:numFmt w:val="bullet"/>
-      <w:lvlText w:val=""/>
-      <w:lvlJc w:val="left"/>
-      <w:pPr>
-        <w:ind w:left="5324" w:hanging="360"/>
-      </w:pPr>
-      <w:rPr>
-        <w:rFonts w:ascii="Symbol" w:hAnsi="Symbol" w:hint="default"/>
-      </w:rPr>
-    </w:lvl>
-    <w:lvl w:ilvl="7">
-      <w:start w:val="1"/>
-      <w:numFmt w:val="bullet"/>
-      <w:lvlText w:val="o"/>
-      <w:lvlJc w:val="left"/>
-      <w:pPr>
-        <w:ind w:left="6044" w:hanging="360"/>
-      </w:pPr>
-      <w:rPr>
-        <w:rFonts w:ascii="Courier New" w:hAnsi="Courier New" w:cs="Courier New" w:hint="default"/>
-      </w:rPr>
-    </w:lvl>
-    <w:lvl w:ilvl="8">
-      <w:start w:val="1"/>
-      <w:numFmt w:val="bullet"/>
-      <w:lvlText w:val=""/>
-      <w:lvlJc w:val="left"/>
-      <w:pPr>
-        <w:ind w:left="6764" w:hanging="360"/>
-      </w:pPr>
-      <w:rPr>
-        <w:rFonts w:ascii="Wingdings" w:hAnsi="Wingdings" w:hint="default"/>
-      </w:rPr>
-    </w:lvl>
-  </w:abstractNum>
-  <w:abstractNum w:abstractNumId="35" w15:restartNumberingAfterBreak="0">
-    <w:nsid w:val="60F27056"/>
-    <w:multiLevelType w:val="multilevel"/>
-    <w:tmpl w:val="B1CC7C18"/>
-    <w:lvl w:ilvl="0">
-      <w:numFmt w:val="decimalZero"/>
-      <w:lvlText w:val="%1.0"/>
-      <w:lvlJc w:val="left"/>
-      <w:pPr>
-        <w:ind w:left="555" w:hanging="555"/>
-      </w:pPr>
-      <w:rPr>
-        <w:rFonts w:hint="default"/>
-        <w:b/>
-      </w:rPr>
-    </w:lvl>
-    <w:lvl w:ilvl="1">
-      <w:start w:val="1"/>
-      <w:numFmt w:val="decimalZero"/>
-      <w:lvlText w:val="%1.%2"/>
-      <w:lvlJc w:val="left"/>
-      <w:pPr>
-        <w:ind w:left="1264" w:hanging="555"/>
-      </w:pPr>
-      <w:rPr>
-        <w:rFonts w:hint="default"/>
-        <w:b/>
-      </w:rPr>
-    </w:lvl>
-    <w:lvl w:ilvl="2">
-      <w:start w:val="1"/>
-      <w:numFmt w:val="decimal"/>
-      <w:lvlText w:val="%1.%2.%3"/>
-      <w:lvlJc w:val="left"/>
-      <w:pPr>
-        <w:ind w:left="2138" w:hanging="720"/>
-      </w:pPr>
-      <w:rPr>
-        <w:rFonts w:hint="default"/>
-        <w:b/>
-      </w:rPr>
-    </w:lvl>
-    <w:lvl w:ilvl="3">
-      <w:start w:val="1"/>
-      <w:numFmt w:val="decimal"/>
-      <w:lvlText w:val="%1.%2.%3.%4"/>
-      <w:lvlJc w:val="left"/>
-      <w:pPr>
-        <w:ind w:left="2847" w:hanging="720"/>
-      </w:pPr>
-      <w:rPr>
-        <w:rFonts w:hint="default"/>
-        <w:b/>
-      </w:rPr>
-    </w:lvl>
-    <w:lvl w:ilvl="4">
-      <w:start w:val="1"/>
-      <w:numFmt w:val="decimal"/>
-      <w:lvlText w:val="%1.%2.%3.%4.%5"/>
-      <w:lvlJc w:val="left"/>
-      <w:pPr>
-        <w:ind w:left="3916" w:hanging="1080"/>
-      </w:pPr>
-      <w:rPr>
-        <w:rFonts w:hint="default"/>
-        <w:b/>
-      </w:rPr>
-    </w:lvl>
-    <w:lvl w:ilvl="5">
-      <w:start w:val="1"/>
-      <w:numFmt w:val="decimal"/>
-      <w:lvlText w:val="%1.%2.%3.%4.%5.%6"/>
-      <w:lvlJc w:val="left"/>
-      <w:pPr>
-        <w:ind w:left="4625" w:hanging="1080"/>
-      </w:pPr>
-      <w:rPr>
-        <w:rFonts w:hint="default"/>
-        <w:b/>
-      </w:rPr>
-    </w:lvl>
-    <w:lvl w:ilvl="6">
-      <w:start w:val="1"/>
-      <w:numFmt w:val="decimal"/>
-      <w:lvlText w:val="%1.%2.%3.%4.%5.%6.%7"/>
-      <w:lvlJc w:val="left"/>
-      <w:pPr>
-        <w:ind w:left="5694" w:hanging="1440"/>
-      </w:pPr>
-      <w:rPr>
-        <w:rFonts w:hint="default"/>
-        <w:b/>
-      </w:rPr>
-    </w:lvl>
-    <w:lvl w:ilvl="7">
-      <w:start w:val="1"/>
-      <w:numFmt w:val="decimal"/>
-      <w:lvlText w:val="%1.%2.%3.%4.%5.%6.%7.%8"/>
-      <w:lvlJc w:val="left"/>
-      <w:pPr>
-        <w:ind w:left="6403" w:hanging="1440"/>
-      </w:pPr>
-      <w:rPr>
-        <w:rFonts w:hint="default"/>
-        <w:b/>
-      </w:rPr>
-    </w:lvl>
-    <w:lvl w:ilvl="8">
-      <w:start w:val="1"/>
-      <w:numFmt w:val="decimal"/>
-      <w:lvlText w:val="%1.%2.%3.%4.%5.%6.%7.%8.%9"/>
-      <w:lvlJc w:val="left"/>
-      <w:pPr>
-        <w:ind w:left="7472" w:hanging="1800"/>
-      </w:pPr>
-      <w:rPr>
-        <w:rFonts w:hint="default"/>
-        <w:b/>
-      </w:rPr>
-    </w:lvl>
-  </w:abstractNum>
-  <w:abstractNum w:abstractNumId="36" w15:restartNumberingAfterBreak="0">
-    <w:nsid w:val="62577439"/>
-    <w:multiLevelType w:val="multilevel"/>
-    <w:tmpl w:val="5BB0E6D8"/>
-    <w:lvl w:ilvl="0">
-      <w:start w:val="1"/>
-      <w:numFmt w:val="decimal"/>
-      <w:lvlText w:val="%1."/>
-      <w:lvlJc w:val="left"/>
-      <w:pPr>
-        <w:ind w:left="454" w:hanging="454"/>
-      </w:pPr>
-      <w:rPr>
-        <w:rFonts w:hint="default"/>
-      </w:rPr>
-    </w:lvl>
-    <w:lvl w:ilvl="1">
-      <w:start w:val="1"/>
-      <w:numFmt w:val="decimal"/>
-      <w:lvlText w:val="%1.%2"/>
-      <w:lvlJc w:val="left"/>
-      <w:pPr>
-        <w:ind w:left="567" w:hanging="567"/>
-      </w:pPr>
-      <w:rPr>
-        <w:rFonts w:hint="default"/>
-      </w:rPr>
-    </w:lvl>
-    <w:lvl w:ilvl="2">
-      <w:start w:val="1"/>
-      <w:numFmt w:val="decimal"/>
-      <w:lvlText w:val="%1.%2.%3"/>
-      <w:lvlJc w:val="left"/>
-      <w:pPr>
-        <w:ind w:left="737" w:hanging="737"/>
-      </w:pPr>
-      <w:rPr>
-        <w:rFonts w:hint="default"/>
-      </w:rPr>
-    </w:lvl>
-    <w:lvl w:ilvl="3">
-      <w:start w:val="1"/>
-      <w:numFmt w:val="decimal"/>
-      <w:lvlText w:val="%1.%2.%3.%4"/>
-      <w:lvlJc w:val="left"/>
-      <w:pPr>
-        <w:ind w:left="907" w:hanging="907"/>
-      </w:pPr>
-      <w:rPr>
-        <w:rFonts w:hint="default"/>
-      </w:rPr>
-    </w:lvl>
-    <w:lvl w:ilvl="4">
-      <w:start w:val="1"/>
-      <w:numFmt w:val="decimal"/>
-      <w:lvlText w:val="%1.%2.%3.%4.%5"/>
-      <w:lvlJc w:val="left"/>
-      <w:pPr>
-        <w:ind w:left="1134" w:hanging="1134"/>
-      </w:pPr>
-      <w:rPr>
-        <w:rFonts w:hint="default"/>
-      </w:rPr>
-    </w:lvl>
-    <w:lvl w:ilvl="5">
-      <w:start w:val="1"/>
-      <w:numFmt w:val="decimal"/>
-      <w:lvlText w:val="%6."/>
-      <w:lvlJc w:val="left"/>
-      <w:pPr>
-        <w:ind w:left="284" w:hanging="284"/>
-      </w:pPr>
-      <w:rPr>
-        <w:rFonts w:hint="default"/>
-      </w:rPr>
-    </w:lvl>
-    <w:lvl w:ilvl="6">
-      <w:start w:val="1"/>
-      <w:numFmt w:val="decimal"/>
-      <w:lvlText w:val="%6.%7"/>
-      <w:lvlJc w:val="left"/>
-      <w:pPr>
-        <w:ind w:left="709" w:hanging="425"/>
-      </w:pPr>
-      <w:rPr>
-        <w:rFonts w:hint="default"/>
-      </w:rPr>
-    </w:lvl>
-    <w:lvl w:ilvl="7">
-      <w:start w:val="1"/>
-      <w:numFmt w:val="decimal"/>
-      <w:lvlText w:val="%6.%7.%8"/>
-      <w:lvlJc w:val="left"/>
-      <w:pPr>
-        <w:ind w:left="1276" w:hanging="567"/>
-      </w:pPr>
-      <w:rPr>
-        <w:rFonts w:hint="default"/>
-      </w:rPr>
-    </w:lvl>
-    <w:lvl w:ilvl="8">
-      <w:start w:val="1"/>
-      <w:numFmt w:val="lowerLetter"/>
-      <w:lvlText w:val="%9."/>
-      <w:lvlJc w:val="left"/>
-      <w:pPr>
-        <w:ind w:left="284" w:hanging="284"/>
-      </w:pPr>
-      <w:rPr>
-        <w:rFonts w:hint="default"/>
-      </w:rPr>
-    </w:lvl>
-  </w:abstractNum>
-  <w:abstractNum w:abstractNumId="37" w15:restartNumberingAfterBreak="0">
-    <w:nsid w:val="652630A6"/>
-    <w:multiLevelType w:val="multilevel"/>
-    <w:tmpl w:val="0066839A"/>
-    <w:lvl w:ilvl="0">
-      <w:start w:val="1"/>
-      <w:numFmt w:val="bullet"/>
-      <w:lvlText w:val="‒"/>
-      <w:lvlJc w:val="left"/>
-      <w:pPr>
-        <w:ind w:left="284" w:hanging="284"/>
-      </w:pPr>
-      <w:rPr>
-        <w:rFonts w:ascii="Arial" w:hAnsi="Arial" w:hint="default"/>
-      </w:rPr>
-    </w:lvl>
-    <w:lvl w:ilvl="1">
-      <w:start w:val="1"/>
-      <w:numFmt w:val="bullet"/>
-      <w:lvlText w:val="–"/>
-      <w:lvlJc w:val="left"/>
-      <w:pPr>
-        <w:ind w:left="567" w:hanging="283"/>
-      </w:pPr>
-      <w:rPr>
-        <w:rFonts w:asciiTheme="minorHAnsi" w:hAnsiTheme="minorHAnsi" w:cs="Times New Roman" w:hint="default"/>
-      </w:rPr>
-    </w:lvl>
-    <w:lvl w:ilvl="2">
-      <w:start w:val="1"/>
-      <w:numFmt w:val="decimal"/>
-      <w:lvlText w:val="%3."/>
-      <w:lvlJc w:val="left"/>
-      <w:pPr>
-        <w:ind w:left="851" w:hanging="284"/>
-      </w:pPr>
-      <w:rPr>
-        <w:rFonts w:hint="default"/>
-      </w:rPr>
-    </w:lvl>
-    <w:lvl w:ilvl="3">
-      <w:start w:val="1"/>
-      <w:numFmt w:val="bullet"/>
-      <w:lvlText w:val=""/>
-      <w:lvlJc w:val="left"/>
-      <w:pPr>
-        <w:ind w:left="3164" w:hanging="360"/>
-      </w:pPr>
-      <w:rPr>
-        <w:rFonts w:ascii="Symbol" w:hAnsi="Symbol" w:hint="default"/>
-      </w:rPr>
-    </w:lvl>
-    <w:lvl w:ilvl="4">
-      <w:start w:val="1"/>
-      <w:numFmt w:val="bullet"/>
-      <w:lvlText w:val="o"/>
-      <w:lvlJc w:val="left"/>
-      <w:pPr>
-        <w:ind w:left="3884" w:hanging="360"/>
-      </w:pPr>
-      <w:rPr>
-        <w:rFonts w:ascii="Courier New" w:hAnsi="Courier New" w:cs="Courier New" w:hint="default"/>
-      </w:rPr>
-    </w:lvl>
-    <w:lvl w:ilvl="5">
-      <w:start w:val="1"/>
-      <w:numFmt w:val="bullet"/>
-      <w:lvlText w:val=""/>
-      <w:lvlJc w:val="left"/>
-      <w:pPr>
-        <w:ind w:left="4604" w:hanging="360"/>
-      </w:pPr>
-      <w:rPr>
-        <w:rFonts w:ascii="Wingdings" w:hAnsi="Wingdings" w:hint="default"/>
-      </w:rPr>
-    </w:lvl>
-    <w:lvl w:ilvl="6">
-      <w:start w:val="1"/>
-      <w:numFmt w:val="bullet"/>
-      <w:lvlText w:val=""/>
-      <w:lvlJc w:val="left"/>
-      <w:pPr>
-        <w:ind w:left="5324" w:hanging="360"/>
-      </w:pPr>
-      <w:rPr>
-        <w:rFonts w:ascii="Symbol" w:hAnsi="Symbol" w:hint="default"/>
-      </w:rPr>
-    </w:lvl>
-    <w:lvl w:ilvl="7">
-      <w:start w:val="1"/>
-      <w:numFmt w:val="bullet"/>
-      <w:lvlText w:val="o"/>
-      <w:lvlJc w:val="left"/>
-      <w:pPr>
-        <w:ind w:left="6044" w:hanging="360"/>
-      </w:pPr>
-      <w:rPr>
-        <w:rFonts w:ascii="Courier New" w:hAnsi="Courier New" w:cs="Courier New" w:hint="default"/>
-      </w:rPr>
-    </w:lvl>
-    <w:lvl w:ilvl="8">
-      <w:start w:val="1"/>
-      <w:numFmt w:val="bullet"/>
-      <w:lvlText w:val=""/>
-      <w:lvlJc w:val="left"/>
-      <w:pPr>
-        <w:ind w:left="6764" w:hanging="360"/>
-      </w:pPr>
-      <w:rPr>
-        <w:rFonts w:ascii="Wingdings" w:hAnsi="Wingdings" w:hint="default"/>
-      </w:rPr>
-    </w:lvl>
-  </w:abstractNum>
-  <w:abstractNum w:abstractNumId="38" w15:restartNumberingAfterBreak="0">
-    <w:nsid w:val="666B567A"/>
-    <w:multiLevelType w:val="hybridMultilevel"/>
-    <w:tmpl w:val="F0A6BB0A"/>
-    <w:lvl w:ilvl="0" w:tplc="0807000F">
-      <w:start w:val="1"/>
-      <w:numFmt w:val="decimal"/>
-      <w:lvlText w:val="%1."/>
-      <w:lvlJc w:val="left"/>
-      <w:pPr>
-        <w:ind w:left="720" w:hanging="360"/>
-      </w:pPr>
-    </w:lvl>
-    <w:lvl w:ilvl="1" w:tplc="08070019">
-      <w:start w:val="1"/>
-      <w:numFmt w:val="lowerLetter"/>
-      <w:lvlText w:val="%2."/>
-      <w:lvlJc w:val="left"/>
-      <w:pPr>
-        <w:ind w:left="1440" w:hanging="360"/>
-      </w:pPr>
-    </w:lvl>
-    <w:lvl w:ilvl="2" w:tplc="0807001B" w:tentative="1">
-      <w:start w:val="1"/>
-      <w:numFmt w:val="lowerRoman"/>
-      <w:lvlText w:val="%3."/>
-      <w:lvlJc w:val="right"/>
-      <w:pPr>
-        <w:ind w:left="2160" w:hanging="180"/>
-      </w:pPr>
-    </w:lvl>
-    <w:lvl w:ilvl="3" w:tplc="0807000F" w:tentative="1">
-      <w:start w:val="1"/>
-      <w:numFmt w:val="decimal"/>
-      <w:lvlText w:val="%4."/>
-      <w:lvlJc w:val="left"/>
-      <w:pPr>
-        <w:ind w:left="2880" w:hanging="360"/>
-      </w:pPr>
-    </w:lvl>
-    <w:lvl w:ilvl="4" w:tplc="08070019" w:tentative="1">
-      <w:start w:val="1"/>
-      <w:numFmt w:val="lowerLetter"/>
-      <w:lvlText w:val="%5."/>
-      <w:lvlJc w:val="left"/>
-      <w:pPr>
-        <w:ind w:left="3600" w:hanging="360"/>
-      </w:pPr>
-    </w:lvl>
-    <w:lvl w:ilvl="5" w:tplc="0807001B" w:tentative="1">
-      <w:start w:val="1"/>
-      <w:numFmt w:val="lowerRoman"/>
-      <w:lvlText w:val="%6."/>
-      <w:lvlJc w:val="right"/>
-      <w:pPr>
-        <w:ind w:left="4320" w:hanging="180"/>
-      </w:pPr>
-    </w:lvl>
-    <w:lvl w:ilvl="6" w:tplc="0807000F" w:tentative="1">
-      <w:start w:val="1"/>
-      <w:numFmt w:val="decimal"/>
-      <w:lvlText w:val="%7."/>
-      <w:lvlJc w:val="left"/>
-      <w:pPr>
-        <w:ind w:left="5040" w:hanging="360"/>
-      </w:pPr>
-    </w:lvl>
-    <w:lvl w:ilvl="7" w:tplc="08070019" w:tentative="1">
-      <w:start w:val="1"/>
-      <w:numFmt w:val="lowerLetter"/>
-      <w:lvlText w:val="%8."/>
-      <w:lvlJc w:val="left"/>
-      <w:pPr>
-        <w:ind w:left="5760" w:hanging="360"/>
-      </w:pPr>
-    </w:lvl>
-    <w:lvl w:ilvl="8" w:tplc="0807001B" w:tentative="1">
-      <w:start w:val="1"/>
-      <w:numFmt w:val="lowerRoman"/>
-      <w:lvlText w:val="%9."/>
-      <w:lvlJc w:val="right"/>
-      <w:pPr>
-        <w:ind w:left="6480" w:hanging="180"/>
-      </w:pPr>
-    </w:lvl>
-  </w:abstractNum>
-  <w:abstractNum w:abstractNumId="39" w15:restartNumberingAfterBreak="0">
-    <w:nsid w:val="684C6F8A"/>
-    <w:multiLevelType w:val="hybridMultilevel"/>
-    <w:tmpl w:val="891EB3F0"/>
-    <w:lvl w:ilvl="0" w:tplc="08070001">
-      <w:start w:val="1"/>
-      <w:numFmt w:val="bullet"/>
-      <w:lvlText w:val=""/>
-      <w:lvlJc w:val="left"/>
-      <w:pPr>
-        <w:ind w:left="720" w:hanging="360"/>
-      </w:pPr>
-      <w:rPr>
-        <w:rFonts w:ascii="Symbol" w:hAnsi="Symbol" w:hint="default"/>
-      </w:rPr>
-    </w:lvl>
-    <w:lvl w:ilvl="1" w:tplc="08070003" w:tentative="1">
-      <w:start w:val="1"/>
-      <w:numFmt w:val="bullet"/>
-      <w:lvlText w:val="o"/>
-      <w:lvlJc w:val="left"/>
-      <w:pPr>
-        <w:ind w:left="1440" w:hanging="360"/>
-      </w:pPr>
-      <w:rPr>
-        <w:rFonts w:ascii="Courier New" w:hAnsi="Courier New" w:cs="Courier New" w:hint="default"/>
-      </w:rPr>
-    </w:lvl>
-    <w:lvl w:ilvl="2" w:tplc="08070005" w:tentative="1">
-      <w:start w:val="1"/>
-      <w:numFmt w:val="bullet"/>
-      <w:lvlText w:val=""/>
-      <w:lvlJc w:val="left"/>
-      <w:pPr>
-        <w:ind w:left="2160" w:hanging="360"/>
-      </w:pPr>
-      <w:rPr>
-        <w:rFonts w:ascii="Wingdings" w:hAnsi="Wingdings" w:hint="default"/>
-      </w:rPr>
-    </w:lvl>
-    <w:lvl w:ilvl="3" w:tplc="08070001" w:tentative="1">
-      <w:start w:val="1"/>
-      <w:numFmt w:val="bullet"/>
-      <w:lvlText w:val=""/>
-      <w:lvlJc w:val="left"/>
-      <w:pPr>
-        <w:ind w:left="2880" w:hanging="360"/>
-      </w:pPr>
-      <w:rPr>
-        <w:rFonts w:ascii="Symbol" w:hAnsi="Symbol" w:hint="default"/>
-      </w:rPr>
-    </w:lvl>
-    <w:lvl w:ilvl="4" w:tplc="08070003" w:tentative="1">
-      <w:start w:val="1"/>
-      <w:numFmt w:val="bullet"/>
-      <w:lvlText w:val="o"/>
-      <w:lvlJc w:val="left"/>
-      <w:pPr>
-        <w:ind w:left="3600" w:hanging="360"/>
-      </w:pPr>
-      <w:rPr>
-        <w:rFonts w:ascii="Courier New" w:hAnsi="Courier New" w:cs="Courier New" w:hint="default"/>
-      </w:rPr>
-    </w:lvl>
-    <w:lvl w:ilvl="5" w:tplc="08070005" w:tentative="1">
-      <w:start w:val="1"/>
-      <w:numFmt w:val="bullet"/>
-      <w:lvlText w:val=""/>
-      <w:lvlJc w:val="left"/>
-      <w:pPr>
-        <w:ind w:left="4320" w:hanging="360"/>
-      </w:pPr>
-      <w:rPr>
-        <w:rFonts w:ascii="Wingdings" w:hAnsi="Wingdings" w:hint="default"/>
-      </w:rPr>
-    </w:lvl>
-    <w:lvl w:ilvl="6" w:tplc="08070001" w:tentative="1">
-      <w:start w:val="1"/>
-      <w:numFmt w:val="bullet"/>
-      <w:lvlText w:val=""/>
-      <w:lvlJc w:val="left"/>
-      <w:pPr>
-        <w:ind w:left="5040" w:hanging="360"/>
-      </w:pPr>
-      <w:rPr>
-        <w:rFonts w:ascii="Symbol" w:hAnsi="Symbol" w:hint="default"/>
-      </w:rPr>
-    </w:lvl>
-    <w:lvl w:ilvl="7" w:tplc="08070003" w:tentative="1">
-      <w:start w:val="1"/>
-      <w:numFmt w:val="bullet"/>
-      <w:lvlText w:val="o"/>
-      <w:lvlJc w:val="left"/>
-      <w:pPr>
-        <w:ind w:left="5760" w:hanging="360"/>
-      </w:pPr>
-      <w:rPr>
-        <w:rFonts w:ascii="Courier New" w:hAnsi="Courier New" w:cs="Courier New" w:hint="default"/>
-      </w:rPr>
-    </w:lvl>
-    <w:lvl w:ilvl="8" w:tplc="08070005" w:tentative="1">
-      <w:start w:val="1"/>
-      <w:numFmt w:val="bullet"/>
-      <w:lvlText w:val=""/>
-      <w:lvlJc w:val="left"/>
-      <w:pPr>
-        <w:ind w:left="6480" w:hanging="360"/>
-      </w:pPr>
-      <w:rPr>
-        <w:rFonts w:ascii="Wingdings" w:hAnsi="Wingdings" w:hint="default"/>
-      </w:rPr>
-    </w:lvl>
-  </w:abstractNum>
-  <w:abstractNum w:abstractNumId="40" w15:restartNumberingAfterBreak="0">
-    <w:nsid w:val="68D9224F"/>
-    <w:multiLevelType w:val="hybridMultilevel"/>
-    <w:tmpl w:val="F0A6BB0A"/>
-    <w:lvl w:ilvl="0" w:tplc="0807000F">
-      <w:start w:val="1"/>
-      <w:numFmt w:val="decimal"/>
-      <w:lvlText w:val="%1."/>
-      <w:lvlJc w:val="left"/>
-      <w:pPr>
-        <w:ind w:left="720" w:hanging="360"/>
-      </w:pPr>
-    </w:lvl>
-    <w:lvl w:ilvl="1" w:tplc="08070019">
-      <w:start w:val="1"/>
-      <w:numFmt w:val="lowerLetter"/>
-      <w:lvlText w:val="%2."/>
-      <w:lvlJc w:val="left"/>
-      <w:pPr>
-        <w:ind w:left="1440" w:hanging="360"/>
-      </w:pPr>
-    </w:lvl>
-    <w:lvl w:ilvl="2" w:tplc="0807001B" w:tentative="1">
-      <w:start w:val="1"/>
-      <w:numFmt w:val="lowerRoman"/>
-      <w:lvlText w:val="%3."/>
-      <w:lvlJc w:val="right"/>
-      <w:pPr>
-        <w:ind w:left="2160" w:hanging="180"/>
-      </w:pPr>
-    </w:lvl>
-    <w:lvl w:ilvl="3" w:tplc="0807000F" w:tentative="1">
-      <w:start w:val="1"/>
-      <w:numFmt w:val="decimal"/>
-      <w:lvlText w:val="%4."/>
-      <w:lvlJc w:val="left"/>
-      <w:pPr>
-        <w:ind w:left="2880" w:hanging="360"/>
-      </w:pPr>
-    </w:lvl>
-    <w:lvl w:ilvl="4" w:tplc="08070019" w:tentative="1">
-      <w:start w:val="1"/>
-      <w:numFmt w:val="lowerLetter"/>
-      <w:lvlText w:val="%5."/>
-      <w:lvlJc w:val="left"/>
-      <w:pPr>
-        <w:ind w:left="3600" w:hanging="360"/>
-      </w:pPr>
-    </w:lvl>
-    <w:lvl w:ilvl="5" w:tplc="0807001B" w:tentative="1">
-      <w:start w:val="1"/>
-      <w:numFmt w:val="lowerRoman"/>
-      <w:lvlText w:val="%6."/>
-      <w:lvlJc w:val="right"/>
-      <w:pPr>
-        <w:ind w:left="4320" w:hanging="180"/>
-      </w:pPr>
-    </w:lvl>
-    <w:lvl w:ilvl="6" w:tplc="0807000F" w:tentative="1">
-      <w:start w:val="1"/>
-      <w:numFmt w:val="decimal"/>
-      <w:lvlText w:val="%7."/>
-      <w:lvlJc w:val="left"/>
-      <w:pPr>
-        <w:ind w:left="5040" w:hanging="360"/>
-      </w:pPr>
-    </w:lvl>
-    <w:lvl w:ilvl="7" w:tplc="08070019" w:tentative="1">
-      <w:start w:val="1"/>
-      <w:numFmt w:val="lowerLetter"/>
-      <w:lvlText w:val="%8."/>
-      <w:lvlJc w:val="left"/>
-      <w:pPr>
-        <w:ind w:left="5760" w:hanging="360"/>
-      </w:pPr>
-    </w:lvl>
-    <w:lvl w:ilvl="8" w:tplc="0807001B" w:tentative="1">
-      <w:start w:val="1"/>
-      <w:numFmt w:val="lowerRoman"/>
-      <w:lvlText w:val="%9."/>
-      <w:lvlJc w:val="right"/>
-      <w:pPr>
-        <w:ind w:left="6480" w:hanging="180"/>
-      </w:pPr>
-    </w:lvl>
-  </w:abstractNum>
-  <w:abstractNum w:abstractNumId="41" w15:restartNumberingAfterBreak="0">
-    <w:nsid w:val="69610B63"/>
-    <w:multiLevelType w:val="multilevel"/>
-    <w:tmpl w:val="0807001D"/>
-    <w:lvl w:ilvl="0">
-      <w:start w:val="1"/>
-      <w:numFmt w:val="decimal"/>
-      <w:lvlText w:val="%1)"/>
-      <w:lvlJc w:val="left"/>
-      <w:pPr>
-        <w:ind w:left="360" w:hanging="360"/>
-      </w:pPr>
-    </w:lvl>
-    <w:lvl w:ilvl="1">
-      <w:start w:val="1"/>
-      <w:numFmt w:val="lowerLetter"/>
-      <w:lvlText w:val="%2)"/>
-      <w:lvlJc w:val="left"/>
-      <w:pPr>
-        <w:ind w:left="720" w:hanging="360"/>
-      </w:pPr>
-    </w:lvl>
-    <w:lvl w:ilvl="2">
-      <w:start w:val="1"/>
-      <w:numFmt w:val="lowerRoman"/>
-      <w:lvlText w:val="%3)"/>
-      <w:lvlJc w:val="left"/>
-      <w:pPr>
-        <w:ind w:left="1080" w:hanging="360"/>
-      </w:pPr>
-    </w:lvl>
-    <w:lvl w:ilvl="3">
-      <w:start w:val="1"/>
-      <w:numFmt w:val="decimal"/>
-      <w:lvlText w:val="(%4)"/>
-      <w:lvlJc w:val="left"/>
-      <w:pPr>
-        <w:ind w:left="1440" w:hanging="360"/>
-      </w:pPr>
-    </w:lvl>
-    <w:lvl w:ilvl="4">
-      <w:start w:val="1"/>
-      <w:numFmt w:val="lowerLetter"/>
-      <w:lvlText w:val="(%5)"/>
-      <w:lvlJc w:val="left"/>
-      <w:pPr>
-        <w:ind w:left="1800" w:hanging="360"/>
-      </w:pPr>
-    </w:lvl>
-    <w:lvl w:ilvl="5">
-      <w:start w:val="1"/>
-      <w:numFmt w:val="lowerRoman"/>
-      <w:lvlText w:val="(%6)"/>
-      <w:lvlJc w:val="left"/>
-      <w:pPr>
-        <w:ind w:left="2160" w:hanging="360"/>
-      </w:pPr>
-    </w:lvl>
-    <w:lvl w:ilvl="6">
-      <w:start w:val="1"/>
-      <w:numFmt w:val="decimal"/>
-      <w:lvlText w:val="%7."/>
-      <w:lvlJc w:val="left"/>
-      <w:pPr>
-        <w:ind w:left="2520" w:hanging="360"/>
-      </w:pPr>
-    </w:lvl>
-    <w:lvl w:ilvl="7">
-      <w:start w:val="1"/>
-      <w:numFmt w:val="lowerLetter"/>
-      <w:lvlText w:val="%8."/>
-      <w:lvlJc w:val="left"/>
-      <w:pPr>
-        <w:ind w:left="2880" w:hanging="360"/>
-      </w:pPr>
-    </w:lvl>
-    <w:lvl w:ilvl="8">
-      <w:start w:val="1"/>
-      <w:numFmt w:val="lowerRoman"/>
-      <w:lvlText w:val="%9."/>
-      <w:lvlJc w:val="left"/>
-      <w:pPr>
-        <w:ind w:left="3240" w:hanging="360"/>
-      </w:pPr>
-    </w:lvl>
-  </w:abstractNum>
-  <w:abstractNum w:abstractNumId="42" w15:restartNumberingAfterBreak="0">
-    <w:nsid w:val="6AE06DE1"/>
-    <w:multiLevelType w:val="multilevel"/>
-    <w:tmpl w:val="E3F0322A"/>
-    <w:lvl w:ilvl="0">
-      <w:start w:val="1"/>
-      <w:numFmt w:val="bullet"/>
-      <w:lvlText w:val="‒"/>
-      <w:lvlJc w:val="left"/>
-      <w:pPr>
-        <w:ind w:left="284" w:hanging="284"/>
-      </w:pPr>
-      <w:rPr>
-        <w:rFonts w:ascii="Arial" w:hAnsi="Arial" w:cs="Arial" w:hint="default"/>
-      </w:rPr>
-    </w:lvl>
-    <w:lvl w:ilvl="1">
-      <w:start w:val="1"/>
-      <w:numFmt w:val="bullet"/>
-      <w:lvlText w:val="‒"/>
-      <w:lvlJc w:val="left"/>
-      <w:pPr>
-        <w:ind w:left="567" w:hanging="283"/>
-      </w:pPr>
-      <w:rPr>
-        <w:rFonts w:ascii="Arial" w:hAnsi="Arial" w:cs="Arial" w:hint="default"/>
-      </w:rPr>
-    </w:lvl>
-    <w:lvl w:ilvl="2">
-      <w:start w:val="1"/>
-      <w:numFmt w:val="bullet"/>
-      <w:lvlText w:val="‒"/>
-      <w:lvlJc w:val="left"/>
-      <w:pPr>
-        <w:ind w:left="851" w:hanging="284"/>
-      </w:pPr>
-      <w:rPr>
-        <w:rFonts w:ascii="Arial" w:hAnsi="Arial" w:cs="Arial" w:hint="default"/>
-      </w:rPr>
-    </w:lvl>
-    <w:lvl w:ilvl="3">
-      <w:start w:val="1"/>
-      <w:numFmt w:val="bullet"/>
-      <w:lvlText w:val=""/>
-      <w:lvlJc w:val="left"/>
-      <w:pPr>
-        <w:ind w:left="3164" w:hanging="360"/>
-      </w:pPr>
-      <w:rPr>
-        <w:rFonts w:ascii="Symbol" w:hAnsi="Symbol" w:cs="Times New Roman" w:hint="default"/>
-      </w:rPr>
-    </w:lvl>
-    <w:lvl w:ilvl="4">
-      <w:start w:val="1"/>
-      <w:numFmt w:val="bullet"/>
-      <w:lvlText w:val="o"/>
-      <w:lvlJc w:val="left"/>
-      <w:pPr>
-        <w:ind w:left="3884" w:hanging="360"/>
-      </w:pPr>
-      <w:rPr>
-        <w:rFonts w:ascii="Courier New" w:hAnsi="Courier New" w:cs="Courier New" w:hint="default"/>
-      </w:rPr>
-    </w:lvl>
-    <w:lvl w:ilvl="5">
-      <w:start w:val="1"/>
-      <w:numFmt w:val="bullet"/>
-      <w:lvlText w:val=""/>
-      <w:lvlJc w:val="left"/>
-      <w:pPr>
-        <w:ind w:left="4604" w:hanging="360"/>
-      </w:pPr>
-      <w:rPr>
-        <w:rFonts w:ascii="Wingdings" w:hAnsi="Wingdings" w:hint="default"/>
-      </w:rPr>
-    </w:lvl>
-    <w:lvl w:ilvl="6">
-      <w:start w:val="1"/>
-      <w:numFmt w:val="bullet"/>
-      <w:lvlText w:val=""/>
-      <w:lvlJc w:val="left"/>
-      <w:pPr>
-        <w:ind w:left="5324" w:hanging="360"/>
-      </w:pPr>
-      <w:rPr>
-        <w:rFonts w:ascii="Symbol" w:hAnsi="Symbol" w:hint="default"/>
-      </w:rPr>
-    </w:lvl>
-    <w:lvl w:ilvl="7">
-      <w:start w:val="1"/>
-      <w:numFmt w:val="bullet"/>
-      <w:lvlText w:val="o"/>
-      <w:lvlJc w:val="left"/>
-      <w:pPr>
-        <w:ind w:left="6044" w:hanging="360"/>
-      </w:pPr>
-      <w:rPr>
-        <w:rFonts w:ascii="Courier New" w:hAnsi="Courier New" w:cs="Courier New" w:hint="default"/>
-      </w:rPr>
-    </w:lvl>
-    <w:lvl w:ilvl="8">
-      <w:start w:val="1"/>
-      <w:numFmt w:val="bullet"/>
-      <w:lvlText w:val=""/>
-      <w:lvlJc w:val="left"/>
-      <w:pPr>
-        <w:ind w:left="6764" w:hanging="360"/>
-      </w:pPr>
-      <w:rPr>
-        <w:rFonts w:ascii="Wingdings" w:hAnsi="Wingdings" w:hint="default"/>
-      </w:rPr>
-    </w:lvl>
-  </w:abstractNum>
-  <w:abstractNum w:abstractNumId="43" w15:restartNumberingAfterBreak="0">
-    <w:nsid w:val="6C985FA8"/>
-    <w:multiLevelType w:val="hybridMultilevel"/>
-    <w:tmpl w:val="FD1A9CFC"/>
-    <w:lvl w:ilvl="0" w:tplc="04070001">
-      <w:start w:val="1"/>
-      <w:numFmt w:val="bullet"/>
-      <w:lvlText w:val=""/>
-      <w:lvlJc w:val="left"/>
-      <w:pPr>
-        <w:ind w:left="720" w:hanging="360"/>
-      </w:pPr>
-      <w:rPr>
-        <w:rFonts w:ascii="Symbol" w:hAnsi="Symbol" w:hint="default"/>
-      </w:rPr>
-    </w:lvl>
-    <w:lvl w:ilvl="1" w:tplc="04070003" w:tentative="1">
-      <w:start w:val="1"/>
-      <w:numFmt w:val="bullet"/>
-      <w:lvlText w:val="o"/>
-      <w:lvlJc w:val="left"/>
-      <w:pPr>
-        <w:ind w:left="1440" w:hanging="360"/>
-      </w:pPr>
-      <w:rPr>
-        <w:rFonts w:ascii="Courier New" w:hAnsi="Courier New" w:cs="Courier New" w:hint="default"/>
-      </w:rPr>
-    </w:lvl>
-    <w:lvl w:ilvl="2" w:tplc="04070005" w:tentative="1">
-      <w:start w:val="1"/>
-      <w:numFmt w:val="bullet"/>
-      <w:lvlText w:val=""/>
-      <w:lvlJc w:val="left"/>
-      <w:pPr>
-        <w:ind w:left="2160" w:hanging="360"/>
-      </w:pPr>
-      <w:rPr>
-        <w:rFonts w:ascii="Wingdings" w:hAnsi="Wingdings" w:hint="default"/>
-      </w:rPr>
-    </w:lvl>
-    <w:lvl w:ilvl="3" w:tplc="04070001" w:tentative="1">
-      <w:start w:val="1"/>
-      <w:numFmt w:val="bullet"/>
-      <w:lvlText w:val=""/>
-      <w:lvlJc w:val="left"/>
-      <w:pPr>
-        <w:ind w:left="2880" w:hanging="360"/>
-      </w:pPr>
-      <w:rPr>
-        <w:rFonts w:ascii="Symbol" w:hAnsi="Symbol" w:hint="default"/>
-      </w:rPr>
-    </w:lvl>
-    <w:lvl w:ilvl="4" w:tplc="04070003" w:tentative="1">
-      <w:start w:val="1"/>
-      <w:numFmt w:val="bullet"/>
-      <w:lvlText w:val="o"/>
-      <w:lvlJc w:val="left"/>
-      <w:pPr>
-        <w:ind w:left="3600" w:hanging="360"/>
-      </w:pPr>
-      <w:rPr>
-        <w:rFonts w:ascii="Courier New" w:hAnsi="Courier New" w:cs="Courier New" w:hint="default"/>
-      </w:rPr>
-    </w:lvl>
-    <w:lvl w:ilvl="5" w:tplc="04070005" w:tentative="1">
-      <w:start w:val="1"/>
-      <w:numFmt w:val="bullet"/>
-      <w:lvlText w:val=""/>
-      <w:lvlJc w:val="left"/>
-      <w:pPr>
-        <w:ind w:left="4320" w:hanging="360"/>
-      </w:pPr>
-      <w:rPr>
-        <w:rFonts w:ascii="Wingdings" w:hAnsi="Wingdings" w:hint="default"/>
-      </w:rPr>
-    </w:lvl>
-    <w:lvl w:ilvl="6" w:tplc="04070001" w:tentative="1">
-      <w:start w:val="1"/>
-      <w:numFmt w:val="bullet"/>
-      <w:lvlText w:val=""/>
-      <w:lvlJc w:val="left"/>
-      <w:pPr>
-        <w:ind w:left="5040" w:hanging="360"/>
-      </w:pPr>
-      <w:rPr>
-        <w:rFonts w:ascii="Symbol" w:hAnsi="Symbol" w:hint="default"/>
-      </w:rPr>
-    </w:lvl>
-    <w:lvl w:ilvl="7" w:tplc="04070003" w:tentative="1">
-      <w:start w:val="1"/>
-      <w:numFmt w:val="bullet"/>
-      <w:lvlText w:val="o"/>
-      <w:lvlJc w:val="left"/>
-      <w:pPr>
-        <w:ind w:left="5760" w:hanging="360"/>
-      </w:pPr>
-      <w:rPr>
-        <w:rFonts w:ascii="Courier New" w:hAnsi="Courier New" w:cs="Courier New" w:hint="default"/>
-      </w:rPr>
-    </w:lvl>
-    <w:lvl w:ilvl="8" w:tplc="04070005" w:tentative="1">
-      <w:start w:val="1"/>
-      <w:numFmt w:val="bullet"/>
-      <w:lvlText w:val=""/>
-      <w:lvlJc w:val="left"/>
-      <w:pPr>
-        <w:ind w:left="6480" w:hanging="360"/>
-      </w:pPr>
-      <w:rPr>
-        <w:rFonts w:ascii="Wingdings" w:hAnsi="Wingdings" w:hint="default"/>
-      </w:rPr>
-    </w:lvl>
-  </w:abstractNum>
-  <w:abstractNum w:abstractNumId="44" w15:restartNumberingAfterBreak="0">
-    <w:nsid w:val="710A62AA"/>
-    <w:multiLevelType w:val="hybridMultilevel"/>
-    <w:tmpl w:val="D24C2B72"/>
-    <w:lvl w:ilvl="0" w:tplc="96C0ED62">
-      <w:start w:val="1"/>
-      <w:numFmt w:val="bullet"/>
-      <w:lvlText w:val=""/>
-      <w:lvlJc w:val="left"/>
-      <w:pPr>
-        <w:tabs>
-          <w:tab w:val="num" w:pos="340"/>
-        </w:tabs>
-        <w:ind w:left="720" w:hanging="720"/>
-      </w:pPr>
-      <w:rPr>
-        <w:rFonts w:ascii="Wingdings" w:hAnsi="Wingdings" w:hint="default"/>
-      </w:rPr>
-    </w:lvl>
-    <w:lvl w:ilvl="1" w:tplc="04070003" w:tentative="1">
-      <w:start w:val="1"/>
-      <w:numFmt w:val="bullet"/>
-      <w:lvlText w:val="o"/>
-      <w:lvlJc w:val="left"/>
-      <w:pPr>
-        <w:tabs>
-          <w:tab w:val="num" w:pos="1440"/>
-        </w:tabs>
-        <w:ind w:left="1440" w:hanging="360"/>
-      </w:pPr>
-      <w:rPr>
-        <w:rFonts w:ascii="Courier New" w:hAnsi="Courier New" w:cs="Symbol" w:hint="default"/>
-      </w:rPr>
-    </w:lvl>
-    <w:lvl w:ilvl="2" w:tplc="04070005" w:tentative="1">
-      <w:start w:val="1"/>
-      <w:numFmt w:val="bullet"/>
-      <w:lvlText w:val=""/>
-      <w:lvlJc w:val="left"/>
-      <w:pPr>
-        <w:tabs>
-          <w:tab w:val="num" w:pos="2160"/>
-        </w:tabs>
-        <w:ind w:left="2160" w:hanging="360"/>
-      </w:pPr>
-      <w:rPr>
-        <w:rFonts w:ascii="Wingdings" w:hAnsi="Wingdings" w:hint="default"/>
-      </w:rPr>
-    </w:lvl>
-    <w:lvl w:ilvl="3" w:tplc="04070001" w:tentative="1">
-      <w:start w:val="1"/>
-      <w:numFmt w:val="bullet"/>
-      <w:lvlText w:val=""/>
-      <w:lvlJc w:val="left"/>
-      <w:pPr>
-        <w:tabs>
-          <w:tab w:val="num" w:pos="2880"/>
-        </w:tabs>
-        <w:ind w:left="2880" w:hanging="360"/>
-      </w:pPr>
-      <w:rPr>
-        <w:rFonts w:ascii="Symbol" w:hAnsi="Symbol" w:hint="default"/>
-      </w:rPr>
-    </w:lvl>
-    <w:lvl w:ilvl="4" w:tplc="04070003" w:tentative="1">
-      <w:start w:val="1"/>
-      <w:numFmt w:val="bullet"/>
-      <w:lvlText w:val="o"/>
-      <w:lvlJc w:val="left"/>
-      <w:pPr>
-        <w:tabs>
-          <w:tab w:val="num" w:pos="3600"/>
-        </w:tabs>
-        <w:ind w:left="3600" w:hanging="360"/>
-      </w:pPr>
-      <w:rPr>
-        <w:rFonts w:ascii="Courier New" w:hAnsi="Courier New" w:cs="Symbol" w:hint="default"/>
-      </w:rPr>
-    </w:lvl>
-    <w:lvl w:ilvl="5" w:tplc="04070005" w:tentative="1">
-      <w:start w:val="1"/>
-      <w:numFmt w:val="bullet"/>
-      <w:lvlText w:val=""/>
-      <w:lvlJc w:val="left"/>
-      <w:pPr>
-        <w:tabs>
-          <w:tab w:val="num" w:pos="4320"/>
-        </w:tabs>
-        <w:ind w:left="4320" w:hanging="360"/>
-      </w:pPr>
-      <w:rPr>
-        <w:rFonts w:ascii="Wingdings" w:hAnsi="Wingdings" w:hint="default"/>
-      </w:rPr>
-    </w:lvl>
-    <w:lvl w:ilvl="6" w:tplc="04070001" w:tentative="1">
-      <w:start w:val="1"/>
-      <w:numFmt w:val="bullet"/>
-      <w:lvlText w:val=""/>
-      <w:lvlJc w:val="left"/>
-      <w:pPr>
-        <w:tabs>
-          <w:tab w:val="num" w:pos="5040"/>
-        </w:tabs>
-        <w:ind w:left="5040" w:hanging="360"/>
-      </w:pPr>
-      <w:rPr>
-        <w:rFonts w:ascii="Symbol" w:hAnsi="Symbol" w:hint="default"/>
-      </w:rPr>
-    </w:lvl>
-    <w:lvl w:ilvl="7" w:tplc="04070003" w:tentative="1">
-      <w:start w:val="1"/>
-      <w:numFmt w:val="bullet"/>
-      <w:lvlText w:val="o"/>
-      <w:lvlJc w:val="left"/>
-      <w:pPr>
-        <w:tabs>
-          <w:tab w:val="num" w:pos="5760"/>
-        </w:tabs>
-        <w:ind w:left="5760" w:hanging="360"/>
-      </w:pPr>
-      <w:rPr>
-        <w:rFonts w:ascii="Courier New" w:hAnsi="Courier New" w:cs="Symbol" w:hint="default"/>
-      </w:rPr>
-    </w:lvl>
-    <w:lvl w:ilvl="8" w:tplc="04070005" w:tentative="1">
-      <w:start w:val="1"/>
-      <w:numFmt w:val="bullet"/>
-      <w:lvlText w:val=""/>
-      <w:lvlJc w:val="left"/>
-      <w:pPr>
-        <w:tabs>
-          <w:tab w:val="num" w:pos="6480"/>
-        </w:tabs>
-        <w:ind w:left="6480" w:hanging="360"/>
-      </w:pPr>
-      <w:rPr>
-        <w:rFonts w:ascii="Wingdings" w:hAnsi="Wingdings" w:hint="default"/>
-      </w:rPr>
-    </w:lvl>
-  </w:abstractNum>
-  <w:abstractNum w:abstractNumId="45" w15:restartNumberingAfterBreak="0">
-    <w:nsid w:val="713013B8"/>
-    <w:multiLevelType w:val="hybridMultilevel"/>
-    <w:tmpl w:val="71BE1AB6"/>
-    <w:lvl w:ilvl="0" w:tplc="0407000F">
-      <w:start w:val="1"/>
-      <w:numFmt w:val="decimal"/>
-      <w:lvlText w:val="%1."/>
-      <w:lvlJc w:val="left"/>
-      <w:pPr>
-        <w:ind w:left="720" w:hanging="360"/>
-      </w:pPr>
-      <w:rPr>
-        <w:rFonts w:hint="default"/>
-      </w:rPr>
-    </w:lvl>
-    <w:lvl w:ilvl="1" w:tplc="04070019" w:tentative="1">
-      <w:start w:val="1"/>
-      <w:numFmt w:val="lowerLetter"/>
-      <w:lvlText w:val="%2."/>
-      <w:lvlJc w:val="left"/>
-      <w:pPr>
-        <w:ind w:left="1440" w:hanging="360"/>
-      </w:pPr>
-    </w:lvl>
-    <w:lvl w:ilvl="2" w:tplc="0407001B" w:tentative="1">
-      <w:start w:val="1"/>
-      <w:numFmt w:val="lowerRoman"/>
-      <w:lvlText w:val="%3."/>
-      <w:lvlJc w:val="right"/>
-      <w:pPr>
-        <w:ind w:left="2160" w:hanging="180"/>
-      </w:pPr>
-    </w:lvl>
-    <w:lvl w:ilvl="3" w:tplc="0407000F" w:tentative="1">
-      <w:start w:val="1"/>
-      <w:numFmt w:val="decimal"/>
-      <w:lvlText w:val="%4."/>
-      <w:lvlJc w:val="left"/>
-      <w:pPr>
-        <w:ind w:left="2880" w:hanging="360"/>
-      </w:pPr>
-    </w:lvl>
-    <w:lvl w:ilvl="4" w:tplc="04070019" w:tentative="1">
-      <w:start w:val="1"/>
-      <w:numFmt w:val="lowerLetter"/>
-      <w:lvlText w:val="%5."/>
-      <w:lvlJc w:val="left"/>
-      <w:pPr>
-        <w:ind w:left="3600" w:hanging="360"/>
-      </w:pPr>
-    </w:lvl>
-    <w:lvl w:ilvl="5" w:tplc="0407001B" w:tentative="1">
-      <w:start w:val="1"/>
-      <w:numFmt w:val="lowerRoman"/>
-      <w:lvlText w:val="%6."/>
-      <w:lvlJc w:val="right"/>
-      <w:pPr>
-        <w:ind w:left="4320" w:hanging="180"/>
-      </w:pPr>
-    </w:lvl>
-    <w:lvl w:ilvl="6" w:tplc="0407000F" w:tentative="1">
-      <w:start w:val="1"/>
-      <w:numFmt w:val="decimal"/>
-      <w:lvlText w:val="%7."/>
-      <w:lvlJc w:val="left"/>
-      <w:pPr>
-        <w:ind w:left="5040" w:hanging="360"/>
-      </w:pPr>
-    </w:lvl>
-    <w:lvl w:ilvl="7" w:tplc="04070019" w:tentative="1">
-      <w:start w:val="1"/>
-      <w:numFmt w:val="lowerLetter"/>
-      <w:lvlText w:val="%8."/>
-      <w:lvlJc w:val="left"/>
-      <w:pPr>
-        <w:ind w:left="5760" w:hanging="360"/>
-      </w:pPr>
-    </w:lvl>
-    <w:lvl w:ilvl="8" w:tplc="0407001B" w:tentative="1">
-      <w:start w:val="1"/>
-      <w:numFmt w:val="lowerRoman"/>
-      <w:lvlText w:val="%9."/>
-      <w:lvlJc w:val="right"/>
-      <w:pPr>
-        <w:ind w:left="6480" w:hanging="180"/>
-      </w:pPr>
-    </w:lvl>
-  </w:abstractNum>
-  <w:abstractNum w:abstractNumId="46" w15:restartNumberingAfterBreak="0">
-    <w:nsid w:val="748D127E"/>
-    <w:multiLevelType w:val="multilevel"/>
-    <w:tmpl w:val="08B45774"/>
-    <w:lvl w:ilvl="0">
-      <w:start w:val="1"/>
-      <w:numFmt w:val="bullet"/>
-      <w:lvlText w:val="–"/>
-      <w:lvlJc w:val="left"/>
-      <w:pPr>
-        <w:ind w:left="284" w:hanging="284"/>
-      </w:pPr>
-      <w:rPr>
-        <w:rFonts w:ascii="Times New Roman" w:hAnsi="Times New Roman" w:cs="Times New Roman" w:hint="default"/>
-      </w:rPr>
-    </w:lvl>
-    <w:lvl w:ilvl="1">
-      <w:start w:val="1"/>
-      <w:numFmt w:val="bullet"/>
-      <w:lvlText w:val="–"/>
-      <w:lvlJc w:val="left"/>
-      <w:pPr>
-        <w:ind w:left="567" w:hanging="283"/>
-      </w:pPr>
-      <w:rPr>
-        <w:rFonts w:asciiTheme="minorHAnsi" w:hAnsiTheme="minorHAnsi" w:cs="Times New Roman" w:hint="default"/>
-      </w:rPr>
-    </w:lvl>
-    <w:lvl w:ilvl="2">
-      <w:start w:val="1"/>
-      <w:numFmt w:val="bullet"/>
-      <w:lvlText w:val="•"/>
-      <w:lvlJc w:val="left"/>
-      <w:pPr>
-        <w:ind w:left="851" w:hanging="284"/>
-      </w:pPr>
-      <w:rPr>
-        <w:rFonts w:ascii="Times New Roman" w:hAnsi="Times New Roman" w:cs="Times New Roman" w:hint="default"/>
-      </w:rPr>
-    </w:lvl>
-    <w:lvl w:ilvl="3">
-      <w:start w:val="1"/>
-      <w:numFmt w:val="bullet"/>
-      <w:lvlText w:val=""/>
-      <w:lvlJc w:val="left"/>
-      <w:pPr>
-        <w:ind w:left="3164" w:hanging="360"/>
-      </w:pPr>
-      <w:rPr>
-        <w:rFonts w:ascii="Symbol" w:hAnsi="Symbol" w:hint="default"/>
-      </w:rPr>
-    </w:lvl>
-    <w:lvl w:ilvl="4">
-      <w:start w:val="1"/>
-      <w:numFmt w:val="bullet"/>
-      <w:lvlText w:val="o"/>
-      <w:lvlJc w:val="left"/>
-      <w:pPr>
-        <w:ind w:left="3884" w:hanging="360"/>
-      </w:pPr>
-      <w:rPr>
-        <w:rFonts w:ascii="Courier New" w:hAnsi="Courier New" w:cs="Courier New" w:hint="default"/>
-      </w:rPr>
-    </w:lvl>
-    <w:lvl w:ilvl="5">
-      <w:start w:val="1"/>
-      <w:numFmt w:val="bullet"/>
-      <w:lvlText w:val=""/>
-      <w:lvlJc w:val="left"/>
-      <w:pPr>
-        <w:ind w:left="4604" w:hanging="360"/>
-      </w:pPr>
-      <w:rPr>
-        <w:rFonts w:ascii="Wingdings" w:hAnsi="Wingdings" w:hint="default"/>
-      </w:rPr>
-    </w:lvl>
-    <w:lvl w:ilvl="6">
-      <w:start w:val="1"/>
-      <w:numFmt w:val="bullet"/>
-      <w:lvlText w:val=""/>
-      <w:lvlJc w:val="left"/>
-      <w:pPr>
-        <w:ind w:left="5324" w:hanging="360"/>
-      </w:pPr>
-      <w:rPr>
-        <w:rFonts w:ascii="Symbol" w:hAnsi="Symbol" w:hint="default"/>
-      </w:rPr>
-    </w:lvl>
-    <w:lvl w:ilvl="7">
-      <w:start w:val="1"/>
-      <w:numFmt w:val="bullet"/>
-      <w:lvlText w:val="o"/>
-      <w:lvlJc w:val="left"/>
-      <w:pPr>
-        <w:ind w:left="6044" w:hanging="360"/>
-      </w:pPr>
-      <w:rPr>
-        <w:rFonts w:ascii="Courier New" w:hAnsi="Courier New" w:cs="Courier New" w:hint="default"/>
-      </w:rPr>
-    </w:lvl>
-    <w:lvl w:ilvl="8">
-      <w:start w:val="1"/>
-      <w:numFmt w:val="bullet"/>
-      <w:lvlText w:val=""/>
-      <w:lvlJc w:val="left"/>
-      <w:pPr>
-        <w:ind w:left="6764" w:hanging="360"/>
-      </w:pPr>
-      <w:rPr>
-        <w:rFonts w:ascii="Wingdings" w:hAnsi="Wingdings" w:hint="default"/>
-      </w:rPr>
-    </w:lvl>
-  </w:abstractNum>
-  <w:abstractNum w:abstractNumId="47" w15:restartNumberingAfterBreak="0">
-    <w:nsid w:val="7CD832F6"/>
-    <w:multiLevelType w:val="hybridMultilevel"/>
-    <w:tmpl w:val="6A5A8770"/>
-    <w:lvl w:ilvl="0" w:tplc="2494AAD8">
-      <w:start w:val="200"/>
-      <w:numFmt w:val="decimal"/>
-      <w:lvlText w:val="%1"/>
-      <w:lvlJc w:val="left"/>
-      <w:pPr>
-        <w:ind w:left="417" w:hanging="360"/>
-      </w:pPr>
-      <w:rPr>
-        <w:rFonts w:hint="default"/>
-      </w:rPr>
-    </w:lvl>
-    <w:lvl w:ilvl="1" w:tplc="08070019" w:tentative="1">
-      <w:start w:val="1"/>
-      <w:numFmt w:val="lowerLetter"/>
-      <w:lvlText w:val="%2."/>
-      <w:lvlJc w:val="left"/>
-      <w:pPr>
-        <w:ind w:left="1137" w:hanging="360"/>
-      </w:pPr>
-    </w:lvl>
-    <w:lvl w:ilvl="2" w:tplc="0807001B" w:tentative="1">
-      <w:start w:val="1"/>
-      <w:numFmt w:val="lowerRoman"/>
-      <w:lvlText w:val="%3."/>
-      <w:lvlJc w:val="right"/>
-      <w:pPr>
-        <w:ind w:left="1857" w:hanging="180"/>
-      </w:pPr>
-    </w:lvl>
-    <w:lvl w:ilvl="3" w:tplc="0807000F" w:tentative="1">
-      <w:start w:val="1"/>
-      <w:numFmt w:val="decimal"/>
-      <w:lvlText w:val="%4."/>
-      <w:lvlJc w:val="left"/>
-      <w:pPr>
-        <w:ind w:left="2577" w:hanging="360"/>
-      </w:pPr>
-    </w:lvl>
-    <w:lvl w:ilvl="4" w:tplc="08070019" w:tentative="1">
-      <w:start w:val="1"/>
-      <w:numFmt w:val="lowerLetter"/>
-      <w:lvlText w:val="%5."/>
-      <w:lvlJc w:val="left"/>
-      <w:pPr>
-        <w:ind w:left="3297" w:hanging="360"/>
-      </w:pPr>
-    </w:lvl>
-    <w:lvl w:ilvl="5" w:tplc="0807001B" w:tentative="1">
-      <w:start w:val="1"/>
-      <w:numFmt w:val="lowerRoman"/>
-      <w:lvlText w:val="%6."/>
-      <w:lvlJc w:val="right"/>
-      <w:pPr>
-        <w:ind w:left="4017" w:hanging="180"/>
-      </w:pPr>
-    </w:lvl>
-    <w:lvl w:ilvl="6" w:tplc="0807000F" w:tentative="1">
-      <w:start w:val="1"/>
-      <w:numFmt w:val="decimal"/>
-      <w:lvlText w:val="%7."/>
-      <w:lvlJc w:val="left"/>
-      <w:pPr>
-        <w:ind w:left="4737" w:hanging="360"/>
-      </w:pPr>
-    </w:lvl>
-    <w:lvl w:ilvl="7" w:tplc="08070019" w:tentative="1">
-      <w:start w:val="1"/>
-      <w:numFmt w:val="lowerLetter"/>
-      <w:lvlText w:val="%8."/>
-      <w:lvlJc w:val="left"/>
-      <w:pPr>
-        <w:ind w:left="5457" w:hanging="360"/>
-      </w:pPr>
-    </w:lvl>
-    <w:lvl w:ilvl="8" w:tplc="0807001B" w:tentative="1">
-      <w:start w:val="1"/>
-      <w:numFmt w:val="lowerRoman"/>
-      <w:lvlText w:val="%9."/>
-      <w:lvlJc w:val="right"/>
-      <w:pPr>
-        <w:ind w:left="6177" w:hanging="180"/>
-      </w:pPr>
-    </w:lvl>
-  </w:abstractNum>
-  <w:abstractNum w:abstractNumId="48" w15:restartNumberingAfterBreak="0">
-    <w:nsid w:val="7FD325A5"/>
-    <w:multiLevelType w:val="hybridMultilevel"/>
-    <w:tmpl w:val="5C6AB65C"/>
-    <w:lvl w:ilvl="0" w:tplc="0407000F">
-      <w:start w:val="1"/>
-      <w:numFmt w:val="decimal"/>
-      <w:lvlText w:val="%1."/>
-      <w:lvlJc w:val="left"/>
-      <w:pPr>
-        <w:ind w:left="720" w:hanging="360"/>
-      </w:pPr>
-      <w:rPr>
-        <w:rFonts w:hint="default"/>
-      </w:rPr>
-    </w:lvl>
-    <w:lvl w:ilvl="1" w:tplc="04070019" w:tentative="1">
-      <w:start w:val="1"/>
-      <w:numFmt w:val="lowerLetter"/>
-      <w:lvlText w:val="%2."/>
-      <w:lvlJc w:val="left"/>
-      <w:pPr>
-        <w:ind w:left="1440" w:hanging="360"/>
-      </w:pPr>
-    </w:lvl>
-    <w:lvl w:ilvl="2" w:tplc="0407001B" w:tentative="1">
-      <w:start w:val="1"/>
-      <w:numFmt w:val="lowerRoman"/>
-      <w:lvlText w:val="%3."/>
-      <w:lvlJc w:val="right"/>
-      <w:pPr>
-        <w:ind w:left="2160" w:hanging="180"/>
-      </w:pPr>
-    </w:lvl>
-    <w:lvl w:ilvl="3" w:tplc="0407000F" w:tentative="1">
-      <w:start w:val="1"/>
-      <w:numFmt w:val="decimal"/>
-      <w:lvlText w:val="%4."/>
-      <w:lvlJc w:val="left"/>
-      <w:pPr>
-        <w:ind w:left="2880" w:hanging="360"/>
-      </w:pPr>
-    </w:lvl>
-    <w:lvl w:ilvl="4" w:tplc="04070019" w:tentative="1">
-      <w:start w:val="1"/>
-      <w:numFmt w:val="lowerLetter"/>
-      <w:lvlText w:val="%5."/>
-      <w:lvlJc w:val="left"/>
-      <w:pPr>
-        <w:ind w:left="3600" w:hanging="360"/>
-      </w:pPr>
-    </w:lvl>
-    <w:lvl w:ilvl="5" w:tplc="0407001B" w:tentative="1">
-      <w:start w:val="1"/>
-      <w:numFmt w:val="lowerRoman"/>
-      <w:lvlText w:val="%6."/>
-      <w:lvlJc w:val="right"/>
-      <w:pPr>
-        <w:ind w:left="4320" w:hanging="180"/>
-      </w:pPr>
-    </w:lvl>
-    <w:lvl w:ilvl="6" w:tplc="0407000F" w:tentative="1">
-      <w:start w:val="1"/>
-      <w:numFmt w:val="decimal"/>
-      <w:lvlText w:val="%7."/>
-      <w:lvlJc w:val="left"/>
-      <w:pPr>
-        <w:ind w:left="5040" w:hanging="360"/>
-      </w:pPr>
-    </w:lvl>
-    <w:lvl w:ilvl="7" w:tplc="04070019" w:tentative="1">
-      <w:start w:val="1"/>
-      <w:numFmt w:val="lowerLetter"/>
-      <w:lvlText w:val="%8."/>
-      <w:lvlJc w:val="left"/>
-      <w:pPr>
-        <w:ind w:left="5760" w:hanging="360"/>
-      </w:pPr>
-    </w:lvl>
-    <w:lvl w:ilvl="8" w:tplc="0407001B" w:tentative="1">
-      <w:start w:val="1"/>
-      <w:numFmt w:val="lowerRoman"/>
-      <w:lvlText w:val="%9."/>
-      <w:lvlJc w:val="right"/>
-      <w:pPr>
-        <w:ind w:left="6480" w:hanging="180"/>
-      </w:pPr>
-    </w:lvl>
-  </w:abstractNum>
-  <w:num w:numId="1" w16cid:durableId="971059525">
-    <w:abstractNumId w:val="9"/>
-  </w:num>
-  <w:num w:numId="2" w16cid:durableId="1989892882">
+  <w:num w:numId="1" w16cid:durableId="956832184">
     <w:abstractNumId w:val="7"/>
   </w:num>
-  <w:num w:numId="3" w16cid:durableId="603197583">
+  <w:num w:numId="2" w16cid:durableId="1254821494">
+    <w:abstractNumId w:val="3"/>
+  </w:num>
+  <w:num w:numId="3" w16cid:durableId="171723735">
+    <w:abstractNumId w:val="2"/>
+  </w:num>
+  <w:num w:numId="4" w16cid:durableId="1073507391">
     <w:abstractNumId w:val="6"/>
   </w:num>
-  <w:num w:numId="4" w16cid:durableId="901865394">
+  <w:num w:numId="5" w16cid:durableId="1074162686">
+    <w:abstractNumId w:val="4"/>
+  </w:num>
+  <w:num w:numId="6" w16cid:durableId="203949379">
+    <w:abstractNumId w:val="0"/>
+  </w:num>
+  <w:num w:numId="7" w16cid:durableId="1038356840">
+    <w:abstractNumId w:val="1"/>
+  </w:num>
+  <w:num w:numId="8" w16cid:durableId="2034569204">
     <w:abstractNumId w:val="5"/>
   </w:num>
-  <w:num w:numId="5" w16cid:durableId="409811899">
-    <w:abstractNumId w:val="4"/>
-  </w:num>
-  <w:num w:numId="6" w16cid:durableId="2038045784">
-    <w:abstractNumId w:val="8"/>
-  </w:num>
-  <w:num w:numId="7" w16cid:durableId="1251624634">
-    <w:abstractNumId w:val="3"/>
-  </w:num>
-  <w:num w:numId="8" w16cid:durableId="217790418">
-    <w:abstractNumId w:val="2"/>
-  </w:num>
-  <w:num w:numId="9" w16cid:durableId="1115710941">
-    <w:abstractNumId w:val="1"/>
-  </w:num>
-  <w:num w:numId="10" w16cid:durableId="1740860179">
-    <w:abstractNumId w:val="0"/>
-  </w:num>
-  <w:num w:numId="11" w16cid:durableId="725835111">
-    <w:abstractNumId w:val="43"/>
-  </w:num>
-  <w:num w:numId="12" w16cid:durableId="956832184">
-    <w:abstractNumId w:val="31"/>
-  </w:num>
-  <w:num w:numId="13" w16cid:durableId="2012682867">
-    <w:abstractNumId w:val="25"/>
-  </w:num>
-  <w:num w:numId="14" w16cid:durableId="777718541">
-    <w:abstractNumId w:val="48"/>
-  </w:num>
-  <w:num w:numId="15" w16cid:durableId="1946575995">
-    <w:abstractNumId w:val="46"/>
-  </w:num>
-  <w:num w:numId="16" w16cid:durableId="1254821494">
-    <w:abstractNumId w:val="15"/>
-  </w:num>
-  <w:num w:numId="17" w16cid:durableId="1370107162">
-    <w:abstractNumId w:val="26"/>
-  </w:num>
-  <w:num w:numId="18" w16cid:durableId="1476221206">
-    <w:abstractNumId w:val="46"/>
-    <w:lvlOverride w:ilvl="0">
-      <w:startOverride w:val="1"/>
-    </w:lvlOverride>
-    <w:lvlOverride w:ilvl="1">
-      <w:startOverride w:val="1"/>
-    </w:lvlOverride>
-    <w:lvlOverride w:ilvl="2">
-      <w:startOverride w:val="1"/>
-    </w:lvlOverride>
-    <w:lvlOverride w:ilvl="3">
-      <w:startOverride w:val="1"/>
-    </w:lvlOverride>
-    <w:lvlOverride w:ilvl="4">
-      <w:startOverride w:val="1"/>
-    </w:lvlOverride>
-    <w:lvlOverride w:ilvl="5">
-      <w:startOverride w:val="1"/>
-    </w:lvlOverride>
-    <w:lvlOverride w:ilvl="6">
-      <w:startOverride w:val="1"/>
-    </w:lvlOverride>
-    <w:lvlOverride w:ilvl="7">
-      <w:startOverride w:val="1"/>
-    </w:lvlOverride>
-    <w:lvlOverride w:ilvl="8">
-      <w:startOverride w:val="1"/>
-    </w:lvlOverride>
-  </w:num>
-  <w:num w:numId="19" w16cid:durableId="1248534068">
-    <w:abstractNumId w:val="42"/>
-  </w:num>
-  <w:num w:numId="20" w16cid:durableId="1552418522">
-    <w:abstractNumId w:val="24"/>
-  </w:num>
-  <w:num w:numId="21" w16cid:durableId="260530654">
-    <w:abstractNumId w:val="37"/>
-  </w:num>
-  <w:num w:numId="22" w16cid:durableId="1634212577">
-    <w:abstractNumId w:val="34"/>
-  </w:num>
-  <w:num w:numId="23" w16cid:durableId="701790021">
-    <w:abstractNumId w:val="17"/>
-  </w:num>
-  <w:num w:numId="24" w16cid:durableId="1553157393">
-    <w:abstractNumId w:val="28"/>
-  </w:num>
-  <w:num w:numId="25" w16cid:durableId="1346635887">
-    <w:abstractNumId w:val="39"/>
-  </w:num>
-  <w:num w:numId="26" w16cid:durableId="1025324803">
-    <w:abstractNumId w:val="32"/>
-  </w:num>
-  <w:num w:numId="27" w16cid:durableId="579367203">
-    <w:abstractNumId w:val="20"/>
-  </w:num>
-  <w:num w:numId="28" w16cid:durableId="171723735">
-    <w:abstractNumId w:val="14"/>
-  </w:num>
-  <w:num w:numId="29" w16cid:durableId="1696612057">
-    <w:abstractNumId w:val="33"/>
-  </w:num>
-  <w:num w:numId="30" w16cid:durableId="998771292">
-    <w:abstractNumId w:val="10"/>
-  </w:num>
-  <w:num w:numId="31" w16cid:durableId="1073507391">
-    <w:abstractNumId w:val="29"/>
-  </w:num>
-  <w:num w:numId="32" w16cid:durableId="2070180115">
-    <w:abstractNumId w:val="29"/>
-    <w:lvlOverride w:ilvl="0">
-      <w:startOverride w:val="1"/>
-    </w:lvlOverride>
-    <w:lvlOverride w:ilvl="1">
-      <w:startOverride w:val="1"/>
-    </w:lvlOverride>
-    <w:lvlOverride w:ilvl="2">
-      <w:startOverride w:val="1"/>
-    </w:lvlOverride>
-    <w:lvlOverride w:ilvl="3">
-      <w:startOverride w:val="1"/>
-    </w:lvlOverride>
-    <w:lvlOverride w:ilvl="4">
-      <w:startOverride w:val="1"/>
-    </w:lvlOverride>
-    <w:lvlOverride w:ilvl="5">
-      <w:startOverride w:val="1"/>
-    </w:lvlOverride>
-    <w:lvlOverride w:ilvl="6">
-      <w:startOverride w:val="1"/>
-    </w:lvlOverride>
-    <w:lvlOverride w:ilvl="7">
-      <w:startOverride w:val="1"/>
-    </w:lvlOverride>
-    <w:lvlOverride w:ilvl="8">
-      <w:startOverride w:val="1"/>
-    </w:lvlOverride>
-  </w:num>
-  <w:num w:numId="33" w16cid:durableId="1074162686">
-    <w:abstractNumId w:val="16"/>
-  </w:num>
-  <w:num w:numId="34" w16cid:durableId="1433551939">
-    <w:abstractNumId w:val="16"/>
-    <w:lvlOverride w:ilvl="0">
-      <w:startOverride w:val="1"/>
-    </w:lvlOverride>
-    <w:lvlOverride w:ilvl="1">
-      <w:startOverride w:val="1"/>
-    </w:lvlOverride>
-    <w:lvlOverride w:ilvl="2">
-      <w:startOverride w:val="1"/>
-    </w:lvlOverride>
-    <w:lvlOverride w:ilvl="3">
-      <w:startOverride w:val="1"/>
-    </w:lvlOverride>
-    <w:lvlOverride w:ilvl="4">
-      <w:startOverride w:val="1"/>
-    </w:lvlOverride>
-    <w:lvlOverride w:ilvl="5">
-      <w:startOverride w:val="1"/>
-    </w:lvlOverride>
-    <w:lvlOverride w:ilvl="6">
-      <w:startOverride w:val="1"/>
-    </w:lvlOverride>
-    <w:lvlOverride w:ilvl="7">
-      <w:startOverride w:val="1"/>
-    </w:lvlOverride>
-    <w:lvlOverride w:ilvl="8">
-      <w:startOverride w:val="1"/>
-    </w:lvlOverride>
-  </w:num>
-  <w:num w:numId="35" w16cid:durableId="203949379">
-    <w:abstractNumId w:val="11"/>
-  </w:num>
-  <w:num w:numId="36" w16cid:durableId="1152676546">
-    <w:abstractNumId w:val="11"/>
-    <w:lvlOverride w:ilvl="0">
-      <w:startOverride w:val="1"/>
-    </w:lvlOverride>
-    <w:lvlOverride w:ilvl="1">
-      <w:startOverride w:val="1"/>
-    </w:lvlOverride>
-    <w:lvlOverride w:ilvl="2">
-      <w:startOverride w:val="1"/>
-    </w:lvlOverride>
-    <w:lvlOverride w:ilvl="3">
-      <w:startOverride w:val="1"/>
-    </w:lvlOverride>
-    <w:lvlOverride w:ilvl="4">
-      <w:startOverride w:val="1"/>
-    </w:lvlOverride>
-    <w:lvlOverride w:ilvl="5">
-      <w:startOverride w:val="1"/>
-    </w:lvlOverride>
-    <w:lvlOverride w:ilvl="6">
-      <w:startOverride w:val="1"/>
-    </w:lvlOverride>
-    <w:lvlOverride w:ilvl="7">
-      <w:startOverride w:val="1"/>
-    </w:lvlOverride>
-    <w:lvlOverride w:ilvl="8">
-      <w:startOverride w:val="1"/>
-    </w:lvlOverride>
-  </w:num>
-  <w:num w:numId="37" w16cid:durableId="1038356840">
-    <w:abstractNumId w:val="12"/>
-  </w:num>
-  <w:num w:numId="38" w16cid:durableId="1285847931">
-    <w:abstractNumId w:val="11"/>
-    <w:lvlOverride w:ilvl="0">
-      <w:startOverride w:val="1"/>
-    </w:lvlOverride>
-    <w:lvlOverride w:ilvl="1">
-      <w:startOverride w:val="1"/>
-    </w:lvlOverride>
-    <w:lvlOverride w:ilvl="2">
-      <w:startOverride w:val="1"/>
-    </w:lvlOverride>
-    <w:lvlOverride w:ilvl="3">
-      <w:startOverride w:val="1"/>
-    </w:lvlOverride>
-    <w:lvlOverride w:ilvl="4">
-      <w:startOverride w:val="1"/>
-    </w:lvlOverride>
-    <w:lvlOverride w:ilvl="5">
-      <w:startOverride w:val="1"/>
-    </w:lvlOverride>
-    <w:lvlOverride w:ilvl="6">
-      <w:startOverride w:val="1"/>
-    </w:lvlOverride>
-    <w:lvlOverride w:ilvl="7">
-      <w:startOverride w:val="1"/>
-    </w:lvlOverride>
-    <w:lvlOverride w:ilvl="8">
-      <w:startOverride w:val="1"/>
-    </w:lvlOverride>
-  </w:num>
-  <w:num w:numId="39" w16cid:durableId="1855028887">
-    <w:abstractNumId w:val="11"/>
-    <w:lvlOverride w:ilvl="0">
-      <w:startOverride w:val="1"/>
-    </w:lvlOverride>
-    <w:lvlOverride w:ilvl="1">
-      <w:startOverride w:val="1"/>
-    </w:lvlOverride>
-    <w:lvlOverride w:ilvl="2">
-      <w:startOverride w:val="1"/>
-    </w:lvlOverride>
-    <w:lvlOverride w:ilvl="3">
-      <w:startOverride w:val="1"/>
-    </w:lvlOverride>
-    <w:lvlOverride w:ilvl="4">
-      <w:startOverride w:val="1"/>
-    </w:lvlOverride>
-    <w:lvlOverride w:ilvl="5">
-      <w:startOverride w:val="1"/>
-    </w:lvlOverride>
-    <w:lvlOverride w:ilvl="6">
-      <w:startOverride w:val="1"/>
-    </w:lvlOverride>
-    <w:lvlOverride w:ilvl="7">
-      <w:startOverride w:val="1"/>
-    </w:lvlOverride>
-    <w:lvlOverride w:ilvl="8">
-      <w:startOverride w:val="1"/>
-    </w:lvlOverride>
-  </w:num>
-  <w:num w:numId="40" w16cid:durableId="1716467909">
-    <w:abstractNumId w:val="14"/>
-    <w:lvlOverride w:ilvl="0">
-      <w:startOverride w:val="1"/>
-    </w:lvlOverride>
-    <w:lvlOverride w:ilvl="1">
-      <w:startOverride w:val="1"/>
-    </w:lvlOverride>
-    <w:lvlOverride w:ilvl="2">
-      <w:startOverride w:val="1"/>
-    </w:lvlOverride>
-    <w:lvlOverride w:ilvl="3">
-      <w:startOverride w:val="1"/>
-    </w:lvlOverride>
-    <w:lvlOverride w:ilvl="4">
-      <w:startOverride w:val="1"/>
-    </w:lvlOverride>
-    <w:lvlOverride w:ilvl="5">
-      <w:startOverride w:val="1"/>
-    </w:lvlOverride>
-    <w:lvlOverride w:ilvl="6">
-      <w:startOverride w:val="1"/>
-    </w:lvlOverride>
-    <w:lvlOverride w:ilvl="7">
-      <w:startOverride w:val="1"/>
-    </w:lvlOverride>
-    <w:lvlOverride w:ilvl="8">
-      <w:startOverride w:val="1"/>
-    </w:lvlOverride>
-  </w:num>
-  <w:num w:numId="41" w16cid:durableId="1163355237">
-    <w:abstractNumId w:val="36"/>
-  </w:num>
-  <w:num w:numId="42" w16cid:durableId="751393831">
-    <w:abstractNumId w:val="41"/>
-  </w:num>
-  <w:num w:numId="43" w16cid:durableId="968784235">
-    <w:abstractNumId w:val="14"/>
-    <w:lvlOverride w:ilvl="0">
-      <w:startOverride w:val="1"/>
-    </w:lvlOverride>
-    <w:lvlOverride w:ilvl="1">
-      <w:startOverride w:val="1"/>
-    </w:lvlOverride>
-    <w:lvlOverride w:ilvl="2">
-      <w:startOverride w:val="1"/>
-    </w:lvlOverride>
-    <w:lvlOverride w:ilvl="3">
-      <w:startOverride w:val="1"/>
-    </w:lvlOverride>
-    <w:lvlOverride w:ilvl="4">
-      <w:startOverride w:val="1"/>
-    </w:lvlOverride>
-    <w:lvlOverride w:ilvl="5">
-      <w:startOverride w:val="1"/>
-    </w:lvlOverride>
-    <w:lvlOverride w:ilvl="6">
-      <w:startOverride w:val="1"/>
-    </w:lvlOverride>
-    <w:lvlOverride w:ilvl="7">
-      <w:startOverride w:val="1"/>
-    </w:lvlOverride>
-    <w:lvlOverride w:ilvl="8">
-      <w:startOverride w:val="1"/>
-    </w:lvlOverride>
-  </w:num>
-  <w:num w:numId="44" w16cid:durableId="479345070">
-    <w:abstractNumId w:val="14"/>
-    <w:lvlOverride w:ilvl="0">
-      <w:startOverride w:val="1"/>
-    </w:lvlOverride>
-    <w:lvlOverride w:ilvl="1">
-      <w:startOverride w:val="1"/>
-    </w:lvlOverride>
-    <w:lvlOverride w:ilvl="2">
-      <w:startOverride w:val="1"/>
-    </w:lvlOverride>
-    <w:lvlOverride w:ilvl="3">
-      <w:startOverride w:val="1"/>
-    </w:lvlOverride>
-    <w:lvlOverride w:ilvl="4">
-      <w:startOverride w:val="1"/>
-    </w:lvlOverride>
-    <w:lvlOverride w:ilvl="5">
-      <w:startOverride w:val="1"/>
-    </w:lvlOverride>
-    <w:lvlOverride w:ilvl="6">
-      <w:startOverride w:val="1"/>
-    </w:lvlOverride>
-    <w:lvlOverride w:ilvl="7">
-      <w:startOverride w:val="1"/>
-    </w:lvlOverride>
-    <w:lvlOverride w:ilvl="8">
-      <w:startOverride w:val="1"/>
-    </w:lvlOverride>
-  </w:num>
-  <w:num w:numId="45" w16cid:durableId="888372963">
-    <w:abstractNumId w:val="14"/>
-    <w:lvlOverride w:ilvl="0">
-      <w:startOverride w:val="1"/>
-    </w:lvlOverride>
-    <w:lvlOverride w:ilvl="1">
-      <w:startOverride w:val="1"/>
-    </w:lvlOverride>
-    <w:lvlOverride w:ilvl="2">
-      <w:startOverride w:val="1"/>
-    </w:lvlOverride>
-    <w:lvlOverride w:ilvl="3">
-      <w:startOverride w:val="1"/>
-    </w:lvlOverride>
-    <w:lvlOverride w:ilvl="4">
-      <w:startOverride w:val="1"/>
-    </w:lvlOverride>
-    <w:lvlOverride w:ilvl="5">
-      <w:startOverride w:val="1"/>
-    </w:lvlOverride>
-    <w:lvlOverride w:ilvl="6">
-      <w:startOverride w:val="1"/>
-    </w:lvlOverride>
-    <w:lvlOverride w:ilvl="7">
-      <w:startOverride w:val="1"/>
-    </w:lvlOverride>
-    <w:lvlOverride w:ilvl="8">
-      <w:startOverride w:val="1"/>
-    </w:lvlOverride>
-  </w:num>
-  <w:num w:numId="46" w16cid:durableId="2072580151">
-    <w:abstractNumId w:val="22"/>
-  </w:num>
-  <w:num w:numId="47" w16cid:durableId="1542134611">
-    <w:abstractNumId w:val="27"/>
-  </w:num>
-  <w:num w:numId="48" w16cid:durableId="819733770">
-    <w:abstractNumId w:val="23"/>
-  </w:num>
-  <w:num w:numId="49" w16cid:durableId="327246116">
-    <w:abstractNumId w:val="35"/>
-  </w:num>
-  <w:num w:numId="50" w16cid:durableId="1271934665">
-    <w:abstractNumId w:val="44"/>
-  </w:num>
-  <w:num w:numId="51" w16cid:durableId="374086077">
-    <w:abstractNumId w:val="40"/>
-  </w:num>
-  <w:num w:numId="52" w16cid:durableId="173500720">
-    <w:abstractNumId w:val="13"/>
-  </w:num>
-  <w:num w:numId="53" w16cid:durableId="347484434">
-    <w:abstractNumId w:val="38"/>
-  </w:num>
-  <w:num w:numId="54" w16cid:durableId="1119954646">
-    <w:abstractNumId w:val="21"/>
-  </w:num>
-  <w:num w:numId="55" w16cid:durableId="1719476217">
-    <w:abstractNumId w:val="45"/>
-  </w:num>
-  <w:num w:numId="56" w16cid:durableId="1557735810">
-    <w:abstractNumId w:val="47"/>
-  </w:num>
-  <w:num w:numId="57" w16cid:durableId="1263800403">
-    <w:abstractNumId w:val="18"/>
-  </w:num>
-  <w:num w:numId="58" w16cid:durableId="1668900149">
-    <w:abstractNumId w:val="30"/>
-  </w:num>
-  <w:num w:numId="59" w16cid:durableId="2034569204">
-    <w:abstractNumId w:val="19"/>
-  </w:num>
+  <w:numIdMacAtCleanup w:val="8"/>
 </w:numbering>
 </file>
 
@@ -7063,7 +3336,7 @@
     <w:rsid w:val="009C67A8"/>
     <w:pPr>
       <w:numPr>
-        <w:numId w:val="37"/>
+        <w:numId w:val="7"/>
       </w:numPr>
       <w:contextualSpacing/>
     </w:pPr>
@@ -7076,7 +3349,7 @@
     <w:rsid w:val="009C67A8"/>
     <w:pPr>
       <w:numPr>
-        <w:numId w:val="12"/>
+        <w:numId w:val="1"/>
       </w:numPr>
       <w:tabs>
         <w:tab w:val="num" w:pos="360"/>
@@ -7092,7 +3365,7 @@
     <w:pPr>
       <w:numPr>
         <w:ilvl w:val="1"/>
-        <w:numId w:val="12"/>
+        <w:numId w:val="1"/>
       </w:numPr>
     </w:pPr>
   </w:style>
@@ -7105,7 +3378,7 @@
     <w:pPr>
       <w:numPr>
         <w:ilvl w:val="2"/>
-        <w:numId w:val="12"/>
+        <w:numId w:val="1"/>
       </w:numPr>
     </w:pPr>
   </w:style>
@@ -7369,7 +3642,7 @@
     <w:rsid w:val="003D0FAA"/>
     <w:pPr>
       <w:numPr>
-        <w:numId w:val="33"/>
+        <w:numId w:val="5"/>
       </w:numPr>
     </w:pPr>
   </w:style>
@@ -7398,7 +3671,7 @@
     <w:rsid w:val="00E269E1"/>
     <w:pPr>
       <w:numPr>
-        <w:numId w:val="16"/>
+        <w:numId w:val="2"/>
       </w:numPr>
       <w:tabs>
         <w:tab w:val="left" w:pos="7938"/>
@@ -7661,7 +3934,7 @@
     <w:rsid w:val="00E0011A"/>
     <w:pPr>
       <w:numPr>
-        <w:numId w:val="35"/>
+        <w:numId w:val="6"/>
       </w:numPr>
     </w:pPr>
   </w:style>
@@ -7675,7 +3948,7 @@
     <w:pPr>
       <w:numPr>
         <w:ilvl w:val="1"/>
-        <w:numId w:val="35"/>
+        <w:numId w:val="6"/>
       </w:numPr>
     </w:pPr>
   </w:style>
@@ -7689,7 +3962,7 @@
     <w:pPr>
       <w:numPr>
         <w:ilvl w:val="2"/>
-        <w:numId w:val="35"/>
+        <w:numId w:val="6"/>
       </w:numPr>
     </w:pPr>
   </w:style>
@@ -7702,7 +3975,7 @@
     <w:pPr>
       <w:numPr>
         <w:ilvl w:val="3"/>
-        <w:numId w:val="35"/>
+        <w:numId w:val="6"/>
       </w:numPr>
     </w:pPr>
   </w:style>
@@ -7806,7 +4079,7 @@
     <w:pPr>
       <w:numPr>
         <w:ilvl w:val="5"/>
-        <w:numId w:val="35"/>
+        <w:numId w:val="6"/>
       </w:numPr>
     </w:pPr>
   </w:style>
@@ -7837,7 +4110,7 @@
     <w:pPr>
       <w:numPr>
         <w:ilvl w:val="8"/>
-        <w:numId w:val="35"/>
+        <w:numId w:val="6"/>
       </w:numPr>
     </w:pPr>
   </w:style>
@@ -7862,7 +4135,7 @@
     <w:pPr>
       <w:numPr>
         <w:ilvl w:val="4"/>
-        <w:numId w:val="35"/>
+        <w:numId w:val="6"/>
       </w:numPr>
       <w:ind w:left="1134" w:hanging="1134"/>
     </w:pPr>
@@ -7877,7 +4150,7 @@
     <w:pPr>
       <w:pageBreakBefore/>
       <w:numPr>
-        <w:numId w:val="28"/>
+        <w:numId w:val="3"/>
       </w:numPr>
       <w:pBdr>
         <w:top w:val="single" w:sz="8" w:space="5" w:color="000000" w:themeColor="text1"/>
@@ -7987,7 +4260,7 @@
     <w:rsid w:val="00E0011A"/>
     <w:pPr>
       <w:numPr>
-        <w:numId w:val="31"/>
+        <w:numId w:val="4"/>
       </w:numPr>
     </w:pPr>
   </w:style>
@@ -7997,7 +4270,7 @@
     <w:rsid w:val="002B1F0B"/>
     <w:pPr>
       <w:numPr>
-        <w:numId w:val="33"/>
+        <w:numId w:val="5"/>
       </w:numPr>
     </w:pPr>
   </w:style>
@@ -9297,42 +5570,6 @@
 </file>
 
 <file path=customXml/item1.xml><?xml version="1.0" encoding="utf-8"?>
-<b:Sources xmlns:b="http://schemas.openxmlformats.org/officeDocument/2006/bibliography" xmlns="http://schemas.openxmlformats.org/officeDocument/2006/bibliography" SelectedStyle="\APASixthEditionOfficeOnline.xsl" StyleName="APA" Version="6">
-  <b:Source>
-    <b:Tag>Authr</b:Tag>
-    <b:SourceType>Book</b:SourceType>
-    <b:Guid>{BA01FD2C-EDFC-4D13-8F46-679005D5D2FB}</b:Guid>
-    <b:Author>
-      <b:Author>
-        <b:NameList>
-          <b:Person>
-            <b:Last>Autor</b:Last>
-            <b:First>Anton</b:First>
-          </b:Person>
-        </b:NameList>
-      </b:Author>
-    </b:Author>
-    <b:Title>Titel</b:Title>
-    <b:Year>Jahr</b:Year>
-    <b:City>Ort</b:City>
-    <b:Publisher>Verleger</b:Publisher>
-    <b:RefOrder>1</b:RefOrder>
-  </b:Source>
-</b:Sources>
-</file>
-
-<file path=customXml/item2.xml><?xml version="1.0" encoding="utf-8"?>
-<p:properties xmlns:p="http://schemas.microsoft.com/office/2006/metadata/properties" xmlns:xsi="http://www.w3.org/2001/XMLSchema-instance" xmlns:pc="http://schemas.microsoft.com/office/infopath/2007/PartnerControls">
-  <documentManagement>
-    <TaxCatchAll xmlns="882bfd46-f05b-43df-9317-43474c8dff16" xsi:nil="true"/>
-    <lcf76f155ced4ddcb4097134ff3c332f xmlns="24da1e36-3a78-407b-a34e-7d2a717a568d">
-      <Terms xmlns="http://schemas.microsoft.com/office/infopath/2007/PartnerControls"/>
-    </lcf76f155ced4ddcb4097134ff3c332f>
-  </documentManagement>
-</p:properties>
-</file>
-
-<file path=customXml/item3.xml><?xml version="1.0" encoding="utf-8"?>
 <ct:contentTypeSchema xmlns:ct="http://schemas.microsoft.com/office/2006/metadata/contentType" xmlns:ma="http://schemas.microsoft.com/office/2006/metadata/properties/metaAttributes" ct:_="" ma:_="" ma:contentTypeName="Document" ma:contentTypeID="0x010100F079F2622F13FB4C83088A316571CAE2" ma:contentTypeVersion="10" ma:contentTypeDescription="Create a new document." ma:contentTypeScope="" ma:versionID="bcdbf58b5a68a2c80f5779f923dc80c3">
   <xsd:schema xmlns:xsd="http://www.w3.org/2001/XMLSchema" xmlns:xs="http://www.w3.org/2001/XMLSchema" xmlns:p="http://schemas.microsoft.com/office/2006/metadata/properties" xmlns:ns2="24da1e36-3a78-407b-a34e-7d2a717a568d" xmlns:ns3="882bfd46-f05b-43df-9317-43474c8dff16" targetNamespace="http://schemas.microsoft.com/office/2006/metadata/properties" ma:root="true" ma:fieldsID="fb6086915d4fd308ca1fc2ca6d7d81d4" ns2:_="" ns3:_="">
     <xsd:import namespace="24da1e36-3a78-407b-a34e-7d2a717a568d"/>
@@ -9521,6 +5758,42 @@
 </ct:contentTypeSchema>
 </file>
 
+<file path=customXml/item2.xml><?xml version="1.0" encoding="utf-8"?>
+<p:properties xmlns:p="http://schemas.microsoft.com/office/2006/metadata/properties" xmlns:xsi="http://www.w3.org/2001/XMLSchema-instance" xmlns:pc="http://schemas.microsoft.com/office/infopath/2007/PartnerControls">
+  <documentManagement>
+    <TaxCatchAll xmlns="882bfd46-f05b-43df-9317-43474c8dff16" xsi:nil="true"/>
+    <lcf76f155ced4ddcb4097134ff3c332f xmlns="24da1e36-3a78-407b-a34e-7d2a717a568d">
+      <Terms xmlns="http://schemas.microsoft.com/office/infopath/2007/PartnerControls"/>
+    </lcf76f155ced4ddcb4097134ff3c332f>
+  </documentManagement>
+</p:properties>
+</file>
+
+<file path=customXml/item3.xml><?xml version="1.0" encoding="utf-8"?>
+<b:Sources xmlns:b="http://schemas.openxmlformats.org/officeDocument/2006/bibliography" xmlns="http://schemas.openxmlformats.org/officeDocument/2006/bibliography" SelectedStyle="\APASixthEditionOfficeOnline.xsl" StyleName="APA" Version="6">
+  <b:Source>
+    <b:Tag>Authr</b:Tag>
+    <b:SourceType>Book</b:SourceType>
+    <b:Guid>{BA01FD2C-EDFC-4D13-8F46-679005D5D2FB}</b:Guid>
+    <b:Author>
+      <b:Author>
+        <b:NameList>
+          <b:Person>
+            <b:Last>Autor</b:Last>
+            <b:First>Anton</b:First>
+          </b:Person>
+        </b:NameList>
+      </b:Author>
+    </b:Author>
+    <b:Title>Titel</b:Title>
+    <b:Year>Jahr</b:Year>
+    <b:City>Ort</b:City>
+    <b:Publisher>Verleger</b:Publisher>
+    <b:RefOrder>1</b:RefOrder>
+  </b:Source>
+</b:Sources>
+</file>
+
 <file path=customXml/item4.xml><?xml version="1.0" encoding="utf-8"?>
 <?mso-contentType ?>
 <FormTemplates xmlns="http://schemas.microsoft.com/sharepoint/v3/contenttype/forms">
@@ -9531,9 +5804,20 @@
 </file>
 
 <file path=customXml/itemProps1.xml><?xml version="1.0" encoding="utf-8"?>
-<ds:datastoreItem xmlns:ds="http://schemas.openxmlformats.org/officeDocument/2006/customXml" ds:itemID="{A77B781F-CA08-491A-A6F1-F7575EFA3380}">
+<ds:datastoreItem xmlns:ds="http://schemas.openxmlformats.org/officeDocument/2006/customXml" ds:itemID="{FF865E2D-B639-494F-90B2-9CF1FF9D3357}">
   <ds:schemaRefs>
-    <ds:schemaRef ds:uri="http://schemas.openxmlformats.org/officeDocument/2006/bibliography"/>
+    <ds:schemaRef ds:uri="http://schemas.microsoft.com/office/2006/metadata/contentType"/>
+    <ds:schemaRef ds:uri="http://schemas.microsoft.com/office/2006/metadata/properties/metaAttributes"/>
+    <ds:schemaRef ds:uri="http://www.w3.org/2001/XMLSchema"/>
+    <ds:schemaRef ds:uri="http://schemas.microsoft.com/office/2006/metadata/properties"/>
+    <ds:schemaRef ds:uri="24da1e36-3a78-407b-a34e-7d2a717a568d"/>
+    <ds:schemaRef ds:uri="882bfd46-f05b-43df-9317-43474c8dff16"/>
+    <ds:schemaRef ds:uri="http://schemas.microsoft.com/office/2006/documentManagement/types"/>
+    <ds:schemaRef ds:uri="http://schemas.microsoft.com/office/infopath/2007/PartnerControls"/>
+    <ds:schemaRef ds:uri="http://schemas.openxmlformats.org/package/2006/metadata/core-properties"/>
+    <ds:schemaRef ds:uri="http://purl.org/dc/elements/1.1/"/>
+    <ds:schemaRef ds:uri="http://purl.org/dc/terms/"/>
+    <ds:schemaRef ds:uri="http://schemas.microsoft.com/internal/obd"/>
   </ds:schemaRefs>
 </ds:datastoreItem>
 </file>
@@ -9543,14 +5827,18 @@
   <ds:schemaRefs>
     <ds:schemaRef ds:uri="http://schemas.microsoft.com/office/2006/metadata/properties"/>
     <ds:schemaRef ds:uri="http://schemas.microsoft.com/office/infopath/2007/PartnerControls"/>
-    <ds:schemaRef ds:uri="6570410f-6d37-4ff7-9dc6-3301c0077d94"/>
-    <ds:schemaRef ds:uri="54e34c82-4e1e-4078-87f4-d5a252643881"/>
+    <ds:schemaRef ds:uri="882bfd46-f05b-43df-9317-43474c8dff16"/>
+    <ds:schemaRef ds:uri="24da1e36-3a78-407b-a34e-7d2a717a568d"/>
   </ds:schemaRefs>
 </ds:datastoreItem>
 </file>
 
 <file path=customXml/itemProps3.xml><?xml version="1.0" encoding="utf-8"?>
-<ds:datastoreItem xmlns:ds="http://schemas.openxmlformats.org/officeDocument/2006/customXml" ds:itemID="{FF865E2D-B639-494F-90B2-9CF1FF9D3357}"/>
+<ds:datastoreItem xmlns:ds="http://schemas.openxmlformats.org/officeDocument/2006/customXml" ds:itemID="{A77B781F-CA08-491A-A6F1-F7575EFA3380}">
+  <ds:schemaRefs>
+    <ds:schemaRef ds:uri="http://schemas.openxmlformats.org/officeDocument/2006/bibliography"/>
+  </ds:schemaRefs>
+</ds:datastoreItem>
 </file>
 
 <file path=customXml/itemProps4.xml><?xml version="1.0" encoding="utf-8"?>
